--- a/Fase 1/Evidencias Individuales/Abarza_Diego_1.3_APT122_AutoevaluacionFase1.docx
+++ b/Fase 1/Evidencias Individuales/Abarza_Diego_1.3_APT122_AutoevaluacionFase1.docx
@@ -7,6 +7,7 @@
         <w:rPr>
           <w:rFonts w:ascii="Calibri" w:cs="Calibri" w:eastAsia="Calibri" w:hAnsi="Calibri"/>
           <w:b w:val="1"/>
+          <w:bCs w:val="1"/>
           <w:color w:val="000000"/>
           <w:sz w:val="72"/>
           <w:szCs w:val="72"/>
@@ -16,6 +17,7 @@
         <w:rPr>
           <w:rFonts w:ascii="Calibri" w:cs="Calibri" w:eastAsia="Calibri" w:hAnsi="Calibri"/>
           <w:b w:val="1"/>
+          <w:bCs w:val="1"/>
           <w:color w:val="000000"/>
           <w:sz w:val="72"/>
           <w:szCs w:val="72"/>
@@ -48,7 +50,9 @@
         <w:rPr>
           <w:rFonts w:ascii="Calibri" w:cs="Calibri" w:eastAsia="Calibri" w:hAnsi="Calibri"/>
           <w:b w:val="1"/>
+          <w:bCs w:val="1"/>
           <w:i w:val="0"/>
+          <w:iCs w:val="0"/>
           <w:smallCaps w:val="0"/>
           <w:strike w:val="0"/>
           <w:color w:val="000000"/>
@@ -63,7 +67,9 @@
         <w:rPr>
           <w:rFonts w:ascii="Calibri" w:cs="Calibri" w:eastAsia="Calibri" w:hAnsi="Calibri"/>
           <w:b w:val="1"/>
+          <w:bCs w:val="1"/>
           <w:i w:val="0"/>
+          <w:iCs w:val="0"/>
           <w:smallCaps w:val="0"/>
           <w:strike w:val="0"/>
           <w:color w:val="000000"/>
@@ -123,7 +129,6 @@
             <w:pPr>
               <w:keepNext w:val="0"/>
               <w:keepLines w:val="0"/>
-              <w:pageBreakBefore w:val="0"/>
               <w:widowControl w:val="1"/>
               <w:pBdr>
                 <w:top w:space="0" w:sz="0" w:val="nil"/>
@@ -143,7 +148,9 @@
               <w:rPr>
                 <w:rFonts w:ascii="Calibri" w:cs="Calibri" w:eastAsia="Calibri" w:hAnsi="Calibri"/>
                 <w:b w:val="1"/>
-                <w:i w:val="0"/>
+                <w:bCs w:val="1"/>
+                <w:i w:val="0"/>
+                <w:iCs w:val="0"/>
                 <w:smallCaps w:val="0"/>
                 <w:strike w:val="0"/>
                 <w:color w:val="ffffff"/>
@@ -158,7 +165,9 @@
               <w:rPr>
                 <w:rFonts w:ascii="Calibri" w:cs="Calibri" w:eastAsia="Calibri" w:hAnsi="Calibri"/>
                 <w:b w:val="1"/>
-                <w:i w:val="0"/>
+                <w:bCs w:val="1"/>
+                <w:i w:val="0"/>
+                <w:iCs w:val="0"/>
                 <w:smallCaps w:val="0"/>
                 <w:strike w:val="0"/>
                 <w:color w:val="ffffff"/>
@@ -182,7 +191,6 @@
             <w:pPr>
               <w:keepNext w:val="0"/>
               <w:keepLines w:val="0"/>
-              <w:pageBreakBefore w:val="0"/>
               <w:widowControl w:val="1"/>
               <w:pBdr>
                 <w:top w:space="0" w:sz="0" w:val="nil"/>
@@ -202,7 +210,9 @@
               <w:rPr>
                 <w:rFonts w:ascii="Calibri" w:cs="Calibri" w:eastAsia="Calibri" w:hAnsi="Calibri"/>
                 <w:b w:val="1"/>
-                <w:i w:val="0"/>
+                <w:bCs w:val="1"/>
+                <w:i w:val="0"/>
+                <w:iCs w:val="0"/>
                 <w:smallCaps w:val="0"/>
                 <w:strike w:val="0"/>
                 <w:color w:val="ffffff"/>
@@ -217,7 +227,9 @@
               <w:rPr>
                 <w:rFonts w:ascii="Calibri" w:cs="Calibri" w:eastAsia="Calibri" w:hAnsi="Calibri"/>
                 <w:b w:val="1"/>
-                <w:i w:val="0"/>
+                <w:bCs w:val="1"/>
+                <w:i w:val="0"/>
+                <w:iCs w:val="0"/>
                 <w:smallCaps w:val="0"/>
                 <w:strike w:val="0"/>
                 <w:color w:val="ffffff"/>
@@ -241,7 +253,6 @@
             <w:pPr>
               <w:keepNext w:val="0"/>
               <w:keepLines w:val="0"/>
-              <w:pageBreakBefore w:val="0"/>
               <w:widowControl w:val="1"/>
               <w:pBdr>
                 <w:top w:space="0" w:sz="0" w:val="nil"/>
@@ -261,7 +272,9 @@
               <w:rPr>
                 <w:rFonts w:ascii="Calibri" w:cs="Calibri" w:eastAsia="Calibri" w:hAnsi="Calibri"/>
                 <w:b w:val="1"/>
-                <w:i w:val="0"/>
+                <w:bCs w:val="1"/>
+                <w:i w:val="0"/>
+                <w:iCs w:val="0"/>
                 <w:smallCaps w:val="0"/>
                 <w:strike w:val="0"/>
                 <w:color w:val="ffffff"/>
@@ -276,7 +289,9 @@
               <w:rPr>
                 <w:rFonts w:ascii="Calibri" w:cs="Calibri" w:eastAsia="Calibri" w:hAnsi="Calibri"/>
                 <w:b w:val="1"/>
-                <w:i w:val="0"/>
+                <w:bCs w:val="1"/>
+                <w:i w:val="0"/>
+                <w:iCs w:val="0"/>
                 <w:smallCaps w:val="0"/>
                 <w:strike w:val="0"/>
                 <w:color w:val="ffffff"/>
@@ -300,7 +315,6 @@
             <w:pPr>
               <w:keepNext w:val="0"/>
               <w:keepLines w:val="0"/>
-              <w:pageBreakBefore w:val="0"/>
               <w:widowControl w:val="1"/>
               <w:pBdr>
                 <w:top w:space="0" w:sz="0" w:val="nil"/>
@@ -320,7 +334,9 @@
               <w:rPr>
                 <w:rFonts w:ascii="Calibri" w:cs="Calibri" w:eastAsia="Calibri" w:hAnsi="Calibri"/>
                 <w:b w:val="1"/>
-                <w:i w:val="0"/>
+                <w:bCs w:val="1"/>
+                <w:i w:val="0"/>
+                <w:iCs w:val="0"/>
                 <w:smallCaps w:val="0"/>
                 <w:strike w:val="0"/>
                 <w:color w:val="ffffff"/>
@@ -335,7 +351,9 @@
               <w:rPr>
                 <w:rFonts w:ascii="Calibri" w:cs="Calibri" w:eastAsia="Calibri" w:hAnsi="Calibri"/>
                 <w:b w:val="1"/>
-                <w:i w:val="0"/>
+                <w:bCs w:val="1"/>
+                <w:i w:val="0"/>
+                <w:iCs w:val="0"/>
                 <w:smallCaps w:val="0"/>
                 <w:strike w:val="0"/>
                 <w:color w:val="ffffff"/>
@@ -366,7 +384,6 @@
             <w:pPr>
               <w:keepNext w:val="0"/>
               <w:keepLines w:val="0"/>
-              <w:pageBreakBefore w:val="0"/>
               <w:widowControl w:val="1"/>
               <w:pBdr>
                 <w:top w:space="0" w:sz="0" w:val="nil"/>
@@ -386,7 +403,9 @@
               <w:rPr>
                 <w:rFonts w:ascii="Calibri" w:cs="Calibri" w:eastAsia="Calibri" w:hAnsi="Calibri"/>
                 <w:b w:val="1"/>
-                <w:i w:val="0"/>
+                <w:bCs w:val="1"/>
+                <w:i w:val="0"/>
+                <w:iCs w:val="0"/>
                 <w:smallCaps w:val="0"/>
                 <w:strike w:val="0"/>
                 <w:color w:val="262626"/>
@@ -401,7 +420,9 @@
               <w:rPr>
                 <w:rFonts w:ascii="Calibri" w:cs="Calibri" w:eastAsia="Calibri" w:hAnsi="Calibri"/>
                 <w:b w:val="1"/>
-                <w:i w:val="0"/>
+                <w:bCs w:val="1"/>
+                <w:i w:val="0"/>
+                <w:iCs w:val="0"/>
                 <w:smallCaps w:val="0"/>
                 <w:strike w:val="0"/>
                 <w:color w:val="262626"/>
@@ -425,7 +446,6 @@
             <w:pPr>
               <w:keepNext w:val="0"/>
               <w:keepLines w:val="0"/>
-              <w:pageBreakBefore w:val="0"/>
               <w:widowControl w:val="1"/>
               <w:pBdr>
                 <w:top w:space="0" w:sz="0" w:val="nil"/>
@@ -445,7 +465,9 @@
               <w:rPr>
                 <w:rFonts w:ascii="Times New Roman" w:cs="Times New Roman" w:eastAsia="Times New Roman" w:hAnsi="Times New Roman"/>
                 <w:b w:val="0"/>
-                <w:i w:val="0"/>
+                <w:bCs w:val="0"/>
+                <w:i w:val="0"/>
+                <w:iCs w:val="0"/>
                 <w:smallCaps w:val="0"/>
                 <w:strike w:val="0"/>
                 <w:color w:val="000000"/>
@@ -460,7 +482,9 @@
               <w:rPr>
                 <w:rFonts w:ascii="Calibri" w:cs="Calibri" w:eastAsia="Calibri" w:hAnsi="Calibri"/>
                 <w:b w:val="1"/>
-                <w:i w:val="0"/>
+                <w:bCs w:val="1"/>
+                <w:i w:val="0"/>
+                <w:iCs w:val="0"/>
                 <w:smallCaps w:val="0"/>
                 <w:strike w:val="0"/>
                 <w:color w:val="262626"/>
@@ -488,7 +512,6 @@
             <w:pPr>
               <w:keepNext w:val="0"/>
               <w:keepLines w:val="0"/>
-              <w:pageBreakBefore w:val="0"/>
               <w:widowControl w:val="1"/>
               <w:pBdr>
                 <w:top w:space="0" w:sz="0" w:val="nil"/>
@@ -508,7 +531,9 @@
               <w:rPr>
                 <w:rFonts w:ascii="Calibri" w:cs="Calibri" w:eastAsia="Calibri" w:hAnsi="Calibri"/>
                 <w:b w:val="0"/>
-                <w:i w:val="0"/>
+                <w:bCs w:val="0"/>
+                <w:i w:val="0"/>
+                <w:iCs w:val="0"/>
                 <w:smallCaps w:val="0"/>
                 <w:strike w:val="0"/>
                 <w:color w:val="5b9bd5"/>
@@ -523,7 +548,9 @@
               <w:rPr>
                 <w:rFonts w:ascii="Calibri" w:cs="Calibri" w:eastAsia="Calibri" w:hAnsi="Calibri"/>
                 <w:b w:val="0"/>
-                <w:i w:val="0"/>
+                <w:bCs w:val="0"/>
+                <w:i w:val="0"/>
+                <w:iCs w:val="0"/>
                 <w:smallCaps w:val="0"/>
                 <w:strike w:val="0"/>
                 <w:color w:val="000000"/>
@@ -551,7 +578,6 @@
             <w:pPr>
               <w:keepNext w:val="0"/>
               <w:keepLines w:val="0"/>
-              <w:pageBreakBefore w:val="0"/>
               <w:widowControl w:val="1"/>
               <w:pBdr>
                 <w:top w:space="0" w:sz="0" w:val="nil"/>
@@ -571,7 +597,9 @@
               <w:rPr>
                 <w:rFonts w:ascii="Calibri" w:cs="Calibri" w:eastAsia="Calibri" w:hAnsi="Calibri"/>
                 <w:b w:val="1"/>
-                <w:i w:val="0"/>
+                <w:bCs w:val="1"/>
+                <w:i w:val="0"/>
+                <w:iCs w:val="0"/>
                 <w:smallCaps w:val="0"/>
                 <w:strike w:val="0"/>
                 <w:color w:val="404040"/>
@@ -586,7 +614,9 @@
               <w:rPr>
                 <w:rFonts w:ascii="Calibri" w:cs="Calibri" w:eastAsia="Calibri" w:hAnsi="Calibri"/>
                 <w:b w:val="1"/>
-                <w:i w:val="0"/>
+                <w:bCs w:val="1"/>
+                <w:i w:val="0"/>
+                <w:iCs w:val="0"/>
                 <w:smallCaps w:val="0"/>
                 <w:strike w:val="0"/>
                 <w:color w:val="404040"/>
@@ -627,7 +657,9 @@
         <w:rPr>
           <w:rFonts w:ascii="Calibri" w:cs="Calibri" w:eastAsia="Calibri" w:hAnsi="Calibri"/>
           <w:b w:val="1"/>
+          <w:bCs w:val="1"/>
           <w:i w:val="0"/>
+          <w:iCs w:val="0"/>
           <w:smallCaps w:val="0"/>
           <w:strike w:val="0"/>
           <w:color w:val="000000"/>
@@ -652,7 +684,7 @@
         <w:widowControl w:val="1"/>
         <w:numPr>
           <w:ilvl w:val="0"/>
-          <w:numId w:val="5"/>
+          <w:numId w:val="8"/>
         </w:numPr>
         <w:pBdr>
           <w:top w:space="0" w:sz="0" w:val="nil"/>
@@ -666,14 +698,8 @@
         <w:ind w:left="360" w:right="0" w:hanging="360"/>
         <w:jc w:val="left"/>
         <w:rPr>
-          <w:rFonts w:ascii="Calibri" w:cs="Calibri" w:eastAsia="Calibri" w:hAnsi="Calibri"/>
-          <w:b w:val="1"/>
-          <w:i w:val="0"/>
           <w:smallCaps w:val="0"/>
           <w:strike w:val="0"/>
-          <w:color w:val="000000"/>
-          <w:sz w:val="40"/>
-          <w:szCs w:val="40"/>
           <w:u w:val="none"/>
           <w:shd w:fill="auto" w:val="clear"/>
           <w:vertAlign w:val="baseline"/>
@@ -683,7 +709,9 @@
         <w:rPr>
           <w:rFonts w:ascii="Calibri" w:cs="Calibri" w:eastAsia="Calibri" w:hAnsi="Calibri"/>
           <w:b w:val="1"/>
+          <w:bCs w:val="1"/>
           <w:i w:val="0"/>
+          <w:iCs w:val="0"/>
           <w:smallCaps w:val="0"/>
           <w:strike w:val="0"/>
           <w:color w:val="000000"/>
@@ -753,7 +781,6 @@
             <w:pPr>
               <w:keepNext w:val="0"/>
               <w:keepLines w:val="0"/>
-              <w:pageBreakBefore w:val="0"/>
               <w:widowControl w:val="1"/>
               <w:pBdr>
                 <w:top w:space="0" w:sz="0" w:val="nil"/>
@@ -773,7 +800,9 @@
               <w:rPr>
                 <w:rFonts w:ascii="Calibri" w:cs="Calibri" w:eastAsia="Calibri" w:hAnsi="Calibri"/>
                 <w:b w:val="1"/>
-                <w:i w:val="0"/>
+                <w:bCs w:val="1"/>
+                <w:i w:val="0"/>
+                <w:iCs w:val="0"/>
                 <w:smallCaps w:val="0"/>
                 <w:strike w:val="0"/>
                 <w:color w:val="000000"/>
@@ -806,7 +835,6 @@
             <w:pPr>
               <w:keepNext w:val="0"/>
               <w:keepLines w:val="0"/>
-              <w:pageBreakBefore w:val="0"/>
               <w:widowControl w:val="1"/>
               <w:pBdr>
                 <w:top w:space="0" w:sz="0" w:val="nil"/>
@@ -826,7 +854,9 @@
               <w:rPr>
                 <w:rFonts w:ascii="Calibri" w:cs="Calibri" w:eastAsia="Calibri" w:hAnsi="Calibri"/>
                 <w:b w:val="1"/>
-                <w:i w:val="0"/>
+                <w:bCs w:val="1"/>
+                <w:i w:val="0"/>
+                <w:iCs w:val="0"/>
                 <w:smallCaps w:val="0"/>
                 <w:strike w:val="0"/>
                 <w:color w:val="ffffff"/>
@@ -841,7 +871,9 @@
               <w:rPr>
                 <w:rFonts w:ascii="Calibri" w:cs="Calibri" w:eastAsia="Calibri" w:hAnsi="Calibri"/>
                 <w:b w:val="1"/>
-                <w:i w:val="0"/>
+                <w:bCs w:val="1"/>
+                <w:i w:val="0"/>
+                <w:iCs w:val="0"/>
                 <w:smallCaps w:val="0"/>
                 <w:strike w:val="0"/>
                 <w:color w:val="ffffff"/>
@@ -870,7 +902,6 @@
             <w:pPr>
               <w:keepNext w:val="0"/>
               <w:keepLines w:val="0"/>
-              <w:pageBreakBefore w:val="0"/>
               <w:widowControl w:val="1"/>
               <w:pBdr>
                 <w:top w:space="0" w:sz="0" w:val="nil"/>
@@ -890,7 +921,9 @@
               <w:rPr>
                 <w:rFonts w:ascii="Calibri" w:cs="Calibri" w:eastAsia="Calibri" w:hAnsi="Calibri"/>
                 <w:b w:val="1"/>
-                <w:i w:val="0"/>
+                <w:bCs w:val="1"/>
+                <w:i w:val="0"/>
+                <w:iCs w:val="0"/>
                 <w:smallCaps w:val="0"/>
                 <w:strike w:val="0"/>
                 <w:color w:val="ffffff"/>
@@ -922,7 +955,6 @@
             <w:pPr>
               <w:keepNext w:val="0"/>
               <w:keepLines w:val="0"/>
-              <w:pageBreakBefore w:val="0"/>
               <w:widowControl w:val="1"/>
               <w:pBdr>
                 <w:top w:space="0" w:sz="0" w:val="nil"/>
@@ -942,7 +974,9 @@
               <w:rPr>
                 <w:rFonts w:ascii="Calibri" w:cs="Calibri" w:eastAsia="Calibri" w:hAnsi="Calibri"/>
                 <w:b w:val="1"/>
-                <w:i w:val="0"/>
+                <w:bCs w:val="1"/>
+                <w:i w:val="0"/>
+                <w:iCs w:val="0"/>
                 <w:smallCaps w:val="0"/>
                 <w:strike w:val="0"/>
                 <w:color w:val="000000"/>
@@ -975,7 +1009,6 @@
             <w:pPr>
               <w:keepNext w:val="0"/>
               <w:keepLines w:val="0"/>
-              <w:pageBreakBefore w:val="0"/>
               <w:widowControl w:val="1"/>
               <w:pBdr>
                 <w:top w:space="0" w:sz="0" w:val="nil"/>
@@ -995,7 +1028,9 @@
               <w:rPr>
                 <w:rFonts w:ascii="Calibri" w:cs="Calibri" w:eastAsia="Calibri" w:hAnsi="Calibri"/>
                 <w:b w:val="1"/>
-                <w:i w:val="0"/>
+                <w:bCs w:val="1"/>
+                <w:i w:val="0"/>
+                <w:iCs w:val="0"/>
                 <w:smallCaps w:val="0"/>
                 <w:strike w:val="0"/>
                 <w:color w:val="ffffff"/>
@@ -1010,7 +1045,9 @@
               <w:rPr>
                 <w:rFonts w:ascii="Calibri" w:cs="Calibri" w:eastAsia="Calibri" w:hAnsi="Calibri"/>
                 <w:b w:val="1"/>
-                <w:i w:val="0"/>
+                <w:bCs w:val="1"/>
+                <w:i w:val="0"/>
+                <w:iCs w:val="0"/>
                 <w:smallCaps w:val="0"/>
                 <w:strike w:val="0"/>
                 <w:color w:val="ffffff"/>
@@ -1039,7 +1076,6 @@
             <w:pPr>
               <w:keepNext w:val="0"/>
               <w:keepLines w:val="0"/>
-              <w:pageBreakBefore w:val="0"/>
               <w:widowControl w:val="1"/>
               <w:pBdr>
                 <w:top w:space="0" w:sz="0" w:val="nil"/>
@@ -1059,7 +1095,9 @@
               <w:rPr>
                 <w:rFonts w:ascii="Calibri" w:cs="Calibri" w:eastAsia="Calibri" w:hAnsi="Calibri"/>
                 <w:b w:val="1"/>
-                <w:i w:val="0"/>
+                <w:bCs w:val="1"/>
+                <w:i w:val="0"/>
+                <w:iCs w:val="0"/>
                 <w:smallCaps w:val="0"/>
                 <w:strike w:val="0"/>
                 <w:color w:val="ffffff"/>
@@ -1091,7 +1129,6 @@
             <w:pPr>
               <w:keepNext w:val="0"/>
               <w:keepLines w:val="0"/>
-              <w:pageBreakBefore w:val="0"/>
               <w:widowControl w:val="1"/>
               <w:pBdr>
                 <w:top w:space="0" w:sz="0" w:val="nil"/>
@@ -1111,7 +1148,9 @@
               <w:rPr>
                 <w:rFonts w:ascii="Calibri" w:cs="Calibri" w:eastAsia="Calibri" w:hAnsi="Calibri"/>
                 <w:b w:val="1"/>
-                <w:i w:val="0"/>
+                <w:bCs w:val="1"/>
+                <w:i w:val="0"/>
+                <w:iCs w:val="0"/>
                 <w:smallCaps w:val="0"/>
                 <w:strike w:val="0"/>
                 <w:color w:val="000000"/>
@@ -1126,7 +1165,9 @@
               <w:rPr>
                 <w:rFonts w:ascii="Calibri" w:cs="Calibri" w:eastAsia="Calibri" w:hAnsi="Calibri"/>
                 <w:b w:val="1"/>
-                <w:i w:val="0"/>
+                <w:bCs w:val="1"/>
+                <w:i w:val="0"/>
+                <w:iCs w:val="0"/>
                 <w:smallCaps w:val="0"/>
                 <w:strike w:val="0"/>
                 <w:color w:val="262626"/>
@@ -1161,7 +1202,6 @@
             <w:pPr>
               <w:keepNext w:val="0"/>
               <w:keepLines w:val="0"/>
-              <w:pageBreakBefore w:val="0"/>
               <w:widowControl w:val="1"/>
               <w:pBdr>
                 <w:top w:space="0" w:sz="0" w:val="nil"/>
@@ -1181,7 +1221,9 @@
               <w:rPr>
                 <w:rFonts w:ascii="Calibri" w:cs="Calibri" w:eastAsia="Calibri" w:hAnsi="Calibri"/>
                 <w:b w:val="1"/>
-                <w:i w:val="0"/>
+                <w:bCs w:val="1"/>
+                <w:i w:val="0"/>
+                <w:iCs w:val="0"/>
                 <w:smallCaps w:val="0"/>
                 <w:strike w:val="0"/>
                 <w:color w:val="ffffff"/>
@@ -1196,7 +1238,9 @@
               <w:rPr>
                 <w:rFonts w:ascii="Calibri" w:cs="Calibri" w:eastAsia="Calibri" w:hAnsi="Calibri"/>
                 <w:b w:val="1"/>
-                <w:i w:val="0"/>
+                <w:bCs w:val="1"/>
+                <w:i w:val="0"/>
+                <w:iCs w:val="0"/>
                 <w:smallCaps w:val="0"/>
                 <w:strike w:val="0"/>
                 <w:color w:val="ffffff"/>
@@ -1237,7 +1281,9 @@
         <w:rPr>
           <w:rFonts w:ascii="Calibri" w:cs="Calibri" w:eastAsia="Calibri" w:hAnsi="Calibri"/>
           <w:b w:val="1"/>
+          <w:bCs w:val="1"/>
           <w:i w:val="0"/>
+          <w:iCs w:val="0"/>
           <w:smallCaps w:val="0"/>
           <w:strike w:val="0"/>
           <w:color w:val="000000"/>
@@ -1262,7 +1308,7 @@
         <w:widowControl w:val="1"/>
         <w:numPr>
           <w:ilvl w:val="0"/>
-          <w:numId w:val="5"/>
+          <w:numId w:val="8"/>
         </w:numPr>
         <w:pBdr>
           <w:top w:space="0" w:sz="0" w:val="nil"/>
@@ -1276,14 +1322,8 @@
         <w:ind w:left="360" w:right="0" w:hanging="360"/>
         <w:jc w:val="left"/>
         <w:rPr>
-          <w:rFonts w:ascii="Calibri" w:cs="Calibri" w:eastAsia="Calibri" w:hAnsi="Calibri"/>
-          <w:b w:val="1"/>
-          <w:i w:val="0"/>
           <w:smallCaps w:val="0"/>
           <w:strike w:val="0"/>
-          <w:color w:val="000000"/>
-          <w:sz w:val="40"/>
-          <w:szCs w:val="40"/>
           <w:u w:val="none"/>
           <w:shd w:fill="auto" w:val="clear"/>
           <w:vertAlign w:val="baseline"/>
@@ -1293,7 +1333,9 @@
         <w:rPr>
           <w:rFonts w:ascii="Calibri" w:cs="Calibri" w:eastAsia="Calibri" w:hAnsi="Calibri"/>
           <w:b w:val="1"/>
+          <w:bCs w:val="1"/>
           <w:i w:val="0"/>
+          <w:iCs w:val="0"/>
           <w:smallCaps w:val="0"/>
           <w:strike w:val="0"/>
           <w:color w:val="000000"/>
@@ -1354,7 +1396,6 @@
             <w:pPr>
               <w:keepNext w:val="0"/>
               <w:keepLines w:val="0"/>
-              <w:pageBreakBefore w:val="0"/>
               <w:widowControl w:val="1"/>
               <w:pBdr>
                 <w:top w:space="0" w:sz="0" w:val="nil"/>
@@ -1374,7 +1415,9 @@
               <w:rPr>
                 <w:rFonts w:ascii="Calibri" w:cs="Calibri" w:eastAsia="Calibri" w:hAnsi="Calibri"/>
                 <w:b w:val="1"/>
-                <w:i w:val="0"/>
+                <w:bCs w:val="1"/>
+                <w:i w:val="0"/>
+                <w:iCs w:val="0"/>
                 <w:smallCaps w:val="0"/>
                 <w:strike w:val="0"/>
                 <w:color w:val="ffffff"/>
@@ -1389,7 +1432,9 @@
               <w:rPr>
                 <w:rFonts w:ascii="Calibri" w:cs="Calibri" w:eastAsia="Calibri" w:hAnsi="Calibri"/>
                 <w:b w:val="1"/>
-                <w:i w:val="0"/>
+                <w:bCs w:val="1"/>
+                <w:i w:val="0"/>
+                <w:iCs w:val="0"/>
                 <w:smallCaps w:val="0"/>
                 <w:strike w:val="0"/>
                 <w:color w:val="ffffff"/>
@@ -1413,7 +1458,6 @@
             <w:pPr>
               <w:keepNext w:val="0"/>
               <w:keepLines w:val="0"/>
-              <w:pageBreakBefore w:val="0"/>
               <w:widowControl w:val="1"/>
               <w:pBdr>
                 <w:top w:space="0" w:sz="0" w:val="nil"/>
@@ -1433,7 +1477,9 @@
               <w:rPr>
                 <w:rFonts w:ascii="Calibri" w:cs="Calibri" w:eastAsia="Calibri" w:hAnsi="Calibri"/>
                 <w:b w:val="1"/>
-                <w:i w:val="0"/>
+                <w:bCs w:val="1"/>
+                <w:i w:val="0"/>
+                <w:iCs w:val="0"/>
                 <w:smallCaps w:val="0"/>
                 <w:strike w:val="0"/>
                 <w:color w:val="ffffff"/>
@@ -1448,7 +1494,9 @@
               <w:rPr>
                 <w:rFonts w:ascii="Calibri" w:cs="Calibri" w:eastAsia="Calibri" w:hAnsi="Calibri"/>
                 <w:b w:val="1"/>
-                <w:i w:val="0"/>
+                <w:bCs w:val="1"/>
+                <w:i w:val="0"/>
+                <w:iCs w:val="0"/>
                 <w:smallCaps w:val="0"/>
                 <w:strike w:val="0"/>
                 <w:color w:val="ffffff"/>
@@ -1472,7 +1520,6 @@
             <w:pPr>
               <w:keepNext w:val="0"/>
               <w:keepLines w:val="0"/>
-              <w:pageBreakBefore w:val="0"/>
               <w:widowControl w:val="1"/>
               <w:pBdr>
                 <w:top w:space="0" w:sz="0" w:val="nil"/>
@@ -1492,7 +1539,9 @@
               <w:rPr>
                 <w:rFonts w:ascii="Calibri" w:cs="Calibri" w:eastAsia="Calibri" w:hAnsi="Calibri"/>
                 <w:b w:val="1"/>
-                <w:i w:val="0"/>
+                <w:bCs w:val="1"/>
+                <w:i w:val="0"/>
+                <w:iCs w:val="0"/>
                 <w:smallCaps w:val="0"/>
                 <w:strike w:val="0"/>
                 <w:color w:val="ffffff"/>
@@ -1507,7 +1556,9 @@
               <w:rPr>
                 <w:rFonts w:ascii="Calibri" w:cs="Calibri" w:eastAsia="Calibri" w:hAnsi="Calibri"/>
                 <w:b w:val="1"/>
-                <w:i w:val="0"/>
+                <w:bCs w:val="1"/>
+                <w:i w:val="0"/>
+                <w:iCs w:val="0"/>
                 <w:smallCaps w:val="0"/>
                 <w:strike w:val="0"/>
                 <w:color w:val="ffffff"/>
@@ -1531,7 +1582,6 @@
             <w:pPr>
               <w:keepNext w:val="0"/>
               <w:keepLines w:val="0"/>
-              <w:pageBreakBefore w:val="0"/>
               <w:widowControl w:val="1"/>
               <w:pBdr>
                 <w:top w:space="0" w:sz="0" w:val="nil"/>
@@ -1551,7 +1601,9 @@
               <w:rPr>
                 <w:rFonts w:ascii="Calibri" w:cs="Calibri" w:eastAsia="Calibri" w:hAnsi="Calibri"/>
                 <w:b w:val="1"/>
-                <w:i w:val="0"/>
+                <w:bCs w:val="1"/>
+                <w:i w:val="0"/>
+                <w:iCs w:val="0"/>
                 <w:smallCaps w:val="0"/>
                 <w:strike w:val="0"/>
                 <w:color w:val="ffffff"/>
@@ -1566,7 +1618,9 @@
               <w:rPr>
                 <w:rFonts w:ascii="Calibri" w:cs="Calibri" w:eastAsia="Calibri" w:hAnsi="Calibri"/>
                 <w:b w:val="1"/>
-                <w:i w:val="0"/>
+                <w:bCs w:val="1"/>
+                <w:i w:val="0"/>
+                <w:iCs w:val="0"/>
                 <w:smallCaps w:val="0"/>
                 <w:strike w:val="0"/>
                 <w:color w:val="ffffff"/>
@@ -1589,7 +1643,6 @@
             <w:pPr>
               <w:keepNext w:val="0"/>
               <w:keepLines w:val="0"/>
-              <w:pageBreakBefore w:val="0"/>
               <w:widowControl w:val="1"/>
               <w:pBdr>
                 <w:top w:space="0" w:sz="0" w:val="nil"/>
@@ -1609,7 +1662,9 @@
               <w:rPr>
                 <w:rFonts w:ascii="Calibri" w:cs="Calibri" w:eastAsia="Calibri" w:hAnsi="Calibri"/>
                 <w:b w:val="1"/>
-                <w:i w:val="0"/>
+                <w:bCs w:val="1"/>
+                <w:i w:val="0"/>
+                <w:iCs w:val="0"/>
                 <w:smallCaps w:val="0"/>
                 <w:strike w:val="0"/>
                 <w:color w:val="ffffff"/>
@@ -1624,7 +1679,9 @@
               <w:rPr>
                 <w:rFonts w:ascii="Calibri" w:cs="Calibri" w:eastAsia="Calibri" w:hAnsi="Calibri"/>
                 <w:b w:val="1"/>
-                <w:i w:val="0"/>
+                <w:bCs w:val="1"/>
+                <w:i w:val="0"/>
+                <w:iCs w:val="0"/>
                 <w:smallCaps w:val="0"/>
                 <w:strike w:val="0"/>
                 <w:color w:val="ffffff"/>
@@ -1657,6 +1714,7 @@
               <w:rPr>
                 <w:rFonts w:ascii="Calibri" w:cs="Calibri" w:eastAsia="Calibri" w:hAnsi="Calibri"/>
                 <w:b w:val="1"/>
+                <w:bCs w:val="1"/>
                 <w:color w:val="3b3838"/>
               </w:rPr>
             </w:pPr>
@@ -1664,6 +1722,7 @@
               <w:rPr>
                 <w:rFonts w:ascii="Calibri" w:cs="Calibri" w:eastAsia="Calibri" w:hAnsi="Calibri"/>
                 <w:b w:val="1"/>
+                <w:bCs w:val="1"/>
                 <w:color w:val="3b3838"/>
                 <w:rtl w:val="0"/>
               </w:rPr>
@@ -1699,6 +1758,7 @@
               <w:rPr>
                 <w:rFonts w:ascii="Calibri" w:cs="Calibri" w:eastAsia="Calibri" w:hAnsi="Calibri"/>
                 <w:b w:val="1"/>
+                <w:bCs w:val="1"/>
                 <w:color w:val="3b3838"/>
               </w:rPr>
             </w:pPr>
@@ -1706,6 +1766,7 @@
               <w:rPr>
                 <w:rFonts w:ascii="Calibri" w:cs="Calibri" w:eastAsia="Calibri" w:hAnsi="Calibri"/>
                 <w:b w:val="1"/>
+                <w:bCs w:val="1"/>
                 <w:color w:val="3b3838"/>
                 <w:rtl w:val="0"/>
               </w:rPr>
@@ -1716,7 +1777,6 @@
             <w:pPr>
               <w:keepNext w:val="0"/>
               <w:keepLines w:val="0"/>
-              <w:pageBreakBefore w:val="0"/>
               <w:widowControl w:val="1"/>
               <w:pBdr>
                 <w:top w:space="0" w:sz="0" w:val="nil"/>
@@ -1736,7 +1796,9 @@
               <w:rPr>
                 <w:rFonts w:ascii="Calibri" w:cs="Calibri" w:eastAsia="Calibri" w:hAnsi="Calibri"/>
                 <w:b w:val="0"/>
-                <w:i w:val="0"/>
+                <w:bCs w:val="0"/>
+                <w:i w:val="0"/>
+                <w:iCs w:val="0"/>
                 <w:smallCaps w:val="0"/>
                 <w:strike w:val="0"/>
                 <w:color w:val="3b3838"/>
@@ -1751,7 +1813,9 @@
               <w:rPr>
                 <w:rFonts w:ascii="Calibri" w:cs="Calibri" w:eastAsia="Calibri" w:hAnsi="Calibri"/>
                 <w:b w:val="0"/>
-                <w:i w:val="0"/>
+                <w:bCs w:val="0"/>
+                <w:i w:val="0"/>
+                <w:iCs w:val="0"/>
                 <w:smallCaps w:val="0"/>
                 <w:strike w:val="0"/>
                 <w:color w:val="3b3838"/>
@@ -1774,7 +1838,6 @@
             <w:pPr>
               <w:keepNext w:val="0"/>
               <w:keepLines w:val="0"/>
-              <w:pageBreakBefore w:val="0"/>
               <w:widowControl w:val="1"/>
               <w:pBdr>
                 <w:top w:space="0" w:sz="0" w:val="nil"/>
@@ -1794,7 +1857,9 @@
               <w:rPr>
                 <w:rFonts w:ascii="Calibri" w:cs="Calibri" w:eastAsia="Calibri" w:hAnsi="Calibri"/>
                 <w:b w:val="0"/>
-                <w:i w:val="0"/>
+                <w:bCs w:val="0"/>
+                <w:i w:val="0"/>
+                <w:iCs w:val="0"/>
                 <w:smallCaps w:val="0"/>
                 <w:strike w:val="0"/>
                 <w:color w:val="3b3838"/>
@@ -1809,7 +1874,9 @@
               <w:rPr>
                 <w:rFonts w:ascii="Calibri" w:cs="Calibri" w:eastAsia="Calibri" w:hAnsi="Calibri"/>
                 <w:b w:val="0"/>
-                <w:i w:val="0"/>
+                <w:bCs w:val="0"/>
+                <w:i w:val="0"/>
+                <w:iCs w:val="0"/>
                 <w:smallCaps w:val="0"/>
                 <w:strike w:val="0"/>
                 <w:color w:val="3b3838"/>
@@ -1833,7 +1900,6 @@
             <w:pPr>
               <w:keepNext w:val="0"/>
               <w:keepLines w:val="0"/>
-              <w:pageBreakBefore w:val="0"/>
               <w:widowControl w:val="1"/>
               <w:pBdr>
                 <w:top w:space="0" w:sz="0" w:val="nil"/>
@@ -1853,7 +1919,9 @@
               <w:rPr>
                 <w:rFonts w:ascii="Calibri" w:cs="Calibri" w:eastAsia="Calibri" w:hAnsi="Calibri"/>
                 <w:b w:val="0"/>
-                <w:i w:val="0"/>
+                <w:bCs w:val="0"/>
+                <w:i w:val="0"/>
+                <w:iCs w:val="0"/>
                 <w:smallCaps w:val="0"/>
                 <w:strike w:val="0"/>
                 <w:color w:val="3b3838"/>
@@ -1868,7 +1936,9 @@
               <w:rPr>
                 <w:rFonts w:ascii="Calibri" w:cs="Calibri" w:eastAsia="Calibri" w:hAnsi="Calibri"/>
                 <w:b w:val="0"/>
-                <w:i w:val="0"/>
+                <w:bCs w:val="0"/>
+                <w:i w:val="0"/>
+                <w:iCs w:val="0"/>
                 <w:smallCaps w:val="0"/>
                 <w:strike w:val="0"/>
                 <w:color w:val="3b3838"/>
@@ -1891,7 +1961,6 @@
             <w:pPr>
               <w:keepNext w:val="0"/>
               <w:keepLines w:val="0"/>
-              <w:pageBreakBefore w:val="0"/>
               <w:widowControl w:val="1"/>
               <w:pBdr>
                 <w:top w:space="0" w:sz="0" w:val="nil"/>
@@ -1911,7 +1980,9 @@
               <w:rPr>
                 <w:rFonts w:ascii="Calibri" w:cs="Calibri" w:eastAsia="Calibri" w:hAnsi="Calibri"/>
                 <w:b w:val="1"/>
-                <w:i w:val="0"/>
+                <w:bCs w:val="1"/>
+                <w:i w:val="0"/>
+                <w:iCs w:val="0"/>
                 <w:smallCaps w:val="0"/>
                 <w:strike w:val="0"/>
                 <w:color w:val="3b3838"/>
@@ -1926,7 +1997,9 @@
               <w:rPr>
                 <w:rFonts w:ascii="Calibri" w:cs="Calibri" w:eastAsia="Calibri" w:hAnsi="Calibri"/>
                 <w:b w:val="1"/>
-                <w:i w:val="0"/>
+                <w:bCs w:val="1"/>
+                <w:i w:val="0"/>
+                <w:iCs w:val="0"/>
                 <w:smallCaps w:val="0"/>
                 <w:strike w:val="0"/>
                 <w:color w:val="3b3838"/>
@@ -1972,7 +2045,9 @@
               <w:rPr>
                 <w:rFonts w:ascii="Calibri" w:cs="Calibri" w:eastAsia="Calibri" w:hAnsi="Calibri"/>
                 <w:b w:val="1"/>
-                <w:i w:val="0"/>
+                <w:bCs w:val="1"/>
+                <w:i w:val="0"/>
+                <w:iCs w:val="0"/>
                 <w:smallCaps w:val="0"/>
                 <w:strike w:val="0"/>
                 <w:color w:val="3b3838"/>
@@ -2015,7 +2090,9 @@
               <w:rPr>
                 <w:rFonts w:ascii="Calibri" w:cs="Calibri" w:eastAsia="Calibri" w:hAnsi="Calibri"/>
                 <w:b w:val="1"/>
-                <w:i w:val="0"/>
+                <w:bCs w:val="1"/>
+                <w:i w:val="0"/>
+                <w:iCs w:val="0"/>
                 <w:smallCaps w:val="0"/>
                 <w:strike w:val="0"/>
                 <w:color w:val="3b3838"/>
@@ -2041,7 +2118,6 @@
             <w:pPr>
               <w:keepNext w:val="0"/>
               <w:keepLines w:val="0"/>
-              <w:pageBreakBefore w:val="0"/>
               <w:widowControl w:val="1"/>
               <w:pBdr>
                 <w:top w:space="0" w:sz="0" w:val="nil"/>
@@ -2061,7 +2137,9 @@
               <w:rPr>
                 <w:rFonts w:ascii="Calibri" w:cs="Calibri" w:eastAsia="Calibri" w:hAnsi="Calibri"/>
                 <w:b w:val="0"/>
-                <w:i w:val="0"/>
+                <w:bCs w:val="0"/>
+                <w:i w:val="0"/>
+                <w:iCs w:val="0"/>
                 <w:smallCaps w:val="0"/>
                 <w:strike w:val="0"/>
                 <w:color w:val="3b3838"/>
@@ -2076,7 +2154,9 @@
               <w:rPr>
                 <w:rFonts w:ascii="Calibri" w:cs="Calibri" w:eastAsia="Calibri" w:hAnsi="Calibri"/>
                 <w:b w:val="0"/>
-                <w:i w:val="0"/>
+                <w:bCs w:val="0"/>
+                <w:i w:val="0"/>
+                <w:iCs w:val="0"/>
                 <w:smallCaps w:val="0"/>
                 <w:strike w:val="0"/>
                 <w:color w:val="3b3838"/>
@@ -2116,7 +2196,9 @@
               <w:rPr>
                 <w:rFonts w:ascii="Calibri" w:cs="Calibri" w:eastAsia="Calibri" w:hAnsi="Calibri"/>
                 <w:b w:val="0"/>
-                <w:i w:val="0"/>
+                <w:bCs w:val="0"/>
+                <w:i w:val="0"/>
+                <w:iCs w:val="0"/>
                 <w:smallCaps w:val="0"/>
                 <w:strike w:val="0"/>
                 <w:color w:val="3b3838"/>
@@ -2142,7 +2224,6 @@
             <w:pPr>
               <w:keepNext w:val="0"/>
               <w:keepLines w:val="0"/>
-              <w:pageBreakBefore w:val="0"/>
               <w:widowControl w:val="1"/>
               <w:pBdr>
                 <w:top w:space="0" w:sz="0" w:val="nil"/>
@@ -2162,7 +2243,9 @@
               <w:rPr>
                 <w:rFonts w:ascii="Calibri" w:cs="Calibri" w:eastAsia="Calibri" w:hAnsi="Calibri"/>
                 <w:b w:val="1"/>
-                <w:i w:val="0"/>
+                <w:bCs w:val="1"/>
+                <w:i w:val="0"/>
+                <w:iCs w:val="0"/>
                 <w:smallCaps w:val="0"/>
                 <w:strike w:val="0"/>
                 <w:color w:val="3b3838"/>
@@ -2177,7 +2260,9 @@
               <w:rPr>
                 <w:rFonts w:ascii="Calibri" w:cs="Calibri" w:eastAsia="Calibri" w:hAnsi="Calibri"/>
                 <w:b w:val="1"/>
-                <w:i w:val="0"/>
+                <w:bCs w:val="1"/>
+                <w:i w:val="0"/>
+                <w:iCs w:val="0"/>
                 <w:smallCaps w:val="0"/>
                 <w:strike w:val="0"/>
                 <w:color w:val="3b3838"/>
@@ -2223,7 +2308,9 @@
               <w:rPr>
                 <w:rFonts w:ascii="Calibri" w:cs="Calibri" w:eastAsia="Calibri" w:hAnsi="Calibri"/>
                 <w:b w:val="1"/>
-                <w:i w:val="0"/>
+                <w:bCs w:val="1"/>
+                <w:i w:val="0"/>
+                <w:iCs w:val="0"/>
                 <w:smallCaps w:val="0"/>
                 <w:strike w:val="0"/>
                 <w:color w:val="3b3838"/>
@@ -2266,7 +2353,9 @@
               <w:rPr>
                 <w:rFonts w:ascii="Calibri" w:cs="Calibri" w:eastAsia="Calibri" w:hAnsi="Calibri"/>
                 <w:b w:val="1"/>
-                <w:i w:val="0"/>
+                <w:bCs w:val="1"/>
+                <w:i w:val="0"/>
+                <w:iCs w:val="0"/>
                 <w:smallCaps w:val="0"/>
                 <w:strike w:val="0"/>
                 <w:color w:val="3b3838"/>
@@ -2292,7 +2381,6 @@
             <w:pPr>
               <w:keepNext w:val="0"/>
               <w:keepLines w:val="0"/>
-              <w:pageBreakBefore w:val="0"/>
               <w:widowControl w:val="1"/>
               <w:pBdr>
                 <w:top w:space="0" w:sz="0" w:val="nil"/>
@@ -2312,7 +2400,9 @@
               <w:rPr>
                 <w:rFonts w:ascii="Calibri" w:cs="Calibri" w:eastAsia="Calibri" w:hAnsi="Calibri"/>
                 <w:b w:val="0"/>
-                <w:i w:val="0"/>
+                <w:bCs w:val="0"/>
+                <w:i w:val="0"/>
+                <w:iCs w:val="0"/>
                 <w:smallCaps w:val="0"/>
                 <w:strike w:val="0"/>
                 <w:color w:val="3b3838"/>
@@ -2327,7 +2417,9 @@
               <w:rPr>
                 <w:rFonts w:ascii="Calibri" w:cs="Calibri" w:eastAsia="Calibri" w:hAnsi="Calibri"/>
                 <w:b w:val="0"/>
-                <w:i w:val="0"/>
+                <w:bCs w:val="0"/>
+                <w:i w:val="0"/>
+                <w:iCs w:val="0"/>
                 <w:smallCaps w:val="0"/>
                 <w:strike w:val="0"/>
                 <w:color w:val="3b3838"/>
@@ -2367,7 +2459,9 @@
               <w:rPr>
                 <w:rFonts w:ascii="Calibri" w:cs="Calibri" w:eastAsia="Calibri" w:hAnsi="Calibri"/>
                 <w:b w:val="0"/>
-                <w:i w:val="0"/>
+                <w:bCs w:val="0"/>
+                <w:i w:val="0"/>
+                <w:iCs w:val="0"/>
                 <w:smallCaps w:val="0"/>
                 <w:strike w:val="0"/>
                 <w:color w:val="3b3838"/>
@@ -2393,7 +2487,6 @@
             <w:pPr>
               <w:keepNext w:val="0"/>
               <w:keepLines w:val="0"/>
-              <w:pageBreakBefore w:val="0"/>
               <w:widowControl w:val="1"/>
               <w:pBdr>
                 <w:top w:space="0" w:sz="0" w:val="nil"/>
@@ -2413,7 +2506,9 @@
               <w:rPr>
                 <w:rFonts w:ascii="Calibri" w:cs="Calibri" w:eastAsia="Calibri" w:hAnsi="Calibri"/>
                 <w:b w:val="1"/>
-                <w:i w:val="0"/>
+                <w:bCs w:val="1"/>
+                <w:i w:val="0"/>
+                <w:iCs w:val="0"/>
                 <w:smallCaps w:val="0"/>
                 <w:strike w:val="0"/>
                 <w:color w:val="3b3838"/>
@@ -2428,7 +2523,9 @@
               <w:rPr>
                 <w:rFonts w:ascii="Calibri" w:cs="Calibri" w:eastAsia="Calibri" w:hAnsi="Calibri"/>
                 <w:b w:val="1"/>
-                <w:i w:val="0"/>
+                <w:bCs w:val="1"/>
+                <w:i w:val="0"/>
+                <w:iCs w:val="0"/>
                 <w:smallCaps w:val="0"/>
                 <w:strike w:val="0"/>
                 <w:color w:val="3b3838"/>
@@ -2474,7 +2571,9 @@
               <w:rPr>
                 <w:rFonts w:ascii="Calibri" w:cs="Calibri" w:eastAsia="Calibri" w:hAnsi="Calibri"/>
                 <w:b w:val="1"/>
-                <w:i w:val="0"/>
+                <w:bCs w:val="1"/>
+                <w:i w:val="0"/>
+                <w:iCs w:val="0"/>
                 <w:smallCaps w:val="0"/>
                 <w:strike w:val="0"/>
                 <w:color w:val="3b3838"/>
@@ -2517,7 +2616,9 @@
               <w:rPr>
                 <w:rFonts w:ascii="Calibri" w:cs="Calibri" w:eastAsia="Calibri" w:hAnsi="Calibri"/>
                 <w:b w:val="1"/>
-                <w:i w:val="0"/>
+                <w:bCs w:val="1"/>
+                <w:i w:val="0"/>
+                <w:iCs w:val="0"/>
                 <w:smallCaps w:val="0"/>
                 <w:strike w:val="0"/>
                 <w:color w:val="3b3838"/>
@@ -2543,7 +2644,6 @@
             <w:pPr>
               <w:keepNext w:val="0"/>
               <w:keepLines w:val="0"/>
-              <w:pageBreakBefore w:val="0"/>
               <w:widowControl w:val="1"/>
               <w:pBdr>
                 <w:top w:space="0" w:sz="0" w:val="nil"/>
@@ -2563,7 +2663,9 @@
               <w:rPr>
                 <w:rFonts w:ascii="Calibri" w:cs="Calibri" w:eastAsia="Calibri" w:hAnsi="Calibri"/>
                 <w:b w:val="0"/>
-                <w:i w:val="0"/>
+                <w:bCs w:val="0"/>
+                <w:i w:val="0"/>
+                <w:iCs w:val="0"/>
                 <w:smallCaps w:val="0"/>
                 <w:strike w:val="0"/>
                 <w:color w:val="3b3838"/>
@@ -2578,7 +2680,9 @@
               <w:rPr>
                 <w:rFonts w:ascii="Calibri" w:cs="Calibri" w:eastAsia="Calibri" w:hAnsi="Calibri"/>
                 <w:b w:val="0"/>
-                <w:i w:val="0"/>
+                <w:bCs w:val="0"/>
+                <w:i w:val="0"/>
+                <w:iCs w:val="0"/>
                 <w:smallCaps w:val="0"/>
                 <w:strike w:val="0"/>
                 <w:color w:val="3b3838"/>
@@ -2618,7 +2722,9 @@
               <w:rPr>
                 <w:rFonts w:ascii="Calibri" w:cs="Calibri" w:eastAsia="Calibri" w:hAnsi="Calibri"/>
                 <w:b w:val="0"/>
-                <w:i w:val="0"/>
+                <w:bCs w:val="0"/>
+                <w:i w:val="0"/>
+                <w:iCs w:val="0"/>
                 <w:smallCaps w:val="0"/>
                 <w:strike w:val="0"/>
                 <w:color w:val="3b3838"/>
@@ -2644,7 +2750,6 @@
             <w:pPr>
               <w:keepNext w:val="0"/>
               <w:keepLines w:val="0"/>
-              <w:pageBreakBefore w:val="0"/>
               <w:widowControl w:val="1"/>
               <w:pBdr>
                 <w:top w:space="0" w:sz="0" w:val="nil"/>
@@ -2664,7 +2769,9 @@
               <w:rPr>
                 <w:rFonts w:ascii="Calibri" w:cs="Calibri" w:eastAsia="Calibri" w:hAnsi="Calibri"/>
                 <w:b w:val="1"/>
-                <w:i w:val="0"/>
+                <w:bCs w:val="1"/>
+                <w:i w:val="0"/>
+                <w:iCs w:val="0"/>
                 <w:smallCaps w:val="0"/>
                 <w:strike w:val="0"/>
                 <w:color w:val="3b3838"/>
@@ -2679,7 +2786,9 @@
               <w:rPr>
                 <w:rFonts w:ascii="Calibri" w:cs="Calibri" w:eastAsia="Calibri" w:hAnsi="Calibri"/>
                 <w:b w:val="1"/>
-                <w:i w:val="0"/>
+                <w:bCs w:val="1"/>
+                <w:i w:val="0"/>
+                <w:iCs w:val="0"/>
                 <w:smallCaps w:val="0"/>
                 <w:strike w:val="0"/>
                 <w:color w:val="3b3838"/>
@@ -2725,7 +2834,9 @@
               <w:rPr>
                 <w:rFonts w:ascii="Calibri" w:cs="Calibri" w:eastAsia="Calibri" w:hAnsi="Calibri"/>
                 <w:b w:val="1"/>
-                <w:i w:val="0"/>
+                <w:bCs w:val="1"/>
+                <w:i w:val="0"/>
+                <w:iCs w:val="0"/>
                 <w:smallCaps w:val="0"/>
                 <w:strike w:val="0"/>
                 <w:color w:val="3b3838"/>
@@ -2752,7 +2863,6 @@
             <w:pPr>
               <w:keepNext w:val="0"/>
               <w:keepLines w:val="0"/>
-              <w:pageBreakBefore w:val="0"/>
               <w:widowControl w:val="1"/>
               <w:pBdr>
                 <w:top w:space="0" w:sz="0" w:val="nil"/>
@@ -2772,7 +2882,9 @@
               <w:rPr>
                 <w:rFonts w:ascii="Calibri" w:cs="Calibri" w:eastAsia="Calibri" w:hAnsi="Calibri"/>
                 <w:b w:val="0"/>
-                <w:i w:val="0"/>
+                <w:bCs w:val="0"/>
+                <w:i w:val="0"/>
+                <w:iCs w:val="0"/>
                 <w:smallCaps w:val="0"/>
                 <w:strike w:val="0"/>
                 <w:color w:val="3b3838"/>
@@ -2787,7 +2899,9 @@
               <w:rPr>
                 <w:rFonts w:ascii="Calibri" w:cs="Calibri" w:eastAsia="Calibri" w:hAnsi="Calibri"/>
                 <w:b w:val="1"/>
-                <w:i w:val="0"/>
+                <w:bCs w:val="1"/>
+                <w:i w:val="0"/>
+                <w:iCs w:val="0"/>
                 <w:smallCaps w:val="0"/>
                 <w:strike w:val="0"/>
                 <w:color w:val="3b3838"/>
@@ -2804,7 +2918,9 @@
               <w:rPr>
                 <w:rFonts w:ascii="Calibri" w:cs="Calibri" w:eastAsia="Calibri" w:hAnsi="Calibri"/>
                 <w:b w:val="0"/>
-                <w:i w:val="0"/>
+                <w:bCs w:val="0"/>
+                <w:i w:val="0"/>
+                <w:iCs w:val="0"/>
                 <w:smallCaps w:val="0"/>
                 <w:strike w:val="0"/>
                 <w:color w:val="3b3838"/>
@@ -2827,7 +2943,6 @@
             <w:pPr>
               <w:keepNext w:val="0"/>
               <w:keepLines w:val="0"/>
-              <w:pageBreakBefore w:val="0"/>
               <w:widowControl w:val="1"/>
               <w:pBdr>
                 <w:top w:space="0" w:sz="0" w:val="nil"/>
@@ -2847,7 +2962,9 @@
               <w:rPr>
                 <w:rFonts w:ascii="Calibri" w:cs="Calibri" w:eastAsia="Calibri" w:hAnsi="Calibri"/>
                 <w:b w:val="0"/>
-                <w:i w:val="0"/>
+                <w:bCs w:val="0"/>
+                <w:i w:val="0"/>
+                <w:iCs w:val="0"/>
                 <w:smallCaps w:val="0"/>
                 <w:strike w:val="0"/>
                 <w:color w:val="3b3838"/>
@@ -2862,7 +2979,9 @@
               <w:rPr>
                 <w:rFonts w:ascii="Calibri" w:cs="Calibri" w:eastAsia="Calibri" w:hAnsi="Calibri"/>
                 <w:b w:val="0"/>
-                <w:i w:val="0"/>
+                <w:bCs w:val="0"/>
+                <w:i w:val="0"/>
+                <w:iCs w:val="0"/>
                 <w:smallCaps w:val="0"/>
                 <w:strike w:val="0"/>
                 <w:color w:val="3b3838"/>
@@ -2886,7 +3005,6 @@
             <w:pPr>
               <w:keepNext w:val="0"/>
               <w:keepLines w:val="0"/>
-              <w:pageBreakBefore w:val="0"/>
               <w:widowControl w:val="1"/>
               <w:pBdr>
                 <w:top w:space="0" w:sz="0" w:val="nil"/>
@@ -2906,7 +3024,9 @@
               <w:rPr>
                 <w:rFonts w:ascii="Calibri" w:cs="Calibri" w:eastAsia="Calibri" w:hAnsi="Calibri"/>
                 <w:b w:val="0"/>
-                <w:i w:val="0"/>
+                <w:bCs w:val="0"/>
+                <w:i w:val="0"/>
+                <w:iCs w:val="0"/>
                 <w:smallCaps w:val="0"/>
                 <w:strike w:val="0"/>
                 <w:color w:val="3b3838"/>
@@ -2921,7 +3041,9 @@
               <w:rPr>
                 <w:rFonts w:ascii="Calibri" w:cs="Calibri" w:eastAsia="Calibri" w:hAnsi="Calibri"/>
                 <w:b w:val="0"/>
-                <w:i w:val="0"/>
+                <w:bCs w:val="0"/>
+                <w:i w:val="0"/>
+                <w:iCs w:val="0"/>
                 <w:smallCaps w:val="0"/>
                 <w:strike w:val="0"/>
                 <w:color w:val="3b3838"/>
@@ -2944,7 +3066,6 @@
             <w:pPr>
               <w:keepNext w:val="0"/>
               <w:keepLines w:val="0"/>
-              <w:pageBreakBefore w:val="0"/>
               <w:widowControl w:val="1"/>
               <w:pBdr>
                 <w:top w:space="0" w:sz="0" w:val="nil"/>
@@ -2964,7 +3085,9 @@
               <w:rPr>
                 <w:rFonts w:ascii="Calibri" w:cs="Calibri" w:eastAsia="Calibri" w:hAnsi="Calibri"/>
                 <w:b w:val="1"/>
-                <w:i w:val="0"/>
+                <w:bCs w:val="1"/>
+                <w:i w:val="0"/>
+                <w:iCs w:val="0"/>
                 <w:smallCaps w:val="0"/>
                 <w:strike w:val="0"/>
                 <w:color w:val="3b3838"/>
@@ -2979,7 +3102,9 @@
               <w:rPr>
                 <w:rFonts w:ascii="Calibri" w:cs="Calibri" w:eastAsia="Calibri" w:hAnsi="Calibri"/>
                 <w:b w:val="1"/>
-                <w:i w:val="0"/>
+                <w:bCs w:val="1"/>
+                <w:i w:val="0"/>
+                <w:iCs w:val="0"/>
                 <w:smallCaps w:val="0"/>
                 <w:strike w:val="0"/>
                 <w:color w:val="3b3838"/>
@@ -3025,7 +3150,9 @@
               <w:rPr>
                 <w:rFonts w:ascii="Calibri" w:cs="Calibri" w:eastAsia="Calibri" w:hAnsi="Calibri"/>
                 <w:b w:val="1"/>
-                <w:i w:val="0"/>
+                <w:bCs w:val="1"/>
+                <w:i w:val="0"/>
+                <w:iCs w:val="0"/>
                 <w:smallCaps w:val="0"/>
                 <w:strike w:val="0"/>
                 <w:color w:val="3b3838"/>
@@ -3068,7 +3195,9 @@
               <w:rPr>
                 <w:rFonts w:ascii="Calibri" w:cs="Calibri" w:eastAsia="Calibri" w:hAnsi="Calibri"/>
                 <w:b w:val="1"/>
-                <w:i w:val="0"/>
+                <w:bCs w:val="1"/>
+                <w:i w:val="0"/>
+                <w:iCs w:val="0"/>
                 <w:smallCaps w:val="0"/>
                 <w:strike w:val="0"/>
                 <w:color w:val="3b3838"/>
@@ -3094,7 +3223,6 @@
             <w:pPr>
               <w:keepNext w:val="0"/>
               <w:keepLines w:val="0"/>
-              <w:pageBreakBefore w:val="0"/>
               <w:widowControl w:val="1"/>
               <w:pBdr>
                 <w:top w:space="0" w:sz="0" w:val="nil"/>
@@ -3114,7 +3242,9 @@
               <w:rPr>
                 <w:rFonts w:ascii="Calibri" w:cs="Calibri" w:eastAsia="Calibri" w:hAnsi="Calibri"/>
                 <w:b w:val="0"/>
-                <w:i w:val="0"/>
+                <w:bCs w:val="0"/>
+                <w:i w:val="0"/>
+                <w:iCs w:val="0"/>
                 <w:smallCaps w:val="0"/>
                 <w:strike w:val="0"/>
                 <w:color w:val="3b3838"/>
@@ -3129,7 +3259,9 @@
               <w:rPr>
                 <w:rFonts w:ascii="Calibri" w:cs="Calibri" w:eastAsia="Calibri" w:hAnsi="Calibri"/>
                 <w:b w:val="0"/>
-                <w:i w:val="0"/>
+                <w:bCs w:val="0"/>
+                <w:i w:val="0"/>
+                <w:iCs w:val="0"/>
                 <w:smallCaps w:val="0"/>
                 <w:strike w:val="0"/>
                 <w:color w:val="3b3838"/>
@@ -3169,7 +3301,9 @@
               <w:rPr>
                 <w:rFonts w:ascii="Calibri" w:cs="Calibri" w:eastAsia="Calibri" w:hAnsi="Calibri"/>
                 <w:b w:val="0"/>
-                <w:i w:val="0"/>
+                <w:bCs w:val="0"/>
+                <w:i w:val="0"/>
+                <w:iCs w:val="0"/>
                 <w:smallCaps w:val="0"/>
                 <w:strike w:val="0"/>
                 <w:color w:val="3b3838"/>
@@ -3195,7 +3329,6 @@
             <w:pPr>
               <w:keepNext w:val="0"/>
               <w:keepLines w:val="0"/>
-              <w:pageBreakBefore w:val="0"/>
               <w:widowControl w:val="1"/>
               <w:pBdr>
                 <w:top w:space="0" w:sz="0" w:val="nil"/>
@@ -3215,7 +3348,9 @@
               <w:rPr>
                 <w:rFonts w:ascii="Calibri" w:cs="Calibri" w:eastAsia="Calibri" w:hAnsi="Calibri"/>
                 <w:b w:val="1"/>
-                <w:i w:val="0"/>
+                <w:bCs w:val="1"/>
+                <w:i w:val="0"/>
+                <w:iCs w:val="0"/>
                 <w:smallCaps w:val="0"/>
                 <w:strike w:val="0"/>
                 <w:color w:val="3b3838"/>
@@ -3230,7 +3365,9 @@
               <w:rPr>
                 <w:rFonts w:ascii="Calibri" w:cs="Calibri" w:eastAsia="Calibri" w:hAnsi="Calibri"/>
                 <w:b w:val="1"/>
-                <w:i w:val="0"/>
+                <w:bCs w:val="1"/>
+                <w:i w:val="0"/>
+                <w:iCs w:val="0"/>
                 <w:smallCaps w:val="0"/>
                 <w:strike w:val="0"/>
                 <w:color w:val="3b3838"/>
@@ -3276,7 +3413,9 @@
               <w:rPr>
                 <w:rFonts w:ascii="Calibri" w:cs="Calibri" w:eastAsia="Calibri" w:hAnsi="Calibri"/>
                 <w:b w:val="1"/>
-                <w:i w:val="0"/>
+                <w:bCs w:val="1"/>
+                <w:i w:val="0"/>
+                <w:iCs w:val="0"/>
                 <w:smallCaps w:val="0"/>
                 <w:strike w:val="0"/>
                 <w:color w:val="3b3838"/>
@@ -3303,7 +3442,6 @@
             <w:pPr>
               <w:keepNext w:val="0"/>
               <w:keepLines w:val="0"/>
-              <w:pageBreakBefore w:val="0"/>
               <w:widowControl w:val="1"/>
               <w:pBdr>
                 <w:top w:space="0" w:sz="0" w:val="nil"/>
@@ -3323,7 +3461,9 @@
               <w:rPr>
                 <w:rFonts w:ascii="Calibri" w:cs="Calibri" w:eastAsia="Calibri" w:hAnsi="Calibri"/>
                 <w:b w:val="0"/>
-                <w:i w:val="0"/>
+                <w:bCs w:val="0"/>
+                <w:i w:val="0"/>
+                <w:iCs w:val="0"/>
                 <w:smallCaps w:val="0"/>
                 <w:strike w:val="0"/>
                 <w:color w:val="3b3838"/>
@@ -3338,7 +3478,9 @@
               <w:rPr>
                 <w:rFonts w:ascii="Calibri" w:cs="Calibri" w:eastAsia="Calibri" w:hAnsi="Calibri"/>
                 <w:b w:val="1"/>
-                <w:i w:val="0"/>
+                <w:bCs w:val="1"/>
+                <w:i w:val="0"/>
+                <w:iCs w:val="0"/>
                 <w:smallCaps w:val="0"/>
                 <w:strike w:val="0"/>
                 <w:color w:val="3b3838"/>
@@ -3355,7 +3497,9 @@
               <w:rPr>
                 <w:rFonts w:ascii="Calibri" w:cs="Calibri" w:eastAsia="Calibri" w:hAnsi="Calibri"/>
                 <w:b w:val="0"/>
-                <w:i w:val="0"/>
+                <w:bCs w:val="0"/>
+                <w:i w:val="0"/>
+                <w:iCs w:val="0"/>
                 <w:smallCaps w:val="0"/>
                 <w:strike w:val="0"/>
                 <w:color w:val="3b3838"/>
@@ -3378,7 +3522,6 @@
             <w:pPr>
               <w:keepNext w:val="0"/>
               <w:keepLines w:val="0"/>
-              <w:pageBreakBefore w:val="0"/>
               <w:widowControl w:val="1"/>
               <w:pBdr>
                 <w:top w:space="0" w:sz="0" w:val="nil"/>
@@ -3398,7 +3541,9 @@
               <w:rPr>
                 <w:rFonts w:ascii="Calibri" w:cs="Calibri" w:eastAsia="Calibri" w:hAnsi="Calibri"/>
                 <w:b w:val="0"/>
-                <w:i w:val="0"/>
+                <w:bCs w:val="0"/>
+                <w:i w:val="0"/>
+                <w:iCs w:val="0"/>
                 <w:smallCaps w:val="0"/>
                 <w:strike w:val="0"/>
                 <w:color w:val="3b3838"/>
@@ -3413,7 +3558,9 @@
               <w:rPr>
                 <w:rFonts w:ascii="Calibri" w:cs="Calibri" w:eastAsia="Calibri" w:hAnsi="Calibri"/>
                 <w:b w:val="0"/>
-                <w:i w:val="0"/>
+                <w:bCs w:val="0"/>
+                <w:i w:val="0"/>
+                <w:iCs w:val="0"/>
                 <w:smallCaps w:val="0"/>
                 <w:strike w:val="0"/>
                 <w:color w:val="3b3838"/>
@@ -3437,7 +3584,6 @@
             <w:pPr>
               <w:keepNext w:val="0"/>
               <w:keepLines w:val="0"/>
-              <w:pageBreakBefore w:val="0"/>
               <w:widowControl w:val="1"/>
               <w:pBdr>
                 <w:top w:space="0" w:sz="0" w:val="nil"/>
@@ -3457,7 +3603,9 @@
               <w:rPr>
                 <w:rFonts w:ascii="Calibri" w:cs="Calibri" w:eastAsia="Calibri" w:hAnsi="Calibri"/>
                 <w:b w:val="0"/>
-                <w:i w:val="0"/>
+                <w:bCs w:val="0"/>
+                <w:i w:val="0"/>
+                <w:iCs w:val="0"/>
                 <w:smallCaps w:val="0"/>
                 <w:strike w:val="0"/>
                 <w:color w:val="3b3838"/>
@@ -3472,7 +3620,9 @@
               <w:rPr>
                 <w:rFonts w:ascii="Calibri" w:cs="Calibri" w:eastAsia="Calibri" w:hAnsi="Calibri"/>
                 <w:b w:val="0"/>
-                <w:i w:val="0"/>
+                <w:bCs w:val="0"/>
+                <w:i w:val="0"/>
+                <w:iCs w:val="0"/>
                 <w:smallCaps w:val="0"/>
                 <w:strike w:val="0"/>
                 <w:color w:val="3b3838"/>
@@ -3495,7 +3645,6 @@
             <w:pPr>
               <w:keepNext w:val="0"/>
               <w:keepLines w:val="0"/>
-              <w:pageBreakBefore w:val="0"/>
               <w:widowControl w:val="1"/>
               <w:pBdr>
                 <w:top w:space="0" w:sz="0" w:val="nil"/>
@@ -3515,7 +3664,9 @@
               <w:rPr>
                 <w:rFonts w:ascii="Calibri" w:cs="Calibri" w:eastAsia="Calibri" w:hAnsi="Calibri"/>
                 <w:b w:val="1"/>
-                <w:i w:val="0"/>
+                <w:bCs w:val="1"/>
+                <w:i w:val="0"/>
+                <w:iCs w:val="0"/>
                 <w:smallCaps w:val="0"/>
                 <w:strike w:val="0"/>
                 <w:color w:val="3b3838"/>
@@ -3530,7 +3681,9 @@
               <w:rPr>
                 <w:rFonts w:ascii="Calibri" w:cs="Calibri" w:eastAsia="Calibri" w:hAnsi="Calibri"/>
                 <w:b w:val="1"/>
-                <w:i w:val="0"/>
+                <w:bCs w:val="1"/>
+                <w:i w:val="0"/>
+                <w:iCs w:val="0"/>
                 <w:smallCaps w:val="0"/>
                 <w:strike w:val="0"/>
                 <w:color w:val="3b3838"/>
@@ -3576,7 +3729,9 @@
               <w:rPr>
                 <w:rFonts w:ascii="Calibri" w:cs="Calibri" w:eastAsia="Calibri" w:hAnsi="Calibri"/>
                 <w:b w:val="1"/>
-                <w:i w:val="0"/>
+                <w:bCs w:val="1"/>
+                <w:i w:val="0"/>
+                <w:iCs w:val="0"/>
                 <w:smallCaps w:val="0"/>
                 <w:strike w:val="0"/>
                 <w:color w:val="3b3838"/>
@@ -3619,7 +3774,9 @@
               <w:rPr>
                 <w:rFonts w:ascii="Calibri" w:cs="Calibri" w:eastAsia="Calibri" w:hAnsi="Calibri"/>
                 <w:b w:val="1"/>
-                <w:i w:val="0"/>
+                <w:bCs w:val="1"/>
+                <w:i w:val="0"/>
+                <w:iCs w:val="0"/>
                 <w:smallCaps w:val="0"/>
                 <w:strike w:val="0"/>
                 <w:color w:val="3b3838"/>
@@ -3645,7 +3802,6 @@
             <w:pPr>
               <w:keepNext w:val="0"/>
               <w:keepLines w:val="0"/>
-              <w:pageBreakBefore w:val="0"/>
               <w:widowControl w:val="1"/>
               <w:pBdr>
                 <w:top w:space="0" w:sz="0" w:val="nil"/>
@@ -3665,7 +3821,9 @@
               <w:rPr>
                 <w:rFonts w:ascii="Calibri" w:cs="Calibri" w:eastAsia="Calibri" w:hAnsi="Calibri"/>
                 <w:b w:val="0"/>
-                <w:i w:val="0"/>
+                <w:bCs w:val="0"/>
+                <w:i w:val="0"/>
+                <w:iCs w:val="0"/>
                 <w:smallCaps w:val="0"/>
                 <w:strike w:val="0"/>
                 <w:color w:val="3b3838"/>
@@ -3680,7 +3838,9 @@
               <w:rPr>
                 <w:rFonts w:ascii="Calibri" w:cs="Calibri" w:eastAsia="Calibri" w:hAnsi="Calibri"/>
                 <w:b w:val="0"/>
-                <w:i w:val="0"/>
+                <w:bCs w:val="0"/>
+                <w:i w:val="0"/>
+                <w:iCs w:val="0"/>
                 <w:smallCaps w:val="0"/>
                 <w:strike w:val="0"/>
                 <w:color w:val="3b3838"/>
@@ -3720,7 +3880,9 @@
               <w:rPr>
                 <w:rFonts w:ascii="Calibri" w:cs="Calibri" w:eastAsia="Calibri" w:hAnsi="Calibri"/>
                 <w:b w:val="0"/>
-                <w:i w:val="0"/>
+                <w:bCs w:val="0"/>
+                <w:i w:val="0"/>
+                <w:iCs w:val="0"/>
                 <w:smallCaps w:val="0"/>
                 <w:strike w:val="0"/>
                 <w:color w:val="3b3838"/>
@@ -3746,7 +3908,6 @@
             <w:pPr>
               <w:keepNext w:val="0"/>
               <w:keepLines w:val="0"/>
-              <w:pageBreakBefore w:val="0"/>
               <w:widowControl w:val="1"/>
               <w:pBdr>
                 <w:top w:space="0" w:sz="0" w:val="nil"/>
@@ -3766,7 +3927,9 @@
               <w:rPr>
                 <w:rFonts w:ascii="Calibri" w:cs="Calibri" w:eastAsia="Calibri" w:hAnsi="Calibri"/>
                 <w:b w:val="1"/>
-                <w:i w:val="0"/>
+                <w:bCs w:val="1"/>
+                <w:i w:val="0"/>
+                <w:iCs w:val="0"/>
                 <w:smallCaps w:val="0"/>
                 <w:strike w:val="0"/>
                 <w:color w:val="3b3838"/>
@@ -3781,7 +3944,9 @@
               <w:rPr>
                 <w:rFonts w:ascii="Calibri" w:cs="Calibri" w:eastAsia="Calibri" w:hAnsi="Calibri"/>
                 <w:b w:val="1"/>
-                <w:i w:val="0"/>
+                <w:bCs w:val="1"/>
+                <w:i w:val="0"/>
+                <w:iCs w:val="0"/>
                 <w:smallCaps w:val="0"/>
                 <w:strike w:val="0"/>
                 <w:color w:val="3b3838"/>
@@ -3827,7 +3992,9 @@
               <w:rPr>
                 <w:rFonts w:ascii="Calibri" w:cs="Calibri" w:eastAsia="Calibri" w:hAnsi="Calibri"/>
                 <w:b w:val="1"/>
-                <w:i w:val="0"/>
+                <w:bCs w:val="1"/>
+                <w:i w:val="0"/>
+                <w:iCs w:val="0"/>
                 <w:smallCaps w:val="0"/>
                 <w:strike w:val="0"/>
                 <w:color w:val="3b3838"/>
@@ -3856,6 +4023,7 @@
               <w:rPr>
                 <w:rFonts w:ascii="Calibri" w:cs="Calibri" w:eastAsia="Calibri" w:hAnsi="Calibri"/>
                 <w:b w:val="1"/>
+                <w:bCs w:val="1"/>
                 <w:color w:val="3b3838"/>
               </w:rPr>
             </w:pPr>
@@ -3863,6 +4031,7 @@
               <w:rPr>
                 <w:rFonts w:ascii="Calibri" w:cs="Calibri" w:eastAsia="Calibri" w:hAnsi="Calibri"/>
                 <w:b w:val="1"/>
+                <w:bCs w:val="1"/>
                 <w:color w:val="3b3838"/>
                 <w:rtl w:val="0"/>
               </w:rPr>
@@ -3873,7 +4042,6 @@
             <w:pPr>
               <w:keepNext w:val="0"/>
               <w:keepLines w:val="0"/>
-              <w:pageBreakBefore w:val="0"/>
               <w:widowControl w:val="1"/>
               <w:pBdr>
                 <w:top w:space="0" w:sz="0" w:val="nil"/>
@@ -3893,7 +4061,9 @@
               <w:rPr>
                 <w:rFonts w:ascii="Calibri" w:cs="Calibri" w:eastAsia="Calibri" w:hAnsi="Calibri"/>
                 <w:b w:val="0"/>
-                <w:i w:val="0"/>
+                <w:bCs w:val="0"/>
+                <w:i w:val="0"/>
+                <w:iCs w:val="0"/>
                 <w:smallCaps w:val="0"/>
                 <w:strike w:val="0"/>
                 <w:color w:val="3b3838"/>
@@ -3908,7 +4078,9 @@
               <w:rPr>
                 <w:rFonts w:ascii="Calibri" w:cs="Calibri" w:eastAsia="Calibri" w:hAnsi="Calibri"/>
                 <w:b w:val="0"/>
-                <w:i w:val="0"/>
+                <w:bCs w:val="0"/>
+                <w:i w:val="0"/>
+                <w:iCs w:val="0"/>
                 <w:smallCaps w:val="0"/>
                 <w:strike w:val="0"/>
                 <w:color w:val="3b3838"/>
@@ -3931,7 +4103,6 @@
             <w:pPr>
               <w:keepNext w:val="0"/>
               <w:keepLines w:val="0"/>
-              <w:pageBreakBefore w:val="0"/>
               <w:widowControl w:val="1"/>
               <w:pBdr>
                 <w:top w:space="0" w:sz="0" w:val="nil"/>
@@ -3951,7 +4122,9 @@
               <w:rPr>
                 <w:rFonts w:ascii="Calibri" w:cs="Calibri" w:eastAsia="Calibri" w:hAnsi="Calibri"/>
                 <w:b w:val="0"/>
-                <w:i w:val="0"/>
+                <w:bCs w:val="0"/>
+                <w:i w:val="0"/>
+                <w:iCs w:val="0"/>
                 <w:smallCaps w:val="0"/>
                 <w:strike w:val="0"/>
                 <w:color w:val="3b3838"/>
@@ -3966,7 +4139,9 @@
               <w:rPr>
                 <w:rFonts w:ascii="Calibri" w:cs="Calibri" w:eastAsia="Calibri" w:hAnsi="Calibri"/>
                 <w:b w:val="0"/>
-                <w:i w:val="0"/>
+                <w:bCs w:val="0"/>
+                <w:i w:val="0"/>
+                <w:iCs w:val="0"/>
                 <w:smallCaps w:val="0"/>
                 <w:strike w:val="0"/>
                 <w:color w:val="3b3838"/>
@@ -3990,7 +4165,6 @@
             <w:pPr>
               <w:keepNext w:val="0"/>
               <w:keepLines w:val="0"/>
-              <w:pageBreakBefore w:val="0"/>
               <w:widowControl w:val="1"/>
               <w:pBdr>
                 <w:top w:space="0" w:sz="0" w:val="nil"/>
@@ -4010,7 +4184,9 @@
               <w:rPr>
                 <w:rFonts w:ascii="Calibri" w:cs="Calibri" w:eastAsia="Calibri" w:hAnsi="Calibri"/>
                 <w:b w:val="0"/>
-                <w:i w:val="0"/>
+                <w:bCs w:val="0"/>
+                <w:i w:val="0"/>
+                <w:iCs w:val="0"/>
                 <w:smallCaps w:val="0"/>
                 <w:strike w:val="0"/>
                 <w:color w:val="3b3838"/>
@@ -4025,7 +4201,9 @@
               <w:rPr>
                 <w:rFonts w:ascii="Calibri" w:cs="Calibri" w:eastAsia="Calibri" w:hAnsi="Calibri"/>
                 <w:b w:val="0"/>
-                <w:i w:val="0"/>
+                <w:bCs w:val="0"/>
+                <w:i w:val="0"/>
+                <w:iCs w:val="0"/>
                 <w:smallCaps w:val="0"/>
                 <w:strike w:val="0"/>
                 <w:color w:val="3b3838"/>
@@ -4048,7 +4226,6 @@
             <w:pPr>
               <w:keepNext w:val="0"/>
               <w:keepLines w:val="0"/>
-              <w:pageBreakBefore w:val="0"/>
               <w:widowControl w:val="1"/>
               <w:pBdr>
                 <w:top w:space="0" w:sz="0" w:val="nil"/>
@@ -4068,7 +4245,9 @@
               <w:rPr>
                 <w:rFonts w:ascii="Calibri" w:cs="Calibri" w:eastAsia="Calibri" w:hAnsi="Calibri"/>
                 <w:b w:val="1"/>
-                <w:i w:val="0"/>
+                <w:bCs w:val="1"/>
+                <w:i w:val="0"/>
+                <w:iCs w:val="0"/>
                 <w:smallCaps w:val="0"/>
                 <w:strike w:val="0"/>
                 <w:color w:val="3b3838"/>
@@ -4083,7 +4262,9 @@
               <w:rPr>
                 <w:rFonts w:ascii="Calibri" w:cs="Calibri" w:eastAsia="Calibri" w:hAnsi="Calibri"/>
                 <w:b w:val="1"/>
-                <w:i w:val="0"/>
+                <w:bCs w:val="1"/>
+                <w:i w:val="0"/>
+                <w:iCs w:val="0"/>
                 <w:smallCaps w:val="0"/>
                 <w:strike w:val="0"/>
                 <w:color w:val="3b3838"/>
@@ -4129,7 +4310,9 @@
               <w:rPr>
                 <w:rFonts w:ascii="Calibri" w:cs="Calibri" w:eastAsia="Calibri" w:hAnsi="Calibri"/>
                 <w:b w:val="1"/>
-                <w:i w:val="0"/>
+                <w:bCs w:val="1"/>
+                <w:i w:val="0"/>
+                <w:iCs w:val="0"/>
                 <w:smallCaps w:val="0"/>
                 <w:strike w:val="0"/>
                 <w:color w:val="3b3838"/>
@@ -4172,7 +4355,9 @@
               <w:rPr>
                 <w:rFonts w:ascii="Calibri" w:cs="Calibri" w:eastAsia="Calibri" w:hAnsi="Calibri"/>
                 <w:b w:val="1"/>
-                <w:i w:val="0"/>
+                <w:bCs w:val="1"/>
+                <w:i w:val="0"/>
+                <w:iCs w:val="0"/>
                 <w:smallCaps w:val="0"/>
                 <w:strike w:val="0"/>
                 <w:color w:val="3b3838"/>
@@ -4198,7 +4383,6 @@
             <w:pPr>
               <w:keepNext w:val="0"/>
               <w:keepLines w:val="0"/>
-              <w:pageBreakBefore w:val="0"/>
               <w:widowControl w:val="1"/>
               <w:pBdr>
                 <w:top w:space="0" w:sz="0" w:val="nil"/>
@@ -4218,7 +4402,9 @@
               <w:rPr>
                 <w:rFonts w:ascii="Calibri" w:cs="Calibri" w:eastAsia="Calibri" w:hAnsi="Calibri"/>
                 <w:b w:val="0"/>
-                <w:i w:val="0"/>
+                <w:bCs w:val="0"/>
+                <w:i w:val="0"/>
+                <w:iCs w:val="0"/>
                 <w:smallCaps w:val="0"/>
                 <w:strike w:val="0"/>
                 <w:color w:val="3b3838"/>
@@ -4233,7 +4419,9 @@
               <w:rPr>
                 <w:rFonts w:ascii="Calibri" w:cs="Calibri" w:eastAsia="Calibri" w:hAnsi="Calibri"/>
                 <w:b w:val="0"/>
-                <w:i w:val="0"/>
+                <w:bCs w:val="0"/>
+                <w:i w:val="0"/>
+                <w:iCs w:val="0"/>
                 <w:smallCaps w:val="0"/>
                 <w:strike w:val="0"/>
                 <w:color w:val="3b3838"/>
@@ -4273,7 +4461,9 @@
               <w:rPr>
                 <w:rFonts w:ascii="Calibri" w:cs="Calibri" w:eastAsia="Calibri" w:hAnsi="Calibri"/>
                 <w:b w:val="0"/>
-                <w:i w:val="0"/>
+                <w:bCs w:val="0"/>
+                <w:i w:val="0"/>
+                <w:iCs w:val="0"/>
                 <w:smallCaps w:val="0"/>
                 <w:strike w:val="0"/>
                 <w:color w:val="3b3838"/>
@@ -4299,7 +4489,6 @@
             <w:pPr>
               <w:keepNext w:val="0"/>
               <w:keepLines w:val="0"/>
-              <w:pageBreakBefore w:val="0"/>
               <w:widowControl w:val="1"/>
               <w:pBdr>
                 <w:top w:space="0" w:sz="0" w:val="nil"/>
@@ -4319,7 +4508,9 @@
               <w:rPr>
                 <w:rFonts w:ascii="Calibri" w:cs="Calibri" w:eastAsia="Calibri" w:hAnsi="Calibri"/>
                 <w:b w:val="1"/>
-                <w:i w:val="0"/>
+                <w:bCs w:val="1"/>
+                <w:i w:val="0"/>
+                <w:iCs w:val="0"/>
                 <w:smallCaps w:val="0"/>
                 <w:strike w:val="0"/>
                 <w:color w:val="3b3838"/>
@@ -4334,7 +4525,9 @@
               <w:rPr>
                 <w:rFonts w:ascii="Calibri" w:cs="Calibri" w:eastAsia="Calibri" w:hAnsi="Calibri"/>
                 <w:b w:val="1"/>
-                <w:i w:val="0"/>
+                <w:bCs w:val="1"/>
+                <w:i w:val="0"/>
+                <w:iCs w:val="0"/>
                 <w:smallCaps w:val="0"/>
                 <w:strike w:val="0"/>
                 <w:color w:val="3b3838"/>
@@ -4381,7 +4574,9 @@
               <w:rPr>
                 <w:rFonts w:ascii="Calibri" w:cs="Calibri" w:eastAsia="Calibri" w:hAnsi="Calibri"/>
                 <w:b w:val="1"/>
-                <w:i w:val="0"/>
+                <w:bCs w:val="1"/>
+                <w:i w:val="0"/>
+                <w:iCs w:val="0"/>
                 <w:smallCaps w:val="0"/>
                 <w:strike w:val="0"/>
                 <w:color w:val="3b3838"/>
@@ -4410,6 +4605,7 @@
               <w:rPr>
                 <w:rFonts w:ascii="Calibri" w:cs="Calibri" w:eastAsia="Calibri" w:hAnsi="Calibri"/>
                 <w:b w:val="1"/>
+                <w:bCs w:val="1"/>
                 <w:color w:val="3b3838"/>
               </w:rPr>
             </w:pPr>
@@ -4417,6 +4613,7 @@
               <w:rPr>
                 <w:rFonts w:ascii="Calibri" w:cs="Calibri" w:eastAsia="Calibri" w:hAnsi="Calibri"/>
                 <w:b w:val="1"/>
+                <w:bCs w:val="1"/>
                 <w:color w:val="3b3838"/>
                 <w:rtl w:val="0"/>
               </w:rPr>
@@ -4427,7 +4624,6 @@
             <w:pPr>
               <w:keepNext w:val="0"/>
               <w:keepLines w:val="0"/>
-              <w:pageBreakBefore w:val="0"/>
               <w:widowControl w:val="1"/>
               <w:pBdr>
                 <w:top w:space="0" w:sz="0" w:val="nil"/>
@@ -4447,7 +4643,9 @@
               <w:rPr>
                 <w:rFonts w:ascii="Calibri" w:cs="Calibri" w:eastAsia="Calibri" w:hAnsi="Calibri"/>
                 <w:b w:val="0"/>
-                <w:i w:val="0"/>
+                <w:bCs w:val="0"/>
+                <w:i w:val="0"/>
+                <w:iCs w:val="0"/>
                 <w:smallCaps w:val="0"/>
                 <w:strike w:val="0"/>
                 <w:color w:val="000000"/>
@@ -4462,7 +4660,9 @@
               <w:rPr>
                 <w:rFonts w:ascii="Calibri" w:cs="Calibri" w:eastAsia="Calibri" w:hAnsi="Calibri"/>
                 <w:b w:val="0"/>
-                <w:i w:val="0"/>
+                <w:bCs w:val="0"/>
+                <w:i w:val="0"/>
+                <w:iCs w:val="0"/>
                 <w:smallCaps w:val="0"/>
                 <w:strike w:val="0"/>
                 <w:color w:val="3b3838"/>
@@ -4513,7 +4713,6 @@
             <w:pPr>
               <w:keepNext w:val="0"/>
               <w:keepLines w:val="0"/>
-              <w:pageBreakBefore w:val="0"/>
               <w:widowControl w:val="1"/>
               <w:pBdr>
                 <w:top w:space="0" w:sz="0" w:val="nil"/>
@@ -4533,7 +4732,9 @@
               <w:rPr>
                 <w:rFonts w:ascii="Calibri" w:cs="Calibri" w:eastAsia="Calibri" w:hAnsi="Calibri"/>
                 <w:b w:val="0"/>
-                <w:i w:val="0"/>
+                <w:bCs w:val="0"/>
+                <w:i w:val="0"/>
+                <w:iCs w:val="0"/>
                 <w:smallCaps w:val="0"/>
                 <w:strike w:val="0"/>
                 <w:color w:val="000000"/>
@@ -4548,7 +4749,9 @@
               <w:rPr>
                 <w:rFonts w:ascii="Calibri" w:cs="Calibri" w:eastAsia="Calibri" w:hAnsi="Calibri"/>
                 <w:b w:val="0"/>
-                <w:i w:val="0"/>
+                <w:bCs w:val="0"/>
+                <w:i w:val="0"/>
+                <w:iCs w:val="0"/>
                 <w:smallCaps w:val="0"/>
                 <w:strike w:val="0"/>
                 <w:color w:val="000000"/>
@@ -4571,7 +4774,6 @@
             <w:pPr>
               <w:keepNext w:val="0"/>
               <w:keepLines w:val="0"/>
-              <w:pageBreakBefore w:val="0"/>
               <w:widowControl w:val="1"/>
               <w:pBdr>
                 <w:top w:space="0" w:sz="0" w:val="nil"/>
@@ -4591,7 +4793,9 @@
               <w:rPr>
                 <w:rFonts w:ascii="Calibri" w:cs="Calibri" w:eastAsia="Calibri" w:hAnsi="Calibri"/>
                 <w:b w:val="1"/>
-                <w:i w:val="0"/>
+                <w:bCs w:val="1"/>
+                <w:i w:val="0"/>
+                <w:iCs w:val="0"/>
                 <w:smallCaps w:val="0"/>
                 <w:strike w:val="0"/>
                 <w:color w:val="000000"/>
@@ -4606,7 +4810,9 @@
               <w:rPr>
                 <w:rFonts w:ascii="Calibri" w:cs="Calibri" w:eastAsia="Calibri" w:hAnsi="Calibri"/>
                 <w:b w:val="1"/>
-                <w:i w:val="0"/>
+                <w:bCs w:val="1"/>
+                <w:i w:val="0"/>
+                <w:iCs w:val="0"/>
                 <w:smallCaps w:val="0"/>
                 <w:strike w:val="0"/>
                 <w:color w:val="000000"/>
@@ -4653,7 +4859,9 @@
               <w:rPr>
                 <w:rFonts w:ascii="Calibri" w:cs="Calibri" w:eastAsia="Calibri" w:hAnsi="Calibri"/>
                 <w:b w:val="1"/>
-                <w:i w:val="0"/>
+                <w:bCs w:val="1"/>
+                <w:i w:val="0"/>
+                <w:iCs w:val="0"/>
                 <w:smallCaps w:val="0"/>
                 <w:strike w:val="0"/>
                 <w:color w:val="000000"/>
@@ -4696,7 +4904,9 @@
               <w:rPr>
                 <w:rFonts w:ascii="Calibri" w:cs="Calibri" w:eastAsia="Calibri" w:hAnsi="Calibri"/>
                 <w:b w:val="1"/>
-                <w:i w:val="0"/>
+                <w:bCs w:val="1"/>
+                <w:i w:val="0"/>
+                <w:iCs w:val="0"/>
                 <w:smallCaps w:val="0"/>
                 <w:strike w:val="0"/>
                 <w:color w:val="000000"/>
@@ -4731,6 +4941,7 @@
               <w:rPr>
                 <w:rFonts w:ascii="Calibri" w:cs="Calibri" w:eastAsia="Calibri" w:hAnsi="Calibri"/>
                 <w:b w:val="0"/>
+                <w:bCs w:val="0"/>
                 <w:color w:val="3b3838"/>
                 <w:rtl w:val="0"/>
               </w:rPr>
@@ -4740,6 +4951,7 @@
               <w:rPr>
                 <w:rFonts w:ascii="Calibri" w:cs="Calibri" w:eastAsia="Calibri" w:hAnsi="Calibri"/>
                 <w:b w:val="1"/>
+                <w:bCs w:val="1"/>
                 <w:color w:val="3b3838"/>
                 <w:rtl w:val="0"/>
               </w:rPr>
@@ -4749,7 +4961,9 @@
               <w:rPr>
                 <w:rFonts w:ascii="Calibri" w:cs="Calibri" w:eastAsia="Calibri" w:hAnsi="Calibri"/>
                 <w:b w:val="0"/>
-                <w:i w:val="0"/>
+                <w:bCs w:val="0"/>
+                <w:i w:val="0"/>
+                <w:iCs w:val="0"/>
                 <w:smallCaps w:val="0"/>
                 <w:color w:val="000000"/>
                 <w:sz w:val="19"/>
@@ -4808,7 +5022,6 @@
             <w:pPr>
               <w:keepNext w:val="0"/>
               <w:keepLines w:val="0"/>
-              <w:pageBreakBefore w:val="0"/>
               <w:widowControl w:val="1"/>
               <w:pBdr>
                 <w:top w:space="0" w:sz="0" w:val="nil"/>
@@ -4828,7 +5041,9 @@
               <w:rPr>
                 <w:rFonts w:ascii="Calibri" w:cs="Calibri" w:eastAsia="Calibri" w:hAnsi="Calibri"/>
                 <w:b w:val="1"/>
-                <w:i w:val="0"/>
+                <w:bCs w:val="1"/>
+                <w:i w:val="0"/>
+                <w:iCs w:val="0"/>
                 <w:smallCaps w:val="0"/>
                 <w:strike w:val="0"/>
                 <w:color w:val="000000"/>
@@ -4843,7 +5058,9 @@
               <w:rPr>
                 <w:rFonts w:ascii="Calibri" w:cs="Calibri" w:eastAsia="Calibri" w:hAnsi="Calibri"/>
                 <w:b w:val="1"/>
-                <w:i w:val="0"/>
+                <w:bCs w:val="1"/>
+                <w:i w:val="0"/>
+                <w:iCs w:val="0"/>
                 <w:smallCaps w:val="0"/>
                 <w:strike w:val="0"/>
                 <w:color w:val="000000"/>
@@ -4875,7 +5092,6 @@
             <w:pPr>
               <w:keepNext w:val="0"/>
               <w:keepLines w:val="0"/>
-              <w:pageBreakBefore w:val="0"/>
               <w:widowControl w:val="1"/>
               <w:pBdr>
                 <w:top w:space="0" w:sz="0" w:val="nil"/>
@@ -4895,7 +5111,9 @@
               <w:rPr>
                 <w:rFonts w:ascii="Calibri" w:cs="Calibri" w:eastAsia="Calibri" w:hAnsi="Calibri"/>
                 <w:b w:val="1"/>
-                <w:i w:val="0"/>
+                <w:bCs w:val="1"/>
+                <w:i w:val="0"/>
+                <w:iCs w:val="0"/>
                 <w:smallCaps w:val="0"/>
                 <w:strike w:val="0"/>
                 <w:color w:val="ffffff"/>
@@ -4910,7 +5128,9 @@
               <w:rPr>
                 <w:rFonts w:ascii="Calibri" w:cs="Calibri" w:eastAsia="Calibri" w:hAnsi="Calibri"/>
                 <w:b w:val="1"/>
-                <w:i w:val="0"/>
+                <w:bCs w:val="1"/>
+                <w:i w:val="0"/>
+                <w:iCs w:val="0"/>
                 <w:smallCaps w:val="0"/>
                 <w:strike w:val="0"/>
                 <w:color w:val="ffffff"/>
@@ -4934,7 +5154,6 @@
             <w:pPr>
               <w:keepNext w:val="0"/>
               <w:keepLines w:val="0"/>
-              <w:pageBreakBefore w:val="0"/>
               <w:widowControl w:val="1"/>
               <w:pBdr>
                 <w:top w:space="0" w:sz="0" w:val="nil"/>
@@ -4954,7 +5173,9 @@
               <w:rPr>
                 <w:rFonts w:ascii="Calibri" w:cs="Calibri" w:eastAsia="Calibri" w:hAnsi="Calibri"/>
                 <w:b w:val="1"/>
-                <w:i w:val="0"/>
+                <w:bCs w:val="1"/>
+                <w:i w:val="0"/>
+                <w:iCs w:val="0"/>
                 <w:smallCaps w:val="0"/>
                 <w:strike w:val="0"/>
                 <w:color w:val="ffffff"/>
@@ -4969,7 +5190,9 @@
               <w:rPr>
                 <w:rFonts w:ascii="Calibri" w:cs="Calibri" w:eastAsia="Calibri" w:hAnsi="Calibri"/>
                 <w:b w:val="1"/>
-                <w:i w:val="0"/>
+                <w:bCs w:val="1"/>
+                <w:i w:val="0"/>
+                <w:iCs w:val="0"/>
                 <w:smallCaps w:val="0"/>
                 <w:strike w:val="0"/>
                 <w:color w:val="ffffff"/>
@@ -4992,7 +5215,6 @@
             <w:pPr>
               <w:keepNext w:val="0"/>
               <w:keepLines w:val="0"/>
-              <w:pageBreakBefore w:val="0"/>
               <w:widowControl w:val="1"/>
               <w:pBdr>
                 <w:top w:space="0" w:sz="0" w:val="nil"/>
@@ -5012,7 +5234,9 @@
               <w:rPr>
                 <w:rFonts w:ascii="Calibri" w:cs="Calibri" w:eastAsia="Calibri" w:hAnsi="Calibri"/>
                 <w:b w:val="1"/>
-                <w:i w:val="0"/>
+                <w:bCs w:val="1"/>
+                <w:i w:val="0"/>
+                <w:iCs w:val="0"/>
                 <w:smallCaps w:val="0"/>
                 <w:strike w:val="0"/>
                 <w:color w:val="ffffff"/>
@@ -5027,7 +5251,9 @@
               <w:rPr>
                 <w:rFonts w:ascii="Calibri" w:cs="Calibri" w:eastAsia="Calibri" w:hAnsi="Calibri"/>
                 <w:b w:val="1"/>
-                <w:i w:val="0"/>
+                <w:bCs w:val="1"/>
+                <w:i w:val="0"/>
+                <w:iCs w:val="0"/>
                 <w:smallCaps w:val="0"/>
                 <w:strike w:val="0"/>
                 <w:color w:val="ffffff"/>
@@ -5068,7 +5294,9 @@
         <w:rPr>
           <w:rFonts w:ascii="Calibri" w:cs="Calibri" w:eastAsia="Calibri" w:hAnsi="Calibri"/>
           <w:b w:val="0"/>
+          <w:bCs w:val="0"/>
           <w:i w:val="0"/>
+          <w:iCs w:val="0"/>
           <w:smallCaps w:val="0"/>
           <w:strike w:val="0"/>
           <w:color w:val="000000"/>
@@ -5096,7 +5324,7 @@
         <w:widowControl w:val="1"/>
         <w:numPr>
           <w:ilvl w:val="0"/>
-          <w:numId w:val="5"/>
+          <w:numId w:val="8"/>
         </w:numPr>
         <w:pBdr>
           <w:top w:space="0" w:sz="0" w:val="nil"/>
@@ -5110,14 +5338,8 @@
         <w:ind w:left="360" w:right="0" w:hanging="360"/>
         <w:jc w:val="left"/>
         <w:rPr>
-          <w:rFonts w:ascii="Calibri" w:cs="Calibri" w:eastAsia="Calibri" w:hAnsi="Calibri"/>
-          <w:b w:val="1"/>
-          <w:i w:val="0"/>
           <w:smallCaps w:val="0"/>
           <w:strike w:val="0"/>
-          <w:color w:val="000000"/>
-          <w:sz w:val="40"/>
-          <w:szCs w:val="40"/>
           <w:u w:val="none"/>
           <w:shd w:fill="auto" w:val="clear"/>
           <w:vertAlign w:val="baseline"/>
@@ -5127,7 +5349,9 @@
         <w:rPr>
           <w:rFonts w:ascii="Calibri" w:cs="Calibri" w:eastAsia="Calibri" w:hAnsi="Calibri"/>
           <w:b w:val="1"/>
+          <w:bCs w:val="1"/>
           <w:i w:val="0"/>
+          <w:iCs w:val="0"/>
           <w:smallCaps w:val="0"/>
           <w:strike w:val="0"/>
           <w:color w:val="000000"/>
@@ -5165,7 +5389,9 @@
         <w:rPr>
           <w:rFonts w:ascii="Calibri" w:cs="Calibri" w:eastAsia="Calibri" w:hAnsi="Calibri"/>
           <w:b w:val="1"/>
+          <w:bCs w:val="1"/>
           <w:i w:val="0"/>
+          <w:iCs w:val="0"/>
           <w:smallCaps w:val="0"/>
           <w:strike w:val="0"/>
           <w:color w:val="000000"/>
@@ -5225,7 +5451,6 @@
             <w:pPr>
               <w:keepNext w:val="0"/>
               <w:keepLines w:val="0"/>
-              <w:pageBreakBefore w:val="0"/>
               <w:widowControl w:val="1"/>
               <w:pBdr>
                 <w:top w:space="0" w:sz="0" w:val="nil"/>
@@ -5245,7 +5470,9 @@
               <w:rPr>
                 <w:rFonts w:ascii="Calibri" w:cs="Calibri" w:eastAsia="Calibri" w:hAnsi="Calibri"/>
                 <w:b w:val="0"/>
-                <w:i w:val="0"/>
+                <w:bCs w:val="0"/>
+                <w:i w:val="0"/>
+                <w:iCs w:val="0"/>
                 <w:smallCaps w:val="0"/>
                 <w:strike w:val="0"/>
                 <w:color w:val="000000"/>
@@ -5260,7 +5487,9 @@
               <w:rPr>
                 <w:rFonts w:ascii="Calibri" w:cs="Calibri" w:eastAsia="Calibri" w:hAnsi="Calibri"/>
                 <w:b w:val="0"/>
-                <w:i w:val="0"/>
+                <w:bCs w:val="0"/>
+                <w:i w:val="0"/>
+                <w:iCs w:val="0"/>
                 <w:smallCaps w:val="0"/>
                 <w:strike w:val="0"/>
                 <w:color w:val="000000"/>
@@ -5277,7 +5506,9 @@
               <w:rPr>
                 <w:rFonts w:ascii="Calibri" w:cs="Calibri" w:eastAsia="Calibri" w:hAnsi="Calibri"/>
                 <w:b w:val="0"/>
+                <w:bCs w:val="0"/>
                 <w:i w:val="1"/>
+                <w:iCs w:val="1"/>
                 <w:smallCaps w:val="0"/>
                 <w:strike w:val="0"/>
                 <w:color w:val="000000"/>
@@ -5294,7 +5525,9 @@
               <w:rPr>
                 <w:rFonts w:ascii="Calibri" w:cs="Calibri" w:eastAsia="Calibri" w:hAnsi="Calibri"/>
                 <w:b w:val="0"/>
-                <w:i w:val="0"/>
+                <w:bCs w:val="0"/>
+                <w:i w:val="0"/>
+                <w:iCs w:val="0"/>
                 <w:smallCaps w:val="0"/>
                 <w:strike w:val="0"/>
                 <w:color w:val="000000"/>
@@ -5311,7 +5544,9 @@
               <w:rPr>
                 <w:rFonts w:ascii="Calibri" w:cs="Calibri" w:eastAsia="Calibri" w:hAnsi="Calibri"/>
                 <w:b w:val="0"/>
+                <w:bCs w:val="0"/>
                 <w:i w:val="1"/>
+                <w:iCs w:val="1"/>
                 <w:smallCaps w:val="0"/>
                 <w:strike w:val="0"/>
                 <w:color w:val="000000"/>
@@ -5328,7 +5563,9 @@
               <w:rPr>
                 <w:rFonts w:ascii="Calibri" w:cs="Calibri" w:eastAsia="Calibri" w:hAnsi="Calibri"/>
                 <w:b w:val="0"/>
-                <w:i w:val="0"/>
+                <w:bCs w:val="0"/>
+                <w:i w:val="0"/>
+                <w:iCs w:val="0"/>
                 <w:smallCaps w:val="0"/>
                 <w:strike w:val="0"/>
                 <w:color w:val="000000"/>
@@ -5345,7 +5582,9 @@
               <w:rPr>
                 <w:rFonts w:ascii="Calibri" w:cs="Calibri" w:eastAsia="Calibri" w:hAnsi="Calibri"/>
                 <w:b w:val="0"/>
+                <w:bCs w:val="0"/>
                 <w:i w:val="1"/>
+                <w:iCs w:val="1"/>
                 <w:smallCaps w:val="0"/>
                 <w:strike w:val="0"/>
                 <w:color w:val="000000"/>
@@ -5362,7 +5601,9 @@
               <w:rPr>
                 <w:rFonts w:ascii="Calibri" w:cs="Calibri" w:eastAsia="Calibri" w:hAnsi="Calibri"/>
                 <w:b w:val="0"/>
-                <w:i w:val="0"/>
+                <w:bCs w:val="0"/>
+                <w:i w:val="0"/>
+                <w:iCs w:val="0"/>
                 <w:smallCaps w:val="0"/>
                 <w:strike w:val="0"/>
                 <w:color w:val="000000"/>
@@ -5380,7 +5621,6 @@
             <w:pPr>
               <w:keepNext w:val="0"/>
               <w:keepLines w:val="0"/>
-              <w:pageBreakBefore w:val="0"/>
               <w:widowControl w:val="1"/>
               <w:pBdr>
                 <w:top w:space="0" w:sz="0" w:val="nil"/>
@@ -5400,7 +5640,9 @@
               <w:rPr>
                 <w:rFonts w:ascii="Calibri" w:cs="Calibri" w:eastAsia="Calibri" w:hAnsi="Calibri"/>
                 <w:b w:val="0"/>
-                <w:i w:val="0"/>
+                <w:bCs w:val="0"/>
+                <w:i w:val="0"/>
+                <w:iCs w:val="0"/>
                 <w:smallCaps w:val="0"/>
                 <w:strike w:val="0"/>
                 <w:color w:val="000000"/>
@@ -5421,7 +5663,6 @@
             <w:pPr>
               <w:keepNext w:val="0"/>
               <w:keepLines w:val="0"/>
-              <w:pageBreakBefore w:val="0"/>
               <w:widowControl w:val="1"/>
               <w:pBdr>
                 <w:top w:space="0" w:sz="0" w:val="nil"/>
@@ -5441,7 +5682,9 @@
               <w:rPr>
                 <w:rFonts w:ascii="Calibri" w:cs="Calibri" w:eastAsia="Calibri" w:hAnsi="Calibri"/>
                 <w:b w:val="0"/>
-                <w:i w:val="0"/>
+                <w:bCs w:val="0"/>
+                <w:i w:val="0"/>
+                <w:iCs w:val="0"/>
                 <w:smallCaps w:val="0"/>
                 <w:strike w:val="0"/>
                 <w:color w:val="000000"/>
@@ -5456,7 +5699,9 @@
               <w:rPr>
                 <w:rFonts w:ascii="Calibri" w:cs="Calibri" w:eastAsia="Calibri" w:hAnsi="Calibri"/>
                 <w:b w:val="0"/>
-                <w:i w:val="0"/>
+                <w:bCs w:val="0"/>
+                <w:i w:val="0"/>
+                <w:iCs w:val="0"/>
                 <w:smallCaps w:val="0"/>
                 <w:strike w:val="0"/>
                 <w:color w:val="000000"/>
@@ -5473,7 +5718,9 @@
               <w:rPr>
                 <w:rFonts w:ascii="Calibri" w:cs="Calibri" w:eastAsia="Calibri" w:hAnsi="Calibri"/>
                 <w:b w:val="1"/>
-                <w:i w:val="0"/>
+                <w:bCs w:val="1"/>
+                <w:i w:val="0"/>
+                <w:iCs w:val="0"/>
                 <w:smallCaps w:val="0"/>
                 <w:strike w:val="0"/>
                 <w:color w:val="000000"/>
@@ -5490,7 +5737,9 @@
               <w:rPr>
                 <w:rFonts w:ascii="Calibri" w:cs="Calibri" w:eastAsia="Calibri" w:hAnsi="Calibri"/>
                 <w:b w:val="0"/>
-                <w:i w:val="0"/>
+                <w:bCs w:val="0"/>
+                <w:i w:val="0"/>
+                <w:iCs w:val="0"/>
                 <w:smallCaps w:val="0"/>
                 <w:strike w:val="0"/>
                 <w:color w:val="000000"/>
@@ -5507,7 +5756,9 @@
               <w:rPr>
                 <w:rFonts w:ascii="Calibri" w:cs="Calibri" w:eastAsia="Calibri" w:hAnsi="Calibri"/>
                 <w:b w:val="0"/>
+                <w:bCs w:val="0"/>
                 <w:i w:val="1"/>
+                <w:iCs w:val="1"/>
                 <w:smallCaps w:val="0"/>
                 <w:strike w:val="0"/>
                 <w:color w:val="000000"/>
@@ -5524,7 +5775,9 @@
               <w:rPr>
                 <w:rFonts w:ascii="Calibri" w:cs="Calibri" w:eastAsia="Calibri" w:hAnsi="Calibri"/>
                 <w:b w:val="0"/>
-                <w:i w:val="0"/>
+                <w:bCs w:val="0"/>
+                <w:i w:val="0"/>
+                <w:iCs w:val="0"/>
                 <w:smallCaps w:val="0"/>
                 <w:strike w:val="0"/>
                 <w:color w:val="000000"/>
@@ -5541,7 +5794,9 @@
               <w:rPr>
                 <w:rFonts w:ascii="Calibri" w:cs="Calibri" w:eastAsia="Calibri" w:hAnsi="Calibri"/>
                 <w:b w:val="1"/>
-                <w:i w:val="0"/>
+                <w:bCs w:val="1"/>
+                <w:i w:val="0"/>
+                <w:iCs w:val="0"/>
                 <w:smallCaps w:val="0"/>
                 <w:strike w:val="0"/>
                 <w:color w:val="000000"/>
@@ -5558,7 +5813,9 @@
               <w:rPr>
                 <w:rFonts w:ascii="Calibri" w:cs="Calibri" w:eastAsia="Calibri" w:hAnsi="Calibri"/>
                 <w:b w:val="0"/>
-                <w:i w:val="0"/>
+                <w:bCs w:val="0"/>
+                <w:i w:val="0"/>
+                <w:iCs w:val="0"/>
                 <w:smallCaps w:val="0"/>
                 <w:strike w:val="0"/>
                 <w:color w:val="000000"/>
@@ -5575,7 +5832,9 @@
               <w:rPr>
                 <w:rFonts w:ascii="Calibri" w:cs="Calibri" w:eastAsia="Calibri" w:hAnsi="Calibri"/>
                 <w:b w:val="1"/>
-                <w:i w:val="0"/>
+                <w:bCs w:val="1"/>
+                <w:i w:val="0"/>
+                <w:iCs w:val="0"/>
                 <w:smallCaps w:val="0"/>
                 <w:strike w:val="0"/>
                 <w:color w:val="000000"/>
@@ -5592,7 +5851,9 @@
               <w:rPr>
                 <w:rFonts w:ascii="Calibri" w:cs="Calibri" w:eastAsia="Calibri" w:hAnsi="Calibri"/>
                 <w:b w:val="0"/>
-                <w:i w:val="0"/>
+                <w:bCs w:val="0"/>
+                <w:i w:val="0"/>
+                <w:iCs w:val="0"/>
                 <w:smallCaps w:val="0"/>
                 <w:strike w:val="0"/>
                 <w:color w:val="000000"/>
@@ -5610,7 +5871,6 @@
             <w:pPr>
               <w:keepNext w:val="0"/>
               <w:keepLines w:val="0"/>
-              <w:pageBreakBefore w:val="0"/>
               <w:widowControl w:val="1"/>
               <w:pBdr>
                 <w:top w:space="0" w:sz="0" w:val="nil"/>
@@ -5630,7 +5890,9 @@
               <w:rPr>
                 <w:rFonts w:ascii="Calibri" w:cs="Calibri" w:eastAsia="Calibri" w:hAnsi="Calibri"/>
                 <w:b w:val="1"/>
-                <w:i w:val="0"/>
+                <w:bCs w:val="1"/>
+                <w:i w:val="0"/>
+                <w:iCs w:val="0"/>
                 <w:smallCaps w:val="0"/>
                 <w:strike w:val="0"/>
                 <w:color w:val="000000"/>
@@ -5651,7 +5913,6 @@
             <w:pPr>
               <w:keepNext w:val="0"/>
               <w:keepLines w:val="0"/>
-              <w:pageBreakBefore w:val="0"/>
               <w:widowControl w:val="1"/>
               <w:pBdr>
                 <w:top w:space="0" w:sz="0" w:val="nil"/>
@@ -5671,7 +5932,9 @@
               <w:rPr>
                 <w:rFonts w:ascii="Calibri" w:cs="Calibri" w:eastAsia="Calibri" w:hAnsi="Calibri"/>
                 <w:b w:val="1"/>
-                <w:i w:val="0"/>
+                <w:bCs w:val="1"/>
+                <w:i w:val="0"/>
+                <w:iCs w:val="0"/>
                 <w:smallCaps w:val="0"/>
                 <w:strike w:val="0"/>
                 <w:color w:val="000000"/>
@@ -5686,7 +5949,9 @@
               <w:rPr>
                 <w:rFonts w:ascii="Calibri" w:cs="Calibri" w:eastAsia="Calibri" w:hAnsi="Calibri"/>
                 <w:b w:val="1"/>
-                <w:i w:val="0"/>
+                <w:bCs w:val="1"/>
+                <w:i w:val="0"/>
+                <w:iCs w:val="0"/>
                 <w:smallCaps w:val="0"/>
                 <w:strike w:val="0"/>
                 <w:color w:val="000000"/>
@@ -5704,11 +5969,10 @@
             <w:pPr>
               <w:keepNext w:val="0"/>
               <w:keepLines w:val="0"/>
-              <w:pageBreakBefore w:val="0"/>
               <w:widowControl w:val="1"/>
               <w:numPr>
                 <w:ilvl w:val="0"/>
-                <w:numId w:val="1"/>
+                <w:numId w:val="4"/>
               </w:numPr>
               <w:pBdr>
                 <w:top w:space="0" w:sz="0" w:val="nil"/>
@@ -5726,9 +5990,10 @@
               <w:ind w:left="720" w:right="0" w:hanging="360"/>
               <w:jc w:val="both"/>
               <w:rPr>
-                <w:rFonts w:ascii="Calibri" w:cs="Calibri" w:eastAsia="Calibri" w:hAnsi="Calibri"/>
                 <w:b w:val="0"/>
-                <w:i w:val="0"/>
+                <w:bCs w:val="0"/>
+                <w:i w:val="0"/>
+                <w:iCs w:val="0"/>
                 <w:smallCaps w:val="0"/>
                 <w:strike w:val="0"/>
                 <w:color w:val="000000"/>
@@ -5743,7 +6008,9 @@
               <w:rPr>
                 <w:rFonts w:ascii="Calibri" w:cs="Calibri" w:eastAsia="Calibri" w:hAnsi="Calibri"/>
                 <w:b w:val="0"/>
-                <w:i w:val="0"/>
+                <w:bCs w:val="0"/>
+                <w:i w:val="0"/>
+                <w:iCs w:val="0"/>
                 <w:smallCaps w:val="0"/>
                 <w:strike w:val="0"/>
                 <w:color w:val="000000"/>
@@ -5761,11 +6028,10 @@
             <w:pPr>
               <w:keepNext w:val="0"/>
               <w:keepLines w:val="0"/>
-              <w:pageBreakBefore w:val="0"/>
               <w:widowControl w:val="1"/>
               <w:numPr>
                 <w:ilvl w:val="0"/>
-                <w:numId w:val="1"/>
+                <w:numId w:val="4"/>
               </w:numPr>
               <w:pBdr>
                 <w:top w:space="0" w:sz="0" w:val="nil"/>
@@ -5783,9 +6049,10 @@
               <w:ind w:left="720" w:right="0" w:hanging="360"/>
               <w:jc w:val="both"/>
               <w:rPr>
-                <w:rFonts w:ascii="Calibri" w:cs="Calibri" w:eastAsia="Calibri" w:hAnsi="Calibri"/>
                 <w:b w:val="0"/>
-                <w:i w:val="0"/>
+                <w:bCs w:val="0"/>
+                <w:i w:val="0"/>
+                <w:iCs w:val="0"/>
                 <w:smallCaps w:val="0"/>
                 <w:strike w:val="0"/>
                 <w:color w:val="000000"/>
@@ -5800,7 +6067,9 @@
               <w:rPr>
                 <w:rFonts w:ascii="Calibri" w:cs="Calibri" w:eastAsia="Calibri" w:hAnsi="Calibri"/>
                 <w:b w:val="0"/>
-                <w:i w:val="0"/>
+                <w:bCs w:val="0"/>
+                <w:i w:val="0"/>
+                <w:iCs w:val="0"/>
                 <w:smallCaps w:val="0"/>
                 <w:strike w:val="0"/>
                 <w:color w:val="000000"/>
@@ -5818,11 +6087,10 @@
             <w:pPr>
               <w:keepNext w:val="0"/>
               <w:keepLines w:val="0"/>
-              <w:pageBreakBefore w:val="0"/>
               <w:widowControl w:val="1"/>
               <w:numPr>
                 <w:ilvl w:val="0"/>
-                <w:numId w:val="1"/>
+                <w:numId w:val="4"/>
               </w:numPr>
               <w:pBdr>
                 <w:top w:space="0" w:sz="0" w:val="nil"/>
@@ -5840,9 +6108,10 @@
               <w:ind w:left="720" w:right="0" w:hanging="360"/>
               <w:jc w:val="both"/>
               <w:rPr>
-                <w:rFonts w:ascii="Calibri" w:cs="Calibri" w:eastAsia="Calibri" w:hAnsi="Calibri"/>
                 <w:b w:val="0"/>
-                <w:i w:val="0"/>
+                <w:bCs w:val="0"/>
+                <w:i w:val="0"/>
+                <w:iCs w:val="0"/>
                 <w:smallCaps w:val="0"/>
                 <w:strike w:val="0"/>
                 <w:color w:val="000000"/>
@@ -5857,7 +6126,9 @@
               <w:rPr>
                 <w:rFonts w:ascii="Calibri" w:cs="Calibri" w:eastAsia="Calibri" w:hAnsi="Calibri"/>
                 <w:b w:val="0"/>
-                <w:i w:val="0"/>
+                <w:bCs w:val="0"/>
+                <w:i w:val="0"/>
+                <w:iCs w:val="0"/>
                 <w:smallCaps w:val="0"/>
                 <w:strike w:val="0"/>
                 <w:color w:val="000000"/>
@@ -5875,7 +6146,6 @@
             <w:pPr>
               <w:keepNext w:val="0"/>
               <w:keepLines w:val="0"/>
-              <w:pageBreakBefore w:val="0"/>
               <w:widowControl w:val="1"/>
               <w:pBdr>
                 <w:top w:space="0" w:sz="0" w:val="nil"/>
@@ -5895,7 +6165,9 @@
               <w:rPr>
                 <w:rFonts w:ascii="Calibri" w:cs="Calibri" w:eastAsia="Calibri" w:hAnsi="Calibri"/>
                 <w:b w:val="0"/>
-                <w:i w:val="0"/>
+                <w:bCs w:val="0"/>
+                <w:i w:val="0"/>
+                <w:iCs w:val="0"/>
                 <w:smallCaps w:val="0"/>
                 <w:strike w:val="0"/>
                 <w:color w:val="000000"/>
@@ -5919,7 +6191,9 @@
               <w:rPr>
                 <w:rFonts w:ascii="Calibri" w:cs="Calibri" w:eastAsia="Calibri" w:hAnsi="Calibri"/>
                 <w:b w:val="0"/>
-                <w:i w:val="0"/>
+                <w:bCs w:val="0"/>
+                <w:i w:val="0"/>
+                <w:iCs w:val="0"/>
                 <w:smallCaps w:val="0"/>
                 <w:color w:val="000000"/>
                 <w:sz w:val="22"/>
@@ -5930,7 +6204,9 @@
               <w:rPr>
                 <w:rFonts w:ascii="Calibri" w:cs="Calibri" w:eastAsia="Calibri" w:hAnsi="Calibri"/>
                 <w:b w:val="1"/>
-                <w:i w:val="0"/>
+                <w:bCs w:val="1"/>
+                <w:i w:val="0"/>
+                <w:iCs w:val="0"/>
                 <w:smallCaps w:val="0"/>
                 <w:color w:val="000000"/>
                 <w:sz w:val="22"/>
@@ -5943,7 +6219,9 @@
               <w:rPr>
                 <w:rFonts w:ascii="Calibri" w:cs="Calibri" w:eastAsia="Calibri" w:hAnsi="Calibri"/>
                 <w:b w:val="0"/>
-                <w:i w:val="0"/>
+                <w:bCs w:val="0"/>
+                <w:i w:val="0"/>
+                <w:iCs w:val="0"/>
                 <w:smallCaps w:val="0"/>
                 <w:color w:val="000000"/>
                 <w:sz w:val="22"/>
@@ -5957,7 +6235,700 @@
             <w:pPr>
               <w:keepNext w:val="0"/>
               <w:keepLines w:val="0"/>
-              <w:pageBreakBefore w:val="0"/>
+              <w:widowControl w:val="1"/>
+              <w:numPr>
+                <w:ilvl w:val="0"/>
+                <w:numId w:val="9"/>
+              </w:numPr>
+              <w:pBdr>
+                <w:top w:space="0" w:sz="0" w:val="nil"/>
+                <w:left w:space="0" w:sz="0" w:val="nil"/>
+                <w:bottom w:space="0" w:sz="0" w:val="nil"/>
+                <w:right w:space="0" w:sz="0" w:val="nil"/>
+                <w:between w:space="0" w:sz="0" w:val="nil"/>
+              </w:pBdr>
+              <w:shd w:fill="auto" w:val="clear"/>
+              <w:spacing w:after="0" w:before="0" w:line="240" w:lineRule="auto"/>
+              <w:ind w:left="360" w:right="0" w:firstLine="0"/>
+              <w:jc w:val="both"/>
+              <w:rPr>
+                <w:b w:val="0"/>
+                <w:bCs w:val="0"/>
+                <w:i w:val="0"/>
+                <w:iCs w:val="0"/>
+                <w:smallCaps w:val="0"/>
+                <w:strike w:val="0"/>
+                <w:color w:val="000000"/>
+                <w:sz w:val="22"/>
+                <w:szCs w:val="22"/>
+                <w:u w:val="none"/>
+                <w:shd w:fill="auto" w:val="clear"/>
+                <w:vertAlign w:val="baseline"/>
+              </w:rPr>
+            </w:pPr>
+            <w:r>
+              <w:rPr>
+                <w:rFonts w:ascii="Calibri" w:cs="Calibri" w:eastAsia="Calibri" w:hAnsi="Calibri"/>
+                <w:b w:val="0"/>
+                <w:bCs w:val="0"/>
+                <w:i w:val="0"/>
+                <w:iCs w:val="0"/>
+                <w:smallCaps w:val="0"/>
+                <w:strike w:val="0"/>
+                <w:color w:val="000000"/>
+                <w:sz w:val="22"/>
+                <w:szCs w:val="22"/>
+                <w:u w:val="none"/>
+                <w:shd w:fill="auto" w:val="clear"/>
+                <w:vertAlign w:val="baseline"/>
+                <w:rtl w:val="0"/>
+              </w:rPr>
+              <w:t xml:space="preserve">Abstract (inglés y español) </w:t>
+            </w:r>
+          </w:p>
+          <w:p>
+            <w:pPr>
+              <w:keepNext w:val="0"/>
+              <w:keepLines w:val="0"/>
+              <w:widowControl w:val="1"/>
+              <w:numPr>
+                <w:ilvl w:val="0"/>
+                <w:numId w:val="9"/>
+              </w:numPr>
+              <w:pBdr>
+                <w:top w:space="0" w:sz="0" w:val="nil"/>
+                <w:left w:space="0" w:sz="0" w:val="nil"/>
+                <w:bottom w:space="0" w:sz="0" w:val="nil"/>
+                <w:right w:space="0" w:sz="0" w:val="nil"/>
+                <w:between w:space="0" w:sz="0" w:val="nil"/>
+              </w:pBdr>
+              <w:shd w:fill="auto" w:val="clear"/>
+              <w:spacing w:after="0" w:before="0" w:line="240" w:lineRule="auto"/>
+              <w:ind w:left="360" w:right="0" w:firstLine="0"/>
+              <w:jc w:val="both"/>
+              <w:rPr>
+                <w:b w:val="0"/>
+                <w:bCs w:val="0"/>
+                <w:i w:val="0"/>
+                <w:iCs w:val="0"/>
+                <w:smallCaps w:val="0"/>
+                <w:strike w:val="0"/>
+                <w:color w:val="000000"/>
+                <w:sz w:val="22"/>
+                <w:szCs w:val="22"/>
+                <w:u w:val="none"/>
+                <w:shd w:fill="auto" w:val="clear"/>
+                <w:vertAlign w:val="baseline"/>
+              </w:rPr>
+            </w:pPr>
+            <w:r>
+              <w:rPr>
+                <w:rFonts w:ascii="Calibri" w:cs="Calibri" w:eastAsia="Calibri" w:hAnsi="Calibri"/>
+                <w:b w:val="0"/>
+                <w:bCs w:val="0"/>
+                <w:i w:val="0"/>
+                <w:iCs w:val="0"/>
+                <w:smallCaps w:val="0"/>
+                <w:strike w:val="0"/>
+                <w:color w:val="000000"/>
+                <w:sz w:val="22"/>
+                <w:szCs w:val="22"/>
+                <w:u w:val="none"/>
+                <w:shd w:fill="auto" w:val="clear"/>
+                <w:vertAlign w:val="baseline"/>
+                <w:rtl w:val="0"/>
+              </w:rPr>
+              <w:t xml:space="preserve">Conclusiones individuales solo en inglés. </w:t>
+            </w:r>
+          </w:p>
+          <w:p>
+            <w:pPr>
+              <w:keepNext w:val="0"/>
+              <w:keepLines w:val="0"/>
+              <w:widowControl w:val="1"/>
+              <w:numPr>
+                <w:ilvl w:val="0"/>
+                <w:numId w:val="9"/>
+              </w:numPr>
+              <w:pBdr>
+                <w:top w:space="0" w:sz="0" w:val="nil"/>
+                <w:left w:space="0" w:sz="0" w:val="nil"/>
+                <w:bottom w:space="0" w:sz="0" w:val="nil"/>
+                <w:right w:space="0" w:sz="0" w:val="nil"/>
+                <w:between w:space="0" w:sz="0" w:val="nil"/>
+              </w:pBdr>
+              <w:shd w:fill="auto" w:val="clear"/>
+              <w:spacing w:after="0" w:before="0" w:line="240" w:lineRule="auto"/>
+              <w:ind w:left="360" w:right="0" w:firstLine="0"/>
+              <w:jc w:val="both"/>
+              <w:rPr>
+                <w:b w:val="0"/>
+                <w:bCs w:val="0"/>
+                <w:i w:val="0"/>
+                <w:iCs w:val="0"/>
+                <w:smallCaps w:val="0"/>
+                <w:strike w:val="0"/>
+                <w:color w:val="000000"/>
+                <w:sz w:val="22"/>
+                <w:szCs w:val="22"/>
+                <w:u w:val="none"/>
+                <w:shd w:fill="auto" w:val="clear"/>
+                <w:vertAlign w:val="baseline"/>
+              </w:rPr>
+            </w:pPr>
+            <w:r>
+              <w:rPr>
+                <w:rFonts w:ascii="Calibri" w:cs="Calibri" w:eastAsia="Calibri" w:hAnsi="Calibri"/>
+                <w:b w:val="0"/>
+                <w:bCs w:val="0"/>
+                <w:i w:val="0"/>
+                <w:iCs w:val="0"/>
+                <w:smallCaps w:val="0"/>
+                <w:strike w:val="0"/>
+                <w:color w:val="000000"/>
+                <w:sz w:val="22"/>
+                <w:szCs w:val="22"/>
+                <w:u w:val="none"/>
+                <w:shd w:fill="auto" w:val="clear"/>
+                <w:vertAlign w:val="baseline"/>
+                <w:rtl w:val="0"/>
+              </w:rPr>
+              <w:t xml:space="preserve">Reflexión solo en inglés. </w:t>
+            </w:r>
+          </w:p>
+          <w:p>
+            <w:pPr>
+              <w:jc w:val="both"/>
+              <w:rPr>
+                <w:rFonts w:ascii="Calibri" w:cs="Calibri" w:eastAsia="Calibri" w:hAnsi="Calibri"/>
+                <w:b w:val="1"/>
+                <w:bCs w:val="1"/>
+                <w:color w:val="000000"/>
+                <w:sz w:val="22"/>
+                <w:szCs w:val="22"/>
+              </w:rPr>
+            </w:pPr>
+            <w:r>
+              <w:rPr>
+                <w:rtl w:val="0"/>
+              </w:rPr>
+            </w:r>
+          </w:p>
+          <w:p>
+            <w:pPr>
+              <w:jc w:val="both"/>
+              <w:rPr>
+                <w:rFonts w:ascii="Calibri" w:cs="Calibri" w:eastAsia="Calibri" w:hAnsi="Calibri"/>
+                <w:b w:val="1"/>
+                <w:bCs w:val="1"/>
+                <w:color w:val="000000"/>
+                <w:sz w:val="22"/>
+                <w:szCs w:val="22"/>
+              </w:rPr>
+            </w:pPr>
+            <w:r>
+              <w:rPr>
+                <w:rFonts w:ascii="Calibri" w:cs="Calibri" w:eastAsia="Calibri" w:hAnsi="Calibri"/>
+                <w:b w:val="1"/>
+                <w:bCs w:val="1"/>
+                <w:color w:val="000000"/>
+                <w:sz w:val="22"/>
+                <w:szCs w:val="22"/>
+                <w:rtl w:val="0"/>
+              </w:rPr>
+              <w:t xml:space="preserve">Tu informe debe contener:  </w:t>
+            </w:r>
+          </w:p>
+          <w:p>
+            <w:pPr>
+              <w:keepNext w:val="0"/>
+              <w:keepLines w:val="0"/>
+              <w:widowControl w:val="1"/>
+              <w:numPr>
+                <w:ilvl w:val="0"/>
+                <w:numId w:val="7"/>
+              </w:numPr>
+              <w:pBdr>
+                <w:top w:space="0" w:sz="0" w:val="nil"/>
+                <w:left w:space="0" w:sz="0" w:val="nil"/>
+                <w:bottom w:space="0" w:sz="0" w:val="nil"/>
+                <w:right w:space="0" w:sz="0" w:val="nil"/>
+                <w:between w:space="0" w:sz="0" w:val="nil"/>
+              </w:pBdr>
+              <w:shd w:fill="auto" w:val="clear"/>
+              <w:spacing w:after="0" w:before="0" w:line="240" w:lineRule="auto"/>
+              <w:ind w:left="360" w:right="0" w:firstLine="0"/>
+              <w:jc w:val="both"/>
+              <w:rPr>
+                <w:b w:val="0"/>
+                <w:bCs w:val="0"/>
+                <w:i w:val="0"/>
+                <w:iCs w:val="0"/>
+                <w:smallCaps w:val="0"/>
+                <w:strike w:val="0"/>
+                <w:color w:val="000000"/>
+                <w:sz w:val="22"/>
+                <w:szCs w:val="22"/>
+                <w:u w:val="none"/>
+                <w:shd w:fill="auto" w:val="clear"/>
+                <w:vertAlign w:val="baseline"/>
+              </w:rPr>
+            </w:pPr>
+            <w:r>
+              <w:rPr>
+                <w:rFonts w:ascii="Calibri" w:cs="Calibri" w:eastAsia="Calibri" w:hAnsi="Calibri"/>
+                <w:b w:val="0"/>
+                <w:bCs w:val="0"/>
+                <w:i w:val="0"/>
+                <w:iCs w:val="0"/>
+                <w:smallCaps w:val="0"/>
+                <w:strike w:val="0"/>
+                <w:color w:val="000000"/>
+                <w:sz w:val="22"/>
+                <w:szCs w:val="22"/>
+                <w:u w:val="none"/>
+                <w:shd w:fill="auto" w:val="clear"/>
+                <w:vertAlign w:val="baseline"/>
+                <w:rtl w:val="0"/>
+              </w:rPr>
+              <w:t xml:space="preserve">Descripción de proyecto APT </w:t>
+            </w:r>
+          </w:p>
+          <w:p>
+            <w:pPr>
+              <w:keepNext w:val="0"/>
+              <w:keepLines w:val="0"/>
+              <w:widowControl w:val="1"/>
+              <w:numPr>
+                <w:ilvl w:val="0"/>
+                <w:numId w:val="7"/>
+              </w:numPr>
+              <w:pBdr>
+                <w:top w:space="0" w:sz="0" w:val="nil"/>
+                <w:left w:space="0" w:sz="0" w:val="nil"/>
+                <w:bottom w:space="0" w:sz="0" w:val="nil"/>
+                <w:right w:space="0" w:sz="0" w:val="nil"/>
+                <w:between w:space="0" w:sz="0" w:val="nil"/>
+              </w:pBdr>
+              <w:shd w:fill="auto" w:val="clear"/>
+              <w:spacing w:after="0" w:before="0" w:line="240" w:lineRule="auto"/>
+              <w:ind w:left="360" w:right="0" w:firstLine="0"/>
+              <w:jc w:val="both"/>
+              <w:rPr>
+                <w:b w:val="0"/>
+                <w:bCs w:val="0"/>
+                <w:i w:val="0"/>
+                <w:iCs w:val="0"/>
+                <w:smallCaps w:val="0"/>
+                <w:strike w:val="0"/>
+                <w:color w:val="000000"/>
+                <w:sz w:val="22"/>
+                <w:szCs w:val="22"/>
+                <w:u w:val="none"/>
+                <w:shd w:fill="auto" w:val="clear"/>
+                <w:vertAlign w:val="baseline"/>
+              </w:rPr>
+            </w:pPr>
+            <w:r>
+              <w:rPr>
+                <w:rFonts w:ascii="Calibri" w:cs="Calibri" w:eastAsia="Calibri" w:hAnsi="Calibri"/>
+                <w:b w:val="0"/>
+                <w:bCs w:val="0"/>
+                <w:i w:val="0"/>
+                <w:iCs w:val="0"/>
+                <w:smallCaps w:val="0"/>
+                <w:strike w:val="0"/>
+                <w:color w:val="000000"/>
+                <w:sz w:val="22"/>
+                <w:szCs w:val="22"/>
+                <w:u w:val="none"/>
+                <w:shd w:fill="auto" w:val="clear"/>
+                <w:vertAlign w:val="baseline"/>
+                <w:rtl w:val="0"/>
+              </w:rPr>
+              <w:t xml:space="preserve">Relación del proyecto APT con las competencias del perfil de egreso. </w:t>
+            </w:r>
+          </w:p>
+          <w:p>
+            <w:pPr>
+              <w:keepNext w:val="0"/>
+              <w:keepLines w:val="0"/>
+              <w:widowControl w:val="1"/>
+              <w:numPr>
+                <w:ilvl w:val="0"/>
+                <w:numId w:val="7"/>
+              </w:numPr>
+              <w:pBdr>
+                <w:top w:space="0" w:sz="0" w:val="nil"/>
+                <w:left w:space="0" w:sz="0" w:val="nil"/>
+                <w:bottom w:space="0" w:sz="0" w:val="nil"/>
+                <w:right w:space="0" w:sz="0" w:val="nil"/>
+                <w:between w:space="0" w:sz="0" w:val="nil"/>
+              </w:pBdr>
+              <w:shd w:fill="auto" w:val="clear"/>
+              <w:spacing w:after="0" w:before="0" w:line="240" w:lineRule="auto"/>
+              <w:ind w:left="360" w:right="0" w:firstLine="0"/>
+              <w:jc w:val="both"/>
+              <w:rPr>
+                <w:b w:val="0"/>
+                <w:bCs w:val="0"/>
+                <w:i w:val="0"/>
+                <w:iCs w:val="0"/>
+                <w:smallCaps w:val="0"/>
+                <w:strike w:val="0"/>
+                <w:color w:val="000000"/>
+                <w:sz w:val="22"/>
+                <w:szCs w:val="22"/>
+                <w:u w:val="none"/>
+                <w:shd w:fill="auto" w:val="clear"/>
+                <w:vertAlign w:val="baseline"/>
+              </w:rPr>
+            </w:pPr>
+            <w:r>
+              <w:rPr>
+                <w:rFonts w:ascii="Calibri" w:cs="Calibri" w:eastAsia="Calibri" w:hAnsi="Calibri"/>
+                <w:b w:val="0"/>
+                <w:bCs w:val="0"/>
+                <w:i w:val="0"/>
+                <w:iCs w:val="0"/>
+                <w:smallCaps w:val="0"/>
+                <w:strike w:val="0"/>
+                <w:color w:val="000000"/>
+                <w:sz w:val="22"/>
+                <w:szCs w:val="22"/>
+                <w:u w:val="none"/>
+                <w:shd w:fill="auto" w:val="clear"/>
+                <w:vertAlign w:val="baseline"/>
+                <w:rtl w:val="0"/>
+              </w:rPr>
+              <w:t xml:space="preserve">Relación del proyecto con tus intereses profesionales. </w:t>
+            </w:r>
+          </w:p>
+          <w:p>
+            <w:pPr>
+              <w:keepNext w:val="0"/>
+              <w:keepLines w:val="0"/>
+              <w:widowControl w:val="1"/>
+              <w:numPr>
+                <w:ilvl w:val="0"/>
+                <w:numId w:val="7"/>
+              </w:numPr>
+              <w:pBdr>
+                <w:top w:space="0" w:sz="0" w:val="nil"/>
+                <w:left w:space="0" w:sz="0" w:val="nil"/>
+                <w:bottom w:space="0" w:sz="0" w:val="nil"/>
+                <w:right w:space="0" w:sz="0" w:val="nil"/>
+                <w:between w:space="0" w:sz="0" w:val="nil"/>
+              </w:pBdr>
+              <w:shd w:fill="auto" w:val="clear"/>
+              <w:spacing w:after="0" w:before="0" w:line="240" w:lineRule="auto"/>
+              <w:ind w:left="360" w:right="0" w:firstLine="0"/>
+              <w:jc w:val="both"/>
+              <w:rPr>
+                <w:b w:val="0"/>
+                <w:bCs w:val="0"/>
+                <w:i w:val="0"/>
+                <w:iCs w:val="0"/>
+                <w:smallCaps w:val="0"/>
+                <w:strike w:val="0"/>
+                <w:color w:val="000000"/>
+                <w:sz w:val="22"/>
+                <w:szCs w:val="22"/>
+                <w:u w:val="none"/>
+                <w:shd w:fill="auto" w:val="clear"/>
+                <w:vertAlign w:val="baseline"/>
+              </w:rPr>
+            </w:pPr>
+            <w:r>
+              <w:rPr>
+                <w:rFonts w:ascii="Calibri" w:cs="Calibri" w:eastAsia="Calibri" w:hAnsi="Calibri"/>
+                <w:b w:val="0"/>
+                <w:bCs w:val="0"/>
+                <w:i w:val="0"/>
+                <w:iCs w:val="0"/>
+                <w:smallCaps w:val="0"/>
+                <w:strike w:val="0"/>
+                <w:color w:val="000000"/>
+                <w:sz w:val="22"/>
+                <w:szCs w:val="22"/>
+                <w:u w:val="none"/>
+                <w:shd w:fill="auto" w:val="clear"/>
+                <w:vertAlign w:val="baseline"/>
+                <w:rtl w:val="0"/>
+              </w:rPr>
+              <w:t xml:space="preserve">Argumento del por qué el proyecto es factible a realizarse dentro de la asignatura. </w:t>
+            </w:r>
+          </w:p>
+          <w:p>
+            <w:pPr>
+              <w:keepNext w:val="0"/>
+              <w:keepLines w:val="0"/>
+              <w:widowControl w:val="1"/>
+              <w:numPr>
+                <w:ilvl w:val="0"/>
+                <w:numId w:val="7"/>
+              </w:numPr>
+              <w:pBdr>
+                <w:top w:space="0" w:sz="0" w:val="nil"/>
+                <w:left w:space="0" w:sz="0" w:val="nil"/>
+                <w:bottom w:space="0" w:sz="0" w:val="nil"/>
+                <w:right w:space="0" w:sz="0" w:val="nil"/>
+                <w:between w:space="0" w:sz="0" w:val="nil"/>
+              </w:pBdr>
+              <w:shd w:fill="auto" w:val="clear"/>
+              <w:spacing w:after="0" w:before="0" w:line="240" w:lineRule="auto"/>
+              <w:ind w:left="360" w:right="0" w:firstLine="0"/>
+              <w:jc w:val="both"/>
+              <w:rPr>
+                <w:b w:val="0"/>
+                <w:bCs w:val="0"/>
+                <w:i w:val="0"/>
+                <w:iCs w:val="0"/>
+                <w:smallCaps w:val="0"/>
+                <w:strike w:val="0"/>
+                <w:color w:val="000000"/>
+                <w:sz w:val="22"/>
+                <w:szCs w:val="22"/>
+                <w:u w:val="none"/>
+                <w:shd w:fill="auto" w:val="clear"/>
+                <w:vertAlign w:val="baseline"/>
+              </w:rPr>
+            </w:pPr>
+            <w:r>
+              <w:rPr>
+                <w:rFonts w:ascii="Calibri" w:cs="Calibri" w:eastAsia="Calibri" w:hAnsi="Calibri"/>
+                <w:b w:val="0"/>
+                <w:bCs w:val="0"/>
+                <w:i w:val="0"/>
+                <w:iCs w:val="0"/>
+                <w:smallCaps w:val="0"/>
+                <w:strike w:val="0"/>
+                <w:color w:val="000000"/>
+                <w:sz w:val="22"/>
+                <w:szCs w:val="22"/>
+                <w:u w:val="none"/>
+                <w:shd w:fill="auto" w:val="clear"/>
+                <w:vertAlign w:val="baseline"/>
+                <w:rtl w:val="0"/>
+              </w:rPr>
+              <w:t xml:space="preserve">Objetivos claros y coherentes. </w:t>
+            </w:r>
+          </w:p>
+          <w:p>
+            <w:pPr>
+              <w:keepNext w:val="0"/>
+              <w:keepLines w:val="0"/>
+              <w:widowControl w:val="1"/>
+              <w:numPr>
+                <w:ilvl w:val="0"/>
+                <w:numId w:val="7"/>
+              </w:numPr>
+              <w:pBdr>
+                <w:top w:space="0" w:sz="0" w:val="nil"/>
+                <w:left w:space="0" w:sz="0" w:val="nil"/>
+                <w:bottom w:space="0" w:sz="0" w:val="nil"/>
+                <w:right w:space="0" w:sz="0" w:val="nil"/>
+                <w:between w:space="0" w:sz="0" w:val="nil"/>
+              </w:pBdr>
+              <w:shd w:fill="auto" w:val="clear"/>
+              <w:spacing w:after="0" w:before="0" w:line="240" w:lineRule="auto"/>
+              <w:ind w:left="360" w:right="0" w:firstLine="0"/>
+              <w:jc w:val="both"/>
+              <w:rPr>
+                <w:b w:val="0"/>
+                <w:bCs w:val="0"/>
+                <w:i w:val="0"/>
+                <w:iCs w:val="0"/>
+                <w:smallCaps w:val="0"/>
+                <w:strike w:val="0"/>
+                <w:color w:val="000000"/>
+                <w:sz w:val="22"/>
+                <w:szCs w:val="22"/>
+                <w:u w:val="none"/>
+                <w:shd w:fill="auto" w:val="clear"/>
+                <w:vertAlign w:val="baseline"/>
+              </w:rPr>
+            </w:pPr>
+            <w:r>
+              <w:rPr>
+                <w:rFonts w:ascii="Calibri" w:cs="Calibri" w:eastAsia="Calibri" w:hAnsi="Calibri"/>
+                <w:b w:val="0"/>
+                <w:bCs w:val="0"/>
+                <w:i w:val="0"/>
+                <w:iCs w:val="0"/>
+                <w:smallCaps w:val="0"/>
+                <w:strike w:val="0"/>
+                <w:color w:val="000000"/>
+                <w:sz w:val="22"/>
+                <w:szCs w:val="22"/>
+                <w:u w:val="none"/>
+                <w:shd w:fill="auto" w:val="clear"/>
+                <w:vertAlign w:val="baseline"/>
+                <w:rtl w:val="0"/>
+              </w:rPr>
+              <w:t xml:space="preserve">Propuesta metodológica de trabajo que permita alcanzar los objetivos. </w:t>
+            </w:r>
+          </w:p>
+          <w:p>
+            <w:pPr>
+              <w:keepNext w:val="0"/>
+              <w:keepLines w:val="0"/>
+              <w:widowControl w:val="1"/>
+              <w:numPr>
+                <w:ilvl w:val="0"/>
+                <w:numId w:val="7"/>
+              </w:numPr>
+              <w:pBdr>
+                <w:top w:space="0" w:sz="0" w:val="nil"/>
+                <w:left w:space="0" w:sz="0" w:val="nil"/>
+                <w:bottom w:space="0" w:sz="0" w:val="nil"/>
+                <w:right w:space="0" w:sz="0" w:val="nil"/>
+                <w:between w:space="0" w:sz="0" w:val="nil"/>
+              </w:pBdr>
+              <w:shd w:fill="auto" w:val="clear"/>
+              <w:spacing w:after="0" w:before="0" w:line="240" w:lineRule="auto"/>
+              <w:ind w:left="360" w:right="0" w:firstLine="0"/>
+              <w:jc w:val="both"/>
+              <w:rPr>
+                <w:b w:val="0"/>
+                <w:bCs w:val="0"/>
+                <w:i w:val="0"/>
+                <w:iCs w:val="0"/>
+                <w:smallCaps w:val="0"/>
+                <w:strike w:val="0"/>
+                <w:color w:val="000000"/>
+                <w:sz w:val="22"/>
+                <w:szCs w:val="22"/>
+                <w:u w:val="none"/>
+                <w:shd w:fill="auto" w:val="clear"/>
+                <w:vertAlign w:val="baseline"/>
+              </w:rPr>
+            </w:pPr>
+            <w:r>
+              <w:rPr>
+                <w:rFonts w:ascii="Calibri" w:cs="Calibri" w:eastAsia="Calibri" w:hAnsi="Calibri"/>
+                <w:b w:val="0"/>
+                <w:bCs w:val="0"/>
+                <w:i w:val="0"/>
+                <w:iCs w:val="0"/>
+                <w:smallCaps w:val="0"/>
+                <w:strike w:val="0"/>
+                <w:color w:val="000000"/>
+                <w:sz w:val="22"/>
+                <w:szCs w:val="22"/>
+                <w:u w:val="none"/>
+                <w:shd w:fill="auto" w:val="clear"/>
+                <w:vertAlign w:val="baseline"/>
+                <w:rtl w:val="0"/>
+              </w:rPr>
+              <w:t xml:space="preserve">Plan de trabajo para el proyecto APT. </w:t>
+            </w:r>
+          </w:p>
+          <w:p>
+            <w:pPr>
+              <w:keepNext w:val="0"/>
+              <w:keepLines w:val="0"/>
+              <w:widowControl w:val="1"/>
+              <w:numPr>
+                <w:ilvl w:val="0"/>
+                <w:numId w:val="7"/>
+              </w:numPr>
+              <w:pBdr>
+                <w:top w:space="0" w:sz="0" w:val="nil"/>
+                <w:left w:space="0" w:sz="0" w:val="nil"/>
+                <w:bottom w:space="0" w:sz="0" w:val="nil"/>
+                <w:right w:space="0" w:sz="0" w:val="nil"/>
+                <w:between w:space="0" w:sz="0" w:val="nil"/>
+              </w:pBdr>
+              <w:shd w:fill="auto" w:val="clear"/>
+              <w:spacing w:after="0" w:before="0" w:line="240" w:lineRule="auto"/>
+              <w:ind w:left="360" w:right="0" w:firstLine="0"/>
+              <w:jc w:val="both"/>
+              <w:rPr>
+                <w:b w:val="0"/>
+                <w:bCs w:val="0"/>
+                <w:i w:val="0"/>
+                <w:iCs w:val="0"/>
+                <w:smallCaps w:val="0"/>
+                <w:strike w:val="0"/>
+                <w:color w:val="000000"/>
+                <w:sz w:val="22"/>
+                <w:szCs w:val="22"/>
+                <w:u w:val="none"/>
+                <w:shd w:fill="auto" w:val="clear"/>
+                <w:vertAlign w:val="baseline"/>
+              </w:rPr>
+            </w:pPr>
+            <w:r>
+              <w:rPr>
+                <w:rFonts w:ascii="Calibri" w:cs="Calibri" w:eastAsia="Calibri" w:hAnsi="Calibri"/>
+                <w:b w:val="0"/>
+                <w:bCs w:val="0"/>
+                <w:i w:val="0"/>
+                <w:iCs w:val="0"/>
+                <w:smallCaps w:val="0"/>
+                <w:strike w:val="0"/>
+                <w:color w:val="000000"/>
+                <w:sz w:val="22"/>
+                <w:szCs w:val="22"/>
+                <w:u w:val="none"/>
+                <w:shd w:fill="auto" w:val="clear"/>
+                <w:vertAlign w:val="baseline"/>
+                <w:rtl w:val="0"/>
+              </w:rPr>
+              <w:t xml:space="preserve">Propuesta de evidencias que darán cuenta del logro de las actividades. </w:t>
+            </w:r>
+          </w:p>
+          <w:p>
+            <w:pPr>
+              <w:jc w:val="both"/>
+              <w:rPr>
+                <w:rFonts w:ascii="Calibri" w:cs="Calibri" w:eastAsia="Calibri" w:hAnsi="Calibri"/>
+                <w:color w:val="000000"/>
+                <w:sz w:val="22"/>
+                <w:szCs w:val="22"/>
+              </w:rPr>
+            </w:pPr>
+            <w:r>
+              <w:rPr>
+                <w:rFonts w:ascii="Calibri" w:cs="Calibri" w:eastAsia="Calibri" w:hAnsi="Calibri"/>
+                <w:color w:val="000000"/>
+                <w:sz w:val="22"/>
+                <w:szCs w:val="22"/>
+                <w:rtl w:val="0"/>
+              </w:rPr>
+              <w:t xml:space="preserve"> </w:t>
+            </w:r>
+          </w:p>
+          <w:p>
+            <w:pPr>
+              <w:jc w:val="both"/>
+              <w:rPr>
+                <w:rFonts w:ascii="Calibri" w:cs="Calibri" w:eastAsia="Calibri" w:hAnsi="Calibri"/>
+                <w:b w:val="1"/>
+                <w:bCs w:val="1"/>
+                <w:color w:val="000000"/>
+                <w:sz w:val="22"/>
+                <w:szCs w:val="22"/>
+              </w:rPr>
+            </w:pPr>
+            <w:r>
+              <w:rPr>
+                <w:rFonts w:ascii="Calibri" w:cs="Calibri" w:eastAsia="Calibri" w:hAnsi="Calibri"/>
+                <w:b w:val="1"/>
+                <w:bCs w:val="1"/>
+                <w:color w:val="000000"/>
+                <w:sz w:val="22"/>
+                <w:szCs w:val="22"/>
+                <w:rtl w:val="0"/>
+              </w:rPr>
+              <w:t xml:space="preserve">Aspectos formales: </w:t>
+            </w:r>
+          </w:p>
+          <w:p>
+            <w:pPr>
+              <w:keepNext w:val="0"/>
+              <w:keepLines w:val="0"/>
               <w:widowControl w:val="1"/>
               <w:numPr>
                 <w:ilvl w:val="0"/>
@@ -5975,9 +6946,10 @@
               <w:ind w:left="360" w:right="0" w:firstLine="0"/>
               <w:jc w:val="both"/>
               <w:rPr>
-                <w:rFonts w:ascii="Calibri" w:cs="Calibri" w:eastAsia="Calibri" w:hAnsi="Calibri"/>
                 <w:b w:val="0"/>
-                <w:i w:val="0"/>
+                <w:bCs w:val="0"/>
+                <w:i w:val="0"/>
+                <w:iCs w:val="0"/>
                 <w:smallCaps w:val="0"/>
                 <w:strike w:val="0"/>
                 <w:color w:val="000000"/>
@@ -5992,7 +6964,9 @@
               <w:rPr>
                 <w:rFonts w:ascii="Calibri" w:cs="Calibri" w:eastAsia="Calibri" w:hAnsi="Calibri"/>
                 <w:b w:val="0"/>
-                <w:i w:val="0"/>
+                <w:bCs w:val="0"/>
+                <w:i w:val="0"/>
+                <w:iCs w:val="0"/>
                 <w:smallCaps w:val="0"/>
                 <w:strike w:val="0"/>
                 <w:color w:val="000000"/>
@@ -6003,14 +6977,13 @@
                 <w:vertAlign w:val="baseline"/>
                 <w:rtl w:val="0"/>
               </w:rPr>
-              <w:t xml:space="preserve">Abstract (inglés y español) </w:t>
+              <w:t xml:space="preserve">Formato informe escuela  </w:t>
             </w:r>
           </w:p>
           <w:p>
             <w:pPr>
               <w:keepNext w:val="0"/>
               <w:keepLines w:val="0"/>
-              <w:pageBreakBefore w:val="0"/>
               <w:widowControl w:val="1"/>
               <w:numPr>
                 <w:ilvl w:val="0"/>
@@ -6028,9 +7001,10 @@
               <w:ind w:left="360" w:right="0" w:firstLine="0"/>
               <w:jc w:val="both"/>
               <w:rPr>
-                <w:rFonts w:ascii="Calibri" w:cs="Calibri" w:eastAsia="Calibri" w:hAnsi="Calibri"/>
                 <w:b w:val="0"/>
-                <w:i w:val="0"/>
+                <w:bCs w:val="0"/>
+                <w:i w:val="0"/>
+                <w:iCs w:val="0"/>
                 <w:smallCaps w:val="0"/>
                 <w:strike w:val="0"/>
                 <w:color w:val="000000"/>
@@ -6045,7 +7019,9 @@
               <w:rPr>
                 <w:rFonts w:ascii="Calibri" w:cs="Calibri" w:eastAsia="Calibri" w:hAnsi="Calibri"/>
                 <w:b w:val="0"/>
-                <w:i w:val="0"/>
+                <w:bCs w:val="0"/>
+                <w:i w:val="0"/>
+                <w:iCs w:val="0"/>
                 <w:smallCaps w:val="0"/>
                 <w:strike w:val="0"/>
                 <w:color w:val="000000"/>
@@ -6056,18 +7032,65 @@
                 <w:vertAlign w:val="baseline"/>
                 <w:rtl w:val="0"/>
               </w:rPr>
-              <w:t xml:space="preserve">Conclusiones individuales solo en inglés. </w:t>
+              <w:t xml:space="preserve">Respeta reglas de redacción, ortografía y normas de citas y referencias. </w:t>
+            </w:r>
+          </w:p>
+          <w:p>
+            <w:pPr>
+              <w:jc w:val="both"/>
+              <w:rPr>
+                <w:rFonts w:ascii="Calibri" w:cs="Calibri" w:eastAsia="Calibri" w:hAnsi="Calibri"/>
+                <w:color w:val="000000"/>
+                <w:sz w:val="22"/>
+                <w:szCs w:val="22"/>
+              </w:rPr>
+            </w:pPr>
+            <w:r>
+              <w:rPr>
+                <w:rFonts w:ascii="Calibri" w:cs="Calibri" w:eastAsia="Calibri" w:hAnsi="Calibri"/>
+                <w:color w:val="000000"/>
+                <w:sz w:val="22"/>
+                <w:szCs w:val="22"/>
+                <w:rtl w:val="0"/>
+              </w:rPr>
+              <w:t xml:space="preserve"> </w:t>
+            </w:r>
+          </w:p>
+          <w:p>
+            <w:pPr>
+              <w:jc w:val="both"/>
+              <w:rPr>
+                <w:rFonts w:ascii="Calibri" w:cs="Calibri" w:eastAsia="Calibri" w:hAnsi="Calibri"/>
+                <w:b w:val="1"/>
+                <w:bCs w:val="1"/>
+                <w:color w:val="000000"/>
+                <w:sz w:val="22"/>
+                <w:szCs w:val="22"/>
+              </w:rPr>
+            </w:pPr>
+            <w:bookmarkStart w:colFirst="0" w:colLast="0" w:name="_heading=h.gjdgxs" w:id="0"/>
+            <w:bookmarkEnd w:id="0"/>
+            <w:r>
+              <w:rPr>
+                <w:rFonts w:ascii="Calibri" w:cs="Calibri" w:eastAsia="Calibri" w:hAnsi="Calibri"/>
+                <w:b w:val="1"/>
+                <w:bCs w:val="1"/>
+                <w:color w:val="000000"/>
+                <w:sz w:val="22"/>
+                <w:szCs w:val="22"/>
+                <w:rtl w:val="0"/>
+              </w:rPr>
+              <w:t xml:space="preserve">Indicadores de calidad: </w:t>
             </w:r>
           </w:p>
           <w:p>
             <w:pPr>
               <w:keepNext w:val="0"/>
               <w:keepLines w:val="0"/>
-              <w:pageBreakBefore w:val="0"/>
               <w:widowControl w:val="1"/>
               <w:numPr>
                 <w:ilvl w:val="0"/>
-                <w:numId w:val="6"/>
+                <w:numId w:val="5"/>
               </w:numPr>
               <w:pBdr>
                 <w:top w:space="0" w:sz="0" w:val="nil"/>
@@ -6081,9 +7104,10 @@
               <w:ind w:left="360" w:right="0" w:firstLine="0"/>
               <w:jc w:val="both"/>
               <w:rPr>
-                <w:rFonts w:ascii="Calibri" w:cs="Calibri" w:eastAsia="Calibri" w:hAnsi="Calibri"/>
                 <w:b w:val="0"/>
-                <w:i w:val="0"/>
+                <w:bCs w:val="0"/>
+                <w:i w:val="0"/>
+                <w:iCs w:val="0"/>
                 <w:smallCaps w:val="0"/>
                 <w:strike w:val="0"/>
                 <w:color w:val="000000"/>
@@ -6098,7 +7122,9 @@
               <w:rPr>
                 <w:rFonts w:ascii="Calibri" w:cs="Calibri" w:eastAsia="Calibri" w:hAnsi="Calibri"/>
                 <w:b w:val="0"/>
-                <w:i w:val="0"/>
+                <w:bCs w:val="0"/>
+                <w:i w:val="0"/>
+                <w:iCs w:val="0"/>
                 <w:smallCaps w:val="0"/>
                 <w:strike w:val="0"/>
                 <w:color w:val="000000"/>
@@ -6109,727 +7135,13 @@
                 <w:vertAlign w:val="baseline"/>
                 <w:rtl w:val="0"/>
               </w:rPr>
-              <w:t xml:space="preserve">Reflexión solo en inglés. </w:t>
-            </w:r>
-          </w:p>
-          <w:p>
-            <w:pPr>
-              <w:jc w:val="both"/>
-              <w:rPr>
-                <w:rFonts w:ascii="Calibri" w:cs="Calibri" w:eastAsia="Calibri" w:hAnsi="Calibri"/>
-                <w:b w:val="1"/>
-                <w:color w:val="000000"/>
-                <w:sz w:val="22"/>
-                <w:szCs w:val="22"/>
-              </w:rPr>
-            </w:pPr>
-            <w:r>
-              <w:rPr>
-                <w:rtl w:val="0"/>
-              </w:rPr>
-            </w:r>
-          </w:p>
-          <w:p>
-            <w:pPr>
-              <w:jc w:val="both"/>
-              <w:rPr>
-                <w:rFonts w:ascii="Calibri" w:cs="Calibri" w:eastAsia="Calibri" w:hAnsi="Calibri"/>
-                <w:b w:val="1"/>
-                <w:color w:val="000000"/>
-                <w:sz w:val="22"/>
-                <w:szCs w:val="22"/>
-              </w:rPr>
-            </w:pPr>
-            <w:r>
-              <w:rPr>
-                <w:rFonts w:ascii="Calibri" w:cs="Calibri" w:eastAsia="Calibri" w:hAnsi="Calibri"/>
-                <w:b w:val="1"/>
-                <w:color w:val="000000"/>
-                <w:sz w:val="22"/>
-                <w:szCs w:val="22"/>
-                <w:rtl w:val="0"/>
-              </w:rPr>
-              <w:t xml:space="preserve">Tu informe debe contener:  </w:t>
+              <w:t xml:space="preserve">El informe cumple con los indicadores de la presentación del proyecto, según los estándares de la disciplina. </w:t>
             </w:r>
           </w:p>
           <w:p>
             <w:pPr>
               <w:keepNext w:val="0"/>
               <w:keepLines w:val="0"/>
-              <w:pageBreakBefore w:val="0"/>
-              <w:widowControl w:val="1"/>
-              <w:numPr>
-                <w:ilvl w:val="0"/>
-                <w:numId w:val="4"/>
-              </w:numPr>
-              <w:pBdr>
-                <w:top w:space="0" w:sz="0" w:val="nil"/>
-                <w:left w:space="0" w:sz="0" w:val="nil"/>
-                <w:bottom w:space="0" w:sz="0" w:val="nil"/>
-                <w:right w:space="0" w:sz="0" w:val="nil"/>
-                <w:between w:space="0" w:sz="0" w:val="nil"/>
-              </w:pBdr>
-              <w:shd w:fill="auto" w:val="clear"/>
-              <w:spacing w:after="0" w:before="0" w:line="240" w:lineRule="auto"/>
-              <w:ind w:left="360" w:right="0" w:firstLine="0"/>
-              <w:jc w:val="both"/>
-              <w:rPr>
-                <w:rFonts w:ascii="Calibri" w:cs="Calibri" w:eastAsia="Calibri" w:hAnsi="Calibri"/>
-                <w:b w:val="0"/>
-                <w:i w:val="0"/>
-                <w:smallCaps w:val="0"/>
-                <w:strike w:val="0"/>
-                <w:color w:val="000000"/>
-                <w:sz w:val="22"/>
-                <w:szCs w:val="22"/>
-                <w:u w:val="none"/>
-                <w:shd w:fill="auto" w:val="clear"/>
-                <w:vertAlign w:val="baseline"/>
-              </w:rPr>
-            </w:pPr>
-            <w:r>
-              <w:rPr>
-                <w:rFonts w:ascii="Calibri" w:cs="Calibri" w:eastAsia="Calibri" w:hAnsi="Calibri"/>
-                <w:b w:val="0"/>
-                <w:i w:val="0"/>
-                <w:smallCaps w:val="0"/>
-                <w:strike w:val="0"/>
-                <w:color w:val="000000"/>
-                <w:sz w:val="22"/>
-                <w:szCs w:val="22"/>
-                <w:u w:val="none"/>
-                <w:shd w:fill="auto" w:val="clear"/>
-                <w:vertAlign w:val="baseline"/>
-                <w:rtl w:val="0"/>
-              </w:rPr>
-              <w:t xml:space="preserve">Descripción de proyecto APT </w:t>
-            </w:r>
-          </w:p>
-          <w:p>
-            <w:pPr>
-              <w:keepNext w:val="0"/>
-              <w:keepLines w:val="0"/>
-              <w:pageBreakBefore w:val="0"/>
-              <w:widowControl w:val="1"/>
-              <w:numPr>
-                <w:ilvl w:val="0"/>
-                <w:numId w:val="4"/>
-              </w:numPr>
-              <w:pBdr>
-                <w:top w:space="0" w:sz="0" w:val="nil"/>
-                <w:left w:space="0" w:sz="0" w:val="nil"/>
-                <w:bottom w:space="0" w:sz="0" w:val="nil"/>
-                <w:right w:space="0" w:sz="0" w:val="nil"/>
-                <w:between w:space="0" w:sz="0" w:val="nil"/>
-              </w:pBdr>
-              <w:shd w:fill="auto" w:val="clear"/>
-              <w:spacing w:after="0" w:before="0" w:line="240" w:lineRule="auto"/>
-              <w:ind w:left="360" w:right="0" w:firstLine="0"/>
-              <w:jc w:val="both"/>
-              <w:rPr>
-                <w:rFonts w:ascii="Calibri" w:cs="Calibri" w:eastAsia="Calibri" w:hAnsi="Calibri"/>
-                <w:b w:val="0"/>
-                <w:i w:val="0"/>
-                <w:smallCaps w:val="0"/>
-                <w:strike w:val="0"/>
-                <w:color w:val="000000"/>
-                <w:sz w:val="22"/>
-                <w:szCs w:val="22"/>
-                <w:u w:val="none"/>
-                <w:shd w:fill="auto" w:val="clear"/>
-                <w:vertAlign w:val="baseline"/>
-              </w:rPr>
-            </w:pPr>
-            <w:r>
-              <w:rPr>
-                <w:rFonts w:ascii="Calibri" w:cs="Calibri" w:eastAsia="Calibri" w:hAnsi="Calibri"/>
-                <w:b w:val="0"/>
-                <w:i w:val="0"/>
-                <w:smallCaps w:val="0"/>
-                <w:strike w:val="0"/>
-                <w:color w:val="000000"/>
-                <w:sz w:val="22"/>
-                <w:szCs w:val="22"/>
-                <w:u w:val="none"/>
-                <w:shd w:fill="auto" w:val="clear"/>
-                <w:vertAlign w:val="baseline"/>
-                <w:rtl w:val="0"/>
-              </w:rPr>
-              <w:t xml:space="preserve">Relación del proyecto APT con las competencias del perfil de egreso. </w:t>
-            </w:r>
-          </w:p>
-          <w:p>
-            <w:pPr>
-              <w:keepNext w:val="0"/>
-              <w:keepLines w:val="0"/>
-              <w:pageBreakBefore w:val="0"/>
-              <w:widowControl w:val="1"/>
-              <w:numPr>
-                <w:ilvl w:val="0"/>
-                <w:numId w:val="4"/>
-              </w:numPr>
-              <w:pBdr>
-                <w:top w:space="0" w:sz="0" w:val="nil"/>
-                <w:left w:space="0" w:sz="0" w:val="nil"/>
-                <w:bottom w:space="0" w:sz="0" w:val="nil"/>
-                <w:right w:space="0" w:sz="0" w:val="nil"/>
-                <w:between w:space="0" w:sz="0" w:val="nil"/>
-              </w:pBdr>
-              <w:shd w:fill="auto" w:val="clear"/>
-              <w:spacing w:after="0" w:before="0" w:line="240" w:lineRule="auto"/>
-              <w:ind w:left="360" w:right="0" w:firstLine="0"/>
-              <w:jc w:val="both"/>
-              <w:rPr>
-                <w:rFonts w:ascii="Calibri" w:cs="Calibri" w:eastAsia="Calibri" w:hAnsi="Calibri"/>
-                <w:b w:val="0"/>
-                <w:i w:val="0"/>
-                <w:smallCaps w:val="0"/>
-                <w:strike w:val="0"/>
-                <w:color w:val="000000"/>
-                <w:sz w:val="22"/>
-                <w:szCs w:val="22"/>
-                <w:u w:val="none"/>
-                <w:shd w:fill="auto" w:val="clear"/>
-                <w:vertAlign w:val="baseline"/>
-              </w:rPr>
-            </w:pPr>
-            <w:r>
-              <w:rPr>
-                <w:rFonts w:ascii="Calibri" w:cs="Calibri" w:eastAsia="Calibri" w:hAnsi="Calibri"/>
-                <w:b w:val="0"/>
-                <w:i w:val="0"/>
-                <w:smallCaps w:val="0"/>
-                <w:strike w:val="0"/>
-                <w:color w:val="000000"/>
-                <w:sz w:val="22"/>
-                <w:szCs w:val="22"/>
-                <w:u w:val="none"/>
-                <w:shd w:fill="auto" w:val="clear"/>
-                <w:vertAlign w:val="baseline"/>
-                <w:rtl w:val="0"/>
-              </w:rPr>
-              <w:t xml:space="preserve">Relación del proyecto con tus intereses profesionales. </w:t>
-            </w:r>
-          </w:p>
-          <w:p>
-            <w:pPr>
-              <w:keepNext w:val="0"/>
-              <w:keepLines w:val="0"/>
-              <w:pageBreakBefore w:val="0"/>
-              <w:widowControl w:val="1"/>
-              <w:numPr>
-                <w:ilvl w:val="0"/>
-                <w:numId w:val="4"/>
-              </w:numPr>
-              <w:pBdr>
-                <w:top w:space="0" w:sz="0" w:val="nil"/>
-                <w:left w:space="0" w:sz="0" w:val="nil"/>
-                <w:bottom w:space="0" w:sz="0" w:val="nil"/>
-                <w:right w:space="0" w:sz="0" w:val="nil"/>
-                <w:between w:space="0" w:sz="0" w:val="nil"/>
-              </w:pBdr>
-              <w:shd w:fill="auto" w:val="clear"/>
-              <w:spacing w:after="0" w:before="0" w:line="240" w:lineRule="auto"/>
-              <w:ind w:left="360" w:right="0" w:firstLine="0"/>
-              <w:jc w:val="both"/>
-              <w:rPr>
-                <w:rFonts w:ascii="Calibri" w:cs="Calibri" w:eastAsia="Calibri" w:hAnsi="Calibri"/>
-                <w:b w:val="0"/>
-                <w:i w:val="0"/>
-                <w:smallCaps w:val="0"/>
-                <w:strike w:val="0"/>
-                <w:color w:val="000000"/>
-                <w:sz w:val="22"/>
-                <w:szCs w:val="22"/>
-                <w:u w:val="none"/>
-                <w:shd w:fill="auto" w:val="clear"/>
-                <w:vertAlign w:val="baseline"/>
-              </w:rPr>
-            </w:pPr>
-            <w:r>
-              <w:rPr>
-                <w:rFonts w:ascii="Calibri" w:cs="Calibri" w:eastAsia="Calibri" w:hAnsi="Calibri"/>
-                <w:b w:val="0"/>
-                <w:i w:val="0"/>
-                <w:smallCaps w:val="0"/>
-                <w:strike w:val="0"/>
-                <w:color w:val="000000"/>
-                <w:sz w:val="22"/>
-                <w:szCs w:val="22"/>
-                <w:u w:val="none"/>
-                <w:shd w:fill="auto" w:val="clear"/>
-                <w:vertAlign w:val="baseline"/>
-                <w:rtl w:val="0"/>
-              </w:rPr>
-              <w:t xml:space="preserve">Argumento del por qué el proyecto es factible a realizarse dentro de la asignatura. </w:t>
-            </w:r>
-          </w:p>
-          <w:p>
-            <w:pPr>
-              <w:keepNext w:val="0"/>
-              <w:keepLines w:val="0"/>
-              <w:pageBreakBefore w:val="0"/>
-              <w:widowControl w:val="1"/>
-              <w:numPr>
-                <w:ilvl w:val="0"/>
-                <w:numId w:val="4"/>
-              </w:numPr>
-              <w:pBdr>
-                <w:top w:space="0" w:sz="0" w:val="nil"/>
-                <w:left w:space="0" w:sz="0" w:val="nil"/>
-                <w:bottom w:space="0" w:sz="0" w:val="nil"/>
-                <w:right w:space="0" w:sz="0" w:val="nil"/>
-                <w:between w:space="0" w:sz="0" w:val="nil"/>
-              </w:pBdr>
-              <w:shd w:fill="auto" w:val="clear"/>
-              <w:spacing w:after="0" w:before="0" w:line="240" w:lineRule="auto"/>
-              <w:ind w:left="360" w:right="0" w:firstLine="0"/>
-              <w:jc w:val="both"/>
-              <w:rPr>
-                <w:rFonts w:ascii="Calibri" w:cs="Calibri" w:eastAsia="Calibri" w:hAnsi="Calibri"/>
-                <w:b w:val="0"/>
-                <w:i w:val="0"/>
-                <w:smallCaps w:val="0"/>
-                <w:strike w:val="0"/>
-                <w:color w:val="000000"/>
-                <w:sz w:val="22"/>
-                <w:szCs w:val="22"/>
-                <w:u w:val="none"/>
-                <w:shd w:fill="auto" w:val="clear"/>
-                <w:vertAlign w:val="baseline"/>
-              </w:rPr>
-            </w:pPr>
-            <w:r>
-              <w:rPr>
-                <w:rFonts w:ascii="Calibri" w:cs="Calibri" w:eastAsia="Calibri" w:hAnsi="Calibri"/>
-                <w:b w:val="0"/>
-                <w:i w:val="0"/>
-                <w:smallCaps w:val="0"/>
-                <w:strike w:val="0"/>
-                <w:color w:val="000000"/>
-                <w:sz w:val="22"/>
-                <w:szCs w:val="22"/>
-                <w:u w:val="none"/>
-                <w:shd w:fill="auto" w:val="clear"/>
-                <w:vertAlign w:val="baseline"/>
-                <w:rtl w:val="0"/>
-              </w:rPr>
-              <w:t xml:space="preserve">Objetivos claros y coherentes. </w:t>
-            </w:r>
-          </w:p>
-          <w:p>
-            <w:pPr>
-              <w:keepNext w:val="0"/>
-              <w:keepLines w:val="0"/>
-              <w:pageBreakBefore w:val="0"/>
-              <w:widowControl w:val="1"/>
-              <w:numPr>
-                <w:ilvl w:val="0"/>
-                <w:numId w:val="4"/>
-              </w:numPr>
-              <w:pBdr>
-                <w:top w:space="0" w:sz="0" w:val="nil"/>
-                <w:left w:space="0" w:sz="0" w:val="nil"/>
-                <w:bottom w:space="0" w:sz="0" w:val="nil"/>
-                <w:right w:space="0" w:sz="0" w:val="nil"/>
-                <w:between w:space="0" w:sz="0" w:val="nil"/>
-              </w:pBdr>
-              <w:shd w:fill="auto" w:val="clear"/>
-              <w:spacing w:after="0" w:before="0" w:line="240" w:lineRule="auto"/>
-              <w:ind w:left="360" w:right="0" w:firstLine="0"/>
-              <w:jc w:val="both"/>
-              <w:rPr>
-                <w:rFonts w:ascii="Calibri" w:cs="Calibri" w:eastAsia="Calibri" w:hAnsi="Calibri"/>
-                <w:b w:val="0"/>
-                <w:i w:val="0"/>
-                <w:smallCaps w:val="0"/>
-                <w:strike w:val="0"/>
-                <w:color w:val="000000"/>
-                <w:sz w:val="22"/>
-                <w:szCs w:val="22"/>
-                <w:u w:val="none"/>
-                <w:shd w:fill="auto" w:val="clear"/>
-                <w:vertAlign w:val="baseline"/>
-              </w:rPr>
-            </w:pPr>
-            <w:r>
-              <w:rPr>
-                <w:rFonts w:ascii="Calibri" w:cs="Calibri" w:eastAsia="Calibri" w:hAnsi="Calibri"/>
-                <w:b w:val="0"/>
-                <w:i w:val="0"/>
-                <w:smallCaps w:val="0"/>
-                <w:strike w:val="0"/>
-                <w:color w:val="000000"/>
-                <w:sz w:val="22"/>
-                <w:szCs w:val="22"/>
-                <w:u w:val="none"/>
-                <w:shd w:fill="auto" w:val="clear"/>
-                <w:vertAlign w:val="baseline"/>
-                <w:rtl w:val="0"/>
-              </w:rPr>
-              <w:t xml:space="preserve">Propuesta metodológica de trabajo que permita alcanzar los objetivos. </w:t>
-            </w:r>
-          </w:p>
-          <w:p>
-            <w:pPr>
-              <w:keepNext w:val="0"/>
-              <w:keepLines w:val="0"/>
-              <w:pageBreakBefore w:val="0"/>
-              <w:widowControl w:val="1"/>
-              <w:numPr>
-                <w:ilvl w:val="0"/>
-                <w:numId w:val="4"/>
-              </w:numPr>
-              <w:pBdr>
-                <w:top w:space="0" w:sz="0" w:val="nil"/>
-                <w:left w:space="0" w:sz="0" w:val="nil"/>
-                <w:bottom w:space="0" w:sz="0" w:val="nil"/>
-                <w:right w:space="0" w:sz="0" w:val="nil"/>
-                <w:between w:space="0" w:sz="0" w:val="nil"/>
-              </w:pBdr>
-              <w:shd w:fill="auto" w:val="clear"/>
-              <w:spacing w:after="0" w:before="0" w:line="240" w:lineRule="auto"/>
-              <w:ind w:left="360" w:right="0" w:firstLine="0"/>
-              <w:jc w:val="both"/>
-              <w:rPr>
-                <w:rFonts w:ascii="Calibri" w:cs="Calibri" w:eastAsia="Calibri" w:hAnsi="Calibri"/>
-                <w:b w:val="0"/>
-                <w:i w:val="0"/>
-                <w:smallCaps w:val="0"/>
-                <w:strike w:val="0"/>
-                <w:color w:val="000000"/>
-                <w:sz w:val="22"/>
-                <w:szCs w:val="22"/>
-                <w:u w:val="none"/>
-                <w:shd w:fill="auto" w:val="clear"/>
-                <w:vertAlign w:val="baseline"/>
-              </w:rPr>
-            </w:pPr>
-            <w:r>
-              <w:rPr>
-                <w:rFonts w:ascii="Calibri" w:cs="Calibri" w:eastAsia="Calibri" w:hAnsi="Calibri"/>
-                <w:b w:val="0"/>
-                <w:i w:val="0"/>
-                <w:smallCaps w:val="0"/>
-                <w:strike w:val="0"/>
-                <w:color w:val="000000"/>
-                <w:sz w:val="22"/>
-                <w:szCs w:val="22"/>
-                <w:u w:val="none"/>
-                <w:shd w:fill="auto" w:val="clear"/>
-                <w:vertAlign w:val="baseline"/>
-                <w:rtl w:val="0"/>
-              </w:rPr>
-              <w:t xml:space="preserve">Plan de trabajo para el proyecto APT. </w:t>
-            </w:r>
-          </w:p>
-          <w:p>
-            <w:pPr>
-              <w:keepNext w:val="0"/>
-              <w:keepLines w:val="0"/>
-              <w:pageBreakBefore w:val="0"/>
-              <w:widowControl w:val="1"/>
-              <w:numPr>
-                <w:ilvl w:val="0"/>
-                <w:numId w:val="4"/>
-              </w:numPr>
-              <w:pBdr>
-                <w:top w:space="0" w:sz="0" w:val="nil"/>
-                <w:left w:space="0" w:sz="0" w:val="nil"/>
-                <w:bottom w:space="0" w:sz="0" w:val="nil"/>
-                <w:right w:space="0" w:sz="0" w:val="nil"/>
-                <w:between w:space="0" w:sz="0" w:val="nil"/>
-              </w:pBdr>
-              <w:shd w:fill="auto" w:val="clear"/>
-              <w:spacing w:after="0" w:before="0" w:line="240" w:lineRule="auto"/>
-              <w:ind w:left="360" w:right="0" w:firstLine="0"/>
-              <w:jc w:val="both"/>
-              <w:rPr>
-                <w:rFonts w:ascii="Calibri" w:cs="Calibri" w:eastAsia="Calibri" w:hAnsi="Calibri"/>
-                <w:b w:val="0"/>
-                <w:i w:val="0"/>
-                <w:smallCaps w:val="0"/>
-                <w:strike w:val="0"/>
-                <w:color w:val="000000"/>
-                <w:sz w:val="22"/>
-                <w:szCs w:val="22"/>
-                <w:u w:val="none"/>
-                <w:shd w:fill="auto" w:val="clear"/>
-                <w:vertAlign w:val="baseline"/>
-              </w:rPr>
-            </w:pPr>
-            <w:r>
-              <w:rPr>
-                <w:rFonts w:ascii="Calibri" w:cs="Calibri" w:eastAsia="Calibri" w:hAnsi="Calibri"/>
-                <w:b w:val="0"/>
-                <w:i w:val="0"/>
-                <w:smallCaps w:val="0"/>
-                <w:strike w:val="0"/>
-                <w:color w:val="000000"/>
-                <w:sz w:val="22"/>
-                <w:szCs w:val="22"/>
-                <w:u w:val="none"/>
-                <w:shd w:fill="auto" w:val="clear"/>
-                <w:vertAlign w:val="baseline"/>
-                <w:rtl w:val="0"/>
-              </w:rPr>
-              <w:t xml:space="preserve">Propuesta de evidencias que darán cuenta del logro de las actividades. </w:t>
-            </w:r>
-          </w:p>
-          <w:p>
-            <w:pPr>
-              <w:jc w:val="both"/>
-              <w:rPr>
-                <w:rFonts w:ascii="Calibri" w:cs="Calibri" w:eastAsia="Calibri" w:hAnsi="Calibri"/>
-                <w:color w:val="000000"/>
-                <w:sz w:val="22"/>
-                <w:szCs w:val="22"/>
-              </w:rPr>
-            </w:pPr>
-            <w:r>
-              <w:rPr>
-                <w:rFonts w:ascii="Calibri" w:cs="Calibri" w:eastAsia="Calibri" w:hAnsi="Calibri"/>
-                <w:color w:val="000000"/>
-                <w:sz w:val="22"/>
-                <w:szCs w:val="22"/>
-                <w:rtl w:val="0"/>
-              </w:rPr>
-              <w:t xml:space="preserve"> </w:t>
-            </w:r>
-          </w:p>
-          <w:p>
-            <w:pPr>
-              <w:jc w:val="both"/>
-              <w:rPr>
-                <w:rFonts w:ascii="Calibri" w:cs="Calibri" w:eastAsia="Calibri" w:hAnsi="Calibri"/>
-                <w:b w:val="1"/>
-                <w:color w:val="000000"/>
-                <w:sz w:val="22"/>
-                <w:szCs w:val="22"/>
-              </w:rPr>
-            </w:pPr>
-            <w:r>
-              <w:rPr>
-                <w:rFonts w:ascii="Calibri" w:cs="Calibri" w:eastAsia="Calibri" w:hAnsi="Calibri"/>
-                <w:b w:val="1"/>
-                <w:color w:val="000000"/>
-                <w:sz w:val="22"/>
-                <w:szCs w:val="22"/>
-                <w:rtl w:val="0"/>
-              </w:rPr>
-              <w:t xml:space="preserve">Aspectos formales: </w:t>
-            </w:r>
-          </w:p>
-          <w:p>
-            <w:pPr>
-              <w:keepNext w:val="0"/>
-              <w:keepLines w:val="0"/>
-              <w:pageBreakBefore w:val="0"/>
-              <w:widowControl w:val="1"/>
-              <w:numPr>
-                <w:ilvl w:val="0"/>
-                <w:numId w:val="3"/>
-              </w:numPr>
-              <w:pBdr>
-                <w:top w:space="0" w:sz="0" w:val="nil"/>
-                <w:left w:space="0" w:sz="0" w:val="nil"/>
-                <w:bottom w:space="0" w:sz="0" w:val="nil"/>
-                <w:right w:space="0" w:sz="0" w:val="nil"/>
-                <w:between w:space="0" w:sz="0" w:val="nil"/>
-              </w:pBdr>
-              <w:shd w:fill="auto" w:val="clear"/>
-              <w:spacing w:after="0" w:before="0" w:line="240" w:lineRule="auto"/>
-              <w:ind w:left="360" w:right="0" w:firstLine="0"/>
-              <w:jc w:val="both"/>
-              <w:rPr>
-                <w:rFonts w:ascii="Calibri" w:cs="Calibri" w:eastAsia="Calibri" w:hAnsi="Calibri"/>
-                <w:b w:val="0"/>
-                <w:i w:val="0"/>
-                <w:smallCaps w:val="0"/>
-                <w:strike w:val="0"/>
-                <w:color w:val="000000"/>
-                <w:sz w:val="22"/>
-                <w:szCs w:val="22"/>
-                <w:u w:val="none"/>
-                <w:shd w:fill="auto" w:val="clear"/>
-                <w:vertAlign w:val="baseline"/>
-              </w:rPr>
-            </w:pPr>
-            <w:r>
-              <w:rPr>
-                <w:rFonts w:ascii="Calibri" w:cs="Calibri" w:eastAsia="Calibri" w:hAnsi="Calibri"/>
-                <w:b w:val="0"/>
-                <w:i w:val="0"/>
-                <w:smallCaps w:val="0"/>
-                <w:strike w:val="0"/>
-                <w:color w:val="000000"/>
-                <w:sz w:val="22"/>
-                <w:szCs w:val="22"/>
-                <w:u w:val="none"/>
-                <w:shd w:fill="auto" w:val="clear"/>
-                <w:vertAlign w:val="baseline"/>
-                <w:rtl w:val="0"/>
-              </w:rPr>
-              <w:t xml:space="preserve">Formato informe escuela  </w:t>
-            </w:r>
-          </w:p>
-          <w:p>
-            <w:pPr>
-              <w:keepNext w:val="0"/>
-              <w:keepLines w:val="0"/>
-              <w:pageBreakBefore w:val="0"/>
-              <w:widowControl w:val="1"/>
-              <w:numPr>
-                <w:ilvl w:val="0"/>
-                <w:numId w:val="3"/>
-              </w:numPr>
-              <w:pBdr>
-                <w:top w:space="0" w:sz="0" w:val="nil"/>
-                <w:left w:space="0" w:sz="0" w:val="nil"/>
-                <w:bottom w:space="0" w:sz="0" w:val="nil"/>
-                <w:right w:space="0" w:sz="0" w:val="nil"/>
-                <w:between w:space="0" w:sz="0" w:val="nil"/>
-              </w:pBdr>
-              <w:shd w:fill="auto" w:val="clear"/>
-              <w:spacing w:after="0" w:before="0" w:line="240" w:lineRule="auto"/>
-              <w:ind w:left="360" w:right="0" w:firstLine="0"/>
-              <w:jc w:val="both"/>
-              <w:rPr>
-                <w:rFonts w:ascii="Calibri" w:cs="Calibri" w:eastAsia="Calibri" w:hAnsi="Calibri"/>
-                <w:b w:val="0"/>
-                <w:i w:val="0"/>
-                <w:smallCaps w:val="0"/>
-                <w:strike w:val="0"/>
-                <w:color w:val="000000"/>
-                <w:sz w:val="22"/>
-                <w:szCs w:val="22"/>
-                <w:u w:val="none"/>
-                <w:shd w:fill="auto" w:val="clear"/>
-                <w:vertAlign w:val="baseline"/>
-              </w:rPr>
-            </w:pPr>
-            <w:r>
-              <w:rPr>
-                <w:rFonts w:ascii="Calibri" w:cs="Calibri" w:eastAsia="Calibri" w:hAnsi="Calibri"/>
-                <w:b w:val="0"/>
-                <w:i w:val="0"/>
-                <w:smallCaps w:val="0"/>
-                <w:strike w:val="0"/>
-                <w:color w:val="000000"/>
-                <w:sz w:val="22"/>
-                <w:szCs w:val="22"/>
-                <w:u w:val="none"/>
-                <w:shd w:fill="auto" w:val="clear"/>
-                <w:vertAlign w:val="baseline"/>
-                <w:rtl w:val="0"/>
-              </w:rPr>
-              <w:t xml:space="preserve">Respeta reglas de redacción, ortografía y normas de citas y referencias. </w:t>
-            </w:r>
-          </w:p>
-          <w:p>
-            <w:pPr>
-              <w:jc w:val="both"/>
-              <w:rPr>
-                <w:rFonts w:ascii="Calibri" w:cs="Calibri" w:eastAsia="Calibri" w:hAnsi="Calibri"/>
-                <w:color w:val="000000"/>
-                <w:sz w:val="22"/>
-                <w:szCs w:val="22"/>
-              </w:rPr>
-            </w:pPr>
-            <w:r>
-              <w:rPr>
-                <w:rFonts w:ascii="Calibri" w:cs="Calibri" w:eastAsia="Calibri" w:hAnsi="Calibri"/>
-                <w:color w:val="000000"/>
-                <w:sz w:val="22"/>
-                <w:szCs w:val="22"/>
-                <w:rtl w:val="0"/>
-              </w:rPr>
-              <w:t xml:space="preserve"> </w:t>
-            </w:r>
-          </w:p>
-          <w:p>
-            <w:pPr>
-              <w:jc w:val="both"/>
-              <w:rPr>
-                <w:rFonts w:ascii="Calibri" w:cs="Calibri" w:eastAsia="Calibri" w:hAnsi="Calibri"/>
-                <w:b w:val="1"/>
-                <w:color w:val="000000"/>
-                <w:sz w:val="22"/>
-                <w:szCs w:val="22"/>
-              </w:rPr>
-            </w:pPr>
-            <w:bookmarkStart w:colFirst="0" w:colLast="0" w:name="_heading=h.gjdgxs" w:id="0"/>
-            <w:bookmarkEnd w:id="0"/>
-            <w:r>
-              <w:rPr>
-                <w:rFonts w:ascii="Calibri" w:cs="Calibri" w:eastAsia="Calibri" w:hAnsi="Calibri"/>
-                <w:b w:val="1"/>
-                <w:color w:val="000000"/>
-                <w:sz w:val="22"/>
-                <w:szCs w:val="22"/>
-                <w:rtl w:val="0"/>
-              </w:rPr>
-              <w:t xml:space="preserve">Indicadores de calidad: </w:t>
-            </w:r>
-          </w:p>
-          <w:p>
-            <w:pPr>
-              <w:keepNext w:val="0"/>
-              <w:keepLines w:val="0"/>
-              <w:pageBreakBefore w:val="0"/>
-              <w:widowControl w:val="1"/>
-              <w:numPr>
-                <w:ilvl w:val="0"/>
-                <w:numId w:val="2"/>
-              </w:numPr>
-              <w:pBdr>
-                <w:top w:space="0" w:sz="0" w:val="nil"/>
-                <w:left w:space="0" w:sz="0" w:val="nil"/>
-                <w:bottom w:space="0" w:sz="0" w:val="nil"/>
-                <w:right w:space="0" w:sz="0" w:val="nil"/>
-                <w:between w:space="0" w:sz="0" w:val="nil"/>
-              </w:pBdr>
-              <w:shd w:fill="auto" w:val="clear"/>
-              <w:spacing w:after="0" w:before="0" w:line="240" w:lineRule="auto"/>
-              <w:ind w:left="360" w:right="0" w:firstLine="0"/>
-              <w:jc w:val="both"/>
-              <w:rPr>
-                <w:rFonts w:ascii="Calibri" w:cs="Calibri" w:eastAsia="Calibri" w:hAnsi="Calibri"/>
-                <w:b w:val="0"/>
-                <w:i w:val="0"/>
-                <w:smallCaps w:val="0"/>
-                <w:strike w:val="0"/>
-                <w:color w:val="000000"/>
-                <w:sz w:val="22"/>
-                <w:szCs w:val="22"/>
-                <w:u w:val="none"/>
-                <w:shd w:fill="auto" w:val="clear"/>
-                <w:vertAlign w:val="baseline"/>
-              </w:rPr>
-            </w:pPr>
-            <w:r>
-              <w:rPr>
-                <w:rFonts w:ascii="Calibri" w:cs="Calibri" w:eastAsia="Calibri" w:hAnsi="Calibri"/>
-                <w:b w:val="0"/>
-                <w:i w:val="0"/>
-                <w:smallCaps w:val="0"/>
-                <w:strike w:val="0"/>
-                <w:color w:val="000000"/>
-                <w:sz w:val="22"/>
-                <w:szCs w:val="22"/>
-                <w:u w:val="none"/>
-                <w:shd w:fill="auto" w:val="clear"/>
-                <w:vertAlign w:val="baseline"/>
-                <w:rtl w:val="0"/>
-              </w:rPr>
-              <w:t xml:space="preserve">El informe cumple con los indicadores de la presentación del proyecto, según los estándares de la disciplina. </w:t>
-            </w:r>
-          </w:p>
-          <w:p>
-            <w:pPr>
-              <w:keepNext w:val="0"/>
-              <w:keepLines w:val="0"/>
-              <w:pageBreakBefore w:val="0"/>
               <w:widowControl w:val="1"/>
               <w:pBdr>
                 <w:top w:space="0" w:sz="0" w:val="nil"/>
@@ -6849,7 +7161,9 @@
               <w:rPr>
                 <w:rFonts w:ascii="Calibri" w:cs="Calibri" w:eastAsia="Calibri" w:hAnsi="Calibri"/>
                 <w:b w:val="0"/>
-                <w:i w:val="0"/>
+                <w:bCs w:val="0"/>
+                <w:i w:val="0"/>
+                <w:iCs w:val="0"/>
                 <w:smallCaps w:val="0"/>
                 <w:strike w:val="0"/>
                 <w:color w:val="000000"/>
@@ -6870,7 +7184,6 @@
             <w:pPr>
               <w:keepNext w:val="0"/>
               <w:keepLines w:val="0"/>
-              <w:pageBreakBefore w:val="0"/>
               <w:widowControl w:val="1"/>
               <w:pBdr>
                 <w:top w:space="0" w:sz="0" w:val="nil"/>
@@ -6890,7 +7203,9 @@
               <w:rPr>
                 <w:rFonts w:ascii="Calibri" w:cs="Calibri" w:eastAsia="Calibri" w:hAnsi="Calibri"/>
                 <w:b w:val="0"/>
-                <w:i w:val="0"/>
+                <w:bCs w:val="0"/>
+                <w:i w:val="0"/>
+                <w:iCs w:val="0"/>
                 <w:smallCaps w:val="0"/>
                 <w:strike w:val="0"/>
                 <w:color w:val="5b9bd5"/>
@@ -6905,7 +7220,9 @@
               <w:rPr>
                 <w:rFonts w:ascii="Calibri" w:cs="Calibri" w:eastAsia="Calibri" w:hAnsi="Calibri"/>
                 <w:b w:val="0"/>
-                <w:i w:val="0"/>
+                <w:bCs w:val="0"/>
+                <w:i w:val="0"/>
+                <w:iCs w:val="0"/>
                 <w:smallCaps w:val="0"/>
                 <w:strike w:val="0"/>
                 <w:color w:val="000000"/>
@@ -6928,7 +7245,6 @@
             <w:pPr>
               <w:keepNext w:val="0"/>
               <w:keepLines w:val="0"/>
-              <w:pageBreakBefore w:val="0"/>
               <w:widowControl w:val="1"/>
               <w:pBdr>
                 <w:top w:space="0" w:sz="0" w:val="nil"/>
@@ -6948,7 +7264,9 @@
               <w:rPr>
                 <w:rFonts w:ascii="Calibri" w:cs="Calibri" w:eastAsia="Calibri" w:hAnsi="Calibri"/>
                 <w:b w:val="0"/>
-                <w:i w:val="0"/>
+                <w:bCs w:val="0"/>
+                <w:i w:val="0"/>
+                <w:iCs w:val="0"/>
                 <w:smallCaps w:val="0"/>
                 <w:strike w:val="0"/>
                 <w:color w:val="5b9bd5"/>
@@ -6969,7 +7287,6 @@
             <w:pPr>
               <w:keepNext w:val="0"/>
               <w:keepLines w:val="0"/>
-              <w:pageBreakBefore w:val="0"/>
               <w:widowControl w:val="1"/>
               <w:pBdr>
                 <w:top w:space="0" w:sz="0" w:val="nil"/>
@@ -6989,7 +7306,9 @@
               <w:rPr>
                 <w:rFonts w:ascii="Calibri" w:cs="Calibri" w:eastAsia="Calibri" w:hAnsi="Calibri"/>
                 <w:b w:val="0"/>
-                <w:i w:val="0"/>
+                <w:bCs w:val="0"/>
+                <w:i w:val="0"/>
+                <w:iCs w:val="0"/>
                 <w:smallCaps w:val="0"/>
                 <w:strike w:val="0"/>
                 <w:color w:val="5b9bd5"/>
@@ -7004,7 +7323,9 @@
               <w:rPr>
                 <w:rFonts w:ascii="Calibri" w:cs="Calibri" w:eastAsia="Calibri" w:hAnsi="Calibri"/>
                 <w:b w:val="0"/>
-                <w:i w:val="0"/>
+                <w:bCs w:val="0"/>
+                <w:i w:val="0"/>
+                <w:iCs w:val="0"/>
                 <w:smallCaps w:val="0"/>
                 <w:strike w:val="0"/>
                 <w:color w:val="000000"/>
@@ -7021,7 +7342,9 @@
               <w:rPr>
                 <w:rFonts w:ascii="Calibri" w:cs="Calibri" w:eastAsia="Calibri" w:hAnsi="Calibri"/>
                 <w:b w:val="1"/>
-                <w:i w:val="0"/>
+                <w:bCs w:val="1"/>
+                <w:i w:val="0"/>
+                <w:iCs w:val="0"/>
                 <w:smallCaps w:val="0"/>
                 <w:strike w:val="0"/>
                 <w:color w:val="000000"/>
@@ -7038,7 +7361,9 @@
               <w:rPr>
                 <w:rFonts w:ascii="Calibri" w:cs="Calibri" w:eastAsia="Calibri" w:hAnsi="Calibri"/>
                 <w:b w:val="0"/>
-                <w:i w:val="0"/>
+                <w:bCs w:val="0"/>
+                <w:i w:val="0"/>
+                <w:iCs w:val="0"/>
                 <w:smallCaps w:val="0"/>
                 <w:strike w:val="0"/>
                 <w:color w:val="000000"/>
@@ -7055,7 +7380,9 @@
               <w:rPr>
                 <w:rFonts w:ascii="Calibri" w:cs="Calibri" w:eastAsia="Calibri" w:hAnsi="Calibri"/>
                 <w:b w:val="1"/>
-                <w:i w:val="0"/>
+                <w:bCs w:val="1"/>
+                <w:i w:val="0"/>
+                <w:iCs w:val="0"/>
                 <w:smallCaps w:val="0"/>
                 <w:strike w:val="0"/>
                 <w:color w:val="000000"/>
@@ -7072,7 +7399,9 @@
               <w:rPr>
                 <w:rFonts w:ascii="Calibri" w:cs="Calibri" w:eastAsia="Calibri" w:hAnsi="Calibri"/>
                 <w:b w:val="0"/>
-                <w:i w:val="0"/>
+                <w:bCs w:val="0"/>
+                <w:i w:val="0"/>
+                <w:iCs w:val="0"/>
                 <w:smallCaps w:val="0"/>
                 <w:strike w:val="0"/>
                 <w:color w:val="000000"/>
@@ -7095,7 +7424,6 @@
             <w:pPr>
               <w:keepNext w:val="0"/>
               <w:keepLines w:val="0"/>
-              <w:pageBreakBefore w:val="0"/>
               <w:widowControl w:val="1"/>
               <w:pBdr>
                 <w:top w:space="0" w:sz="0" w:val="nil"/>
@@ -7115,7 +7443,9 @@
               <w:rPr>
                 <w:rFonts w:ascii="Calibri" w:cs="Calibri" w:eastAsia="Calibri" w:hAnsi="Calibri"/>
                 <w:b w:val="0"/>
-                <w:i w:val="0"/>
+                <w:bCs w:val="0"/>
+                <w:i w:val="0"/>
+                <w:iCs w:val="0"/>
                 <w:smallCaps w:val="0"/>
                 <w:strike w:val="0"/>
                 <w:color w:val="5b9bd5"/>
@@ -7136,7 +7466,6 @@
             <w:pPr>
               <w:keepNext w:val="0"/>
               <w:keepLines w:val="0"/>
-              <w:pageBreakBefore w:val="0"/>
               <w:widowControl w:val="1"/>
               <w:pBdr>
                 <w:top w:space="0" w:sz="0" w:val="nil"/>
@@ -7156,7 +7485,9 @@
               <w:rPr>
                 <w:rFonts w:ascii="Calibri" w:cs="Calibri" w:eastAsia="Calibri" w:hAnsi="Calibri"/>
                 <w:b w:val="0"/>
-                <w:i w:val="0"/>
+                <w:bCs w:val="0"/>
+                <w:i w:val="0"/>
+                <w:iCs w:val="0"/>
                 <w:smallCaps w:val="0"/>
                 <w:strike w:val="0"/>
                 <w:color w:val="5b9bd5"/>
@@ -7171,7 +7502,9 @@
               <w:rPr>
                 <w:rFonts w:ascii="Calibri" w:cs="Calibri" w:eastAsia="Calibri" w:hAnsi="Calibri"/>
                 <w:b w:val="0"/>
-                <w:i w:val="0"/>
+                <w:bCs w:val="0"/>
+                <w:i w:val="0"/>
+                <w:iCs w:val="0"/>
                 <w:smallCaps w:val="0"/>
                 <w:strike w:val="0"/>
                 <w:color w:val="000000"/>
@@ -7188,7 +7521,9 @@
               <w:rPr>
                 <w:rFonts w:ascii="Calibri" w:cs="Calibri" w:eastAsia="Calibri" w:hAnsi="Calibri"/>
                 <w:b w:val="1"/>
-                <w:i w:val="0"/>
+                <w:bCs w:val="1"/>
+                <w:i w:val="0"/>
+                <w:iCs w:val="0"/>
                 <w:smallCaps w:val="0"/>
                 <w:strike w:val="0"/>
                 <w:color w:val="000000"/>
@@ -7205,7 +7540,9 @@
               <w:rPr>
                 <w:rFonts w:ascii="Calibri" w:cs="Calibri" w:eastAsia="Calibri" w:hAnsi="Calibri"/>
                 <w:b w:val="0"/>
-                <w:i w:val="0"/>
+                <w:bCs w:val="0"/>
+                <w:i w:val="0"/>
+                <w:iCs w:val="0"/>
                 <w:smallCaps w:val="0"/>
                 <w:strike w:val="0"/>
                 <w:color w:val="000000"/>
@@ -7222,7 +7559,9 @@
               <w:rPr>
                 <w:rFonts w:ascii="Calibri" w:cs="Calibri" w:eastAsia="Calibri" w:hAnsi="Calibri"/>
                 <w:b w:val="1"/>
-                <w:i w:val="0"/>
+                <w:bCs w:val="1"/>
+                <w:i w:val="0"/>
+                <w:iCs w:val="0"/>
                 <w:smallCaps w:val="0"/>
                 <w:strike w:val="0"/>
                 <w:color w:val="000000"/>
@@ -7239,7 +7578,9 @@
               <w:rPr>
                 <w:rFonts w:ascii="Calibri" w:cs="Calibri" w:eastAsia="Calibri" w:hAnsi="Calibri"/>
                 <w:b w:val="0"/>
-                <w:i w:val="0"/>
+                <w:bCs w:val="0"/>
+                <w:i w:val="0"/>
+                <w:iCs w:val="0"/>
                 <w:smallCaps w:val="0"/>
                 <w:strike w:val="0"/>
                 <w:color w:val="000000"/>
@@ -7262,7 +7603,6 @@
             <w:pPr>
               <w:keepNext w:val="0"/>
               <w:keepLines w:val="0"/>
-              <w:pageBreakBefore w:val="0"/>
               <w:widowControl w:val="1"/>
               <w:pBdr>
                 <w:top w:space="0" w:sz="0" w:val="nil"/>
@@ -7282,7 +7622,9 @@
               <w:rPr>
                 <w:rFonts w:ascii="Calibri" w:cs="Calibri" w:eastAsia="Calibri" w:hAnsi="Calibri"/>
                 <w:b w:val="0"/>
-                <w:i w:val="0"/>
+                <w:bCs w:val="0"/>
+                <w:i w:val="0"/>
+                <w:iCs w:val="0"/>
                 <w:smallCaps w:val="0"/>
                 <w:strike w:val="0"/>
                 <w:color w:val="5b9bd5"/>
@@ -7297,7 +7639,9 @@
               <w:rPr>
                 <w:rFonts w:ascii="Calibri" w:cs="Calibri" w:eastAsia="Calibri" w:hAnsi="Calibri"/>
                 <w:b w:val="0"/>
-                <w:i w:val="0"/>
+                <w:bCs w:val="0"/>
+                <w:i w:val="0"/>
+                <w:iCs w:val="0"/>
                 <w:smallCaps w:val="0"/>
                 <w:strike w:val="0"/>
                 <w:color w:val="000000"/>
@@ -7335,7 +7679,6 @@
             <w:pPr>
               <w:keepNext w:val="0"/>
               <w:keepLines w:val="0"/>
-              <w:pageBreakBefore w:val="0"/>
               <w:widowControl w:val="1"/>
               <w:pBdr>
                 <w:top w:space="0" w:sz="0" w:val="nil"/>
@@ -7355,7 +7698,9 @@
               <w:rPr>
                 <w:rFonts w:ascii="Calibri" w:cs="Calibri" w:eastAsia="Calibri" w:hAnsi="Calibri"/>
                 <w:b w:val="0"/>
-                <w:i w:val="0"/>
+                <w:bCs w:val="0"/>
+                <w:i w:val="0"/>
+                <w:iCs w:val="0"/>
                 <w:smallCaps w:val="0"/>
                 <w:strike w:val="0"/>
                 <w:color w:val="5b9bd5"/>
@@ -7370,7 +7715,9 @@
               <w:rPr>
                 <w:rFonts w:ascii="Calibri" w:cs="Calibri" w:eastAsia="Calibri" w:hAnsi="Calibri"/>
                 <w:b w:val="0"/>
-                <w:i w:val="0"/>
+                <w:bCs w:val="0"/>
+                <w:i w:val="0"/>
+                <w:iCs w:val="0"/>
                 <w:smallCaps w:val="0"/>
                 <w:strike w:val="0"/>
                 <w:color w:val="000000"/>
@@ -7393,7 +7740,6 @@
             <w:pPr>
               <w:keepNext w:val="0"/>
               <w:keepLines w:val="0"/>
-              <w:pageBreakBefore w:val="0"/>
               <w:widowControl w:val="1"/>
               <w:pBdr>
                 <w:top w:space="0" w:sz="0" w:val="nil"/>
@@ -7413,7 +7759,9 @@
               <w:rPr>
                 <w:rFonts w:ascii="Calibri" w:cs="Calibri" w:eastAsia="Calibri" w:hAnsi="Calibri"/>
                 <w:b w:val="0"/>
-                <w:i w:val="0"/>
+                <w:bCs w:val="0"/>
+                <w:i w:val="0"/>
+                <w:iCs w:val="0"/>
                 <w:smallCaps w:val="0"/>
                 <w:strike w:val="0"/>
                 <w:color w:val="5b9bd5"/>
@@ -7457,7 +7805,9 @@
         <w:rPr>
           <w:rFonts w:ascii="Calibri" w:cs="Calibri" w:eastAsia="Calibri" w:hAnsi="Calibri"/>
           <w:b w:val="0"/>
+          <w:bCs w:val="0"/>
           <w:i w:val="0"/>
+          <w:iCs w:val="0"/>
           <w:smallCaps w:val="0"/>
           <w:strike w:val="0"/>
           <w:color w:val="000000"/>
@@ -7537,7 +7887,6 @@
             <w:pPr>
               <w:keepNext w:val="0"/>
               <w:keepLines w:val="0"/>
-              <w:pageBreakBefore w:val="0"/>
               <w:widowControl w:val="1"/>
               <w:pBdr>
                 <w:top w:space="0" w:sz="0" w:val="nil"/>
@@ -7557,7 +7906,9 @@
               <w:rPr>
                 <w:rFonts w:ascii="Calibri" w:cs="Calibri" w:eastAsia="Calibri" w:hAnsi="Calibri"/>
                 <w:b w:val="0"/>
-                <w:i w:val="0"/>
+                <w:bCs w:val="0"/>
+                <w:i w:val="0"/>
+                <w:iCs w:val="0"/>
                 <w:smallCaps w:val="0"/>
                 <w:strike w:val="0"/>
                 <w:color w:val="ffffff"/>
@@ -7572,7 +7923,9 @@
               <w:rPr>
                 <w:rFonts w:ascii="Calibri" w:cs="Calibri" w:eastAsia="Calibri" w:hAnsi="Calibri"/>
                 <w:b w:val="1"/>
-                <w:i w:val="0"/>
+                <w:bCs w:val="1"/>
+                <w:i w:val="0"/>
+                <w:iCs w:val="0"/>
                 <w:smallCaps w:val="0"/>
                 <w:strike w:val="0"/>
                 <w:color w:val="ffffff"/>
@@ -7607,7 +7960,6 @@
             <w:pPr>
               <w:keepNext w:val="0"/>
               <w:keepLines w:val="0"/>
-              <w:pageBreakBefore w:val="0"/>
               <w:widowControl w:val="1"/>
               <w:pBdr>
                 <w:top w:space="0" w:sz="0" w:val="nil"/>
@@ -7627,7 +7979,9 @@
               <w:rPr>
                 <w:rFonts w:ascii="Calibri" w:cs="Calibri" w:eastAsia="Calibri" w:hAnsi="Calibri"/>
                 <w:b w:val="0"/>
-                <w:i w:val="0"/>
+                <w:bCs w:val="0"/>
+                <w:i w:val="0"/>
+                <w:iCs w:val="0"/>
                 <w:smallCaps w:val="0"/>
                 <w:strike w:val="0"/>
                 <w:color w:val="ffffff"/>
@@ -7642,7 +7996,9 @@
               <w:rPr>
                 <w:rFonts w:ascii="Calibri" w:cs="Calibri" w:eastAsia="Calibri" w:hAnsi="Calibri"/>
                 <w:b w:val="1"/>
-                <w:i w:val="0"/>
+                <w:bCs w:val="1"/>
+                <w:i w:val="0"/>
+                <w:iCs w:val="0"/>
                 <w:smallCaps w:val="0"/>
                 <w:strike w:val="0"/>
                 <w:color w:val="ffffff"/>
@@ -7691,6 +8047,7 @@
               <w:rPr>
                 <w:rFonts w:ascii="Calibri" w:cs="Calibri" w:eastAsia="Calibri" w:hAnsi="Calibri"/>
                 <w:b w:val="1"/>
+                <w:bCs w:val="1"/>
                 <w:color w:val="000000"/>
                 <w:rtl w:val="0"/>
               </w:rPr>
@@ -7717,7 +8074,6 @@
             <w:pPr>
               <w:keepNext w:val="0"/>
               <w:keepLines w:val="0"/>
-              <w:pageBreakBefore w:val="0"/>
               <w:widowControl w:val="1"/>
               <w:pBdr>
                 <w:top w:space="0" w:sz="0" w:val="nil"/>
@@ -7737,7 +8093,9 @@
               <w:rPr>
                 <w:rFonts w:ascii="Calibri" w:cs="Calibri" w:eastAsia="Calibri" w:hAnsi="Calibri"/>
                 <w:b w:val="0"/>
-                <w:i w:val="0"/>
+                <w:bCs w:val="0"/>
+                <w:i w:val="0"/>
+                <w:iCs w:val="0"/>
                 <w:smallCaps w:val="0"/>
                 <w:strike w:val="0"/>
                 <w:color w:val="000000"/>
@@ -7752,7 +8110,9 @@
               <w:rPr>
                 <w:rFonts w:ascii="Calibri" w:cs="Calibri" w:eastAsia="Calibri" w:hAnsi="Calibri"/>
                 <w:b w:val="0"/>
-                <w:i w:val="0"/>
+                <w:bCs w:val="0"/>
+                <w:i w:val="0"/>
+                <w:iCs w:val="0"/>
                 <w:smallCaps w:val="0"/>
                 <w:strike w:val="0"/>
                 <w:color w:val="000000"/>
@@ -7805,7 +8165,9 @@
               <w:rPr>
                 <w:rFonts w:ascii="Calibri" w:cs="Calibri" w:eastAsia="Calibri" w:hAnsi="Calibri"/>
                 <w:b w:val="0"/>
-                <w:i w:val="0"/>
+                <w:bCs w:val="0"/>
+                <w:i w:val="0"/>
+                <w:iCs w:val="0"/>
                 <w:smallCaps w:val="0"/>
                 <w:strike w:val="0"/>
                 <w:color w:val="000000"/>
@@ -7948,7 +8310,6 @@
             <w:pPr>
               <w:keepNext w:val="0"/>
               <w:keepLines w:val="0"/>
-              <w:pageBreakBefore w:val="0"/>
               <w:widowControl w:val="1"/>
               <w:pBdr>
                 <w:top w:space="0" w:sz="0" w:val="nil"/>
@@ -7968,7 +8329,9 @@
               <w:rPr>
                 <w:rFonts w:ascii="Calibri" w:cs="Calibri" w:eastAsia="Calibri" w:hAnsi="Calibri"/>
                 <w:b w:val="0"/>
-                <w:i w:val="0"/>
+                <w:bCs w:val="0"/>
+                <w:i w:val="0"/>
+                <w:iCs w:val="0"/>
                 <w:smallCaps w:val="0"/>
                 <w:strike w:val="0"/>
                 <w:color w:val="000000"/>
@@ -7983,7 +8346,9 @@
               <w:rPr>
                 <w:rFonts w:ascii="Calibri" w:cs="Calibri" w:eastAsia="Calibri" w:hAnsi="Calibri"/>
                 <w:b w:val="1"/>
-                <w:i w:val="0"/>
+                <w:bCs w:val="1"/>
+                <w:i w:val="0"/>
+                <w:iCs w:val="0"/>
                 <w:smallCaps w:val="0"/>
                 <w:strike w:val="0"/>
                 <w:color w:val="000000"/>
@@ -8128,7 +8493,6 @@
             <w:pPr>
               <w:keepNext w:val="0"/>
               <w:keepLines w:val="0"/>
-              <w:pageBreakBefore w:val="0"/>
               <w:widowControl w:val="1"/>
               <w:pBdr>
                 <w:top w:space="0" w:sz="0" w:val="nil"/>
@@ -8148,7 +8512,9 @@
               <w:rPr>
                 <w:rFonts w:ascii="Calibri" w:cs="Calibri" w:eastAsia="Calibri" w:hAnsi="Calibri"/>
                 <w:b w:val="0"/>
-                <w:i w:val="0"/>
+                <w:bCs w:val="0"/>
+                <w:i w:val="0"/>
+                <w:iCs w:val="0"/>
                 <w:smallCaps w:val="0"/>
                 <w:strike w:val="0"/>
                 <w:color w:val="000000"/>
@@ -8163,7 +8529,9 @@
               <w:rPr>
                 <w:rFonts w:ascii="Calibri" w:cs="Calibri" w:eastAsia="Calibri" w:hAnsi="Calibri"/>
                 <w:b w:val="1"/>
-                <w:i w:val="0"/>
+                <w:bCs w:val="1"/>
+                <w:i w:val="0"/>
+                <w:iCs w:val="0"/>
                 <w:smallCaps w:val="0"/>
                 <w:strike w:val="0"/>
                 <w:color w:val="000000"/>
@@ -8308,7 +8676,6 @@
             <w:pPr>
               <w:keepNext w:val="0"/>
               <w:keepLines w:val="0"/>
-              <w:pageBreakBefore w:val="0"/>
               <w:widowControl w:val="1"/>
               <w:pBdr>
                 <w:top w:space="0" w:sz="0" w:val="nil"/>
@@ -8328,7 +8695,9 @@
               <w:rPr>
                 <w:rFonts w:ascii="Calibri" w:cs="Calibri" w:eastAsia="Calibri" w:hAnsi="Calibri"/>
                 <w:b w:val="0"/>
-                <w:i w:val="0"/>
+                <w:bCs w:val="0"/>
+                <w:i w:val="0"/>
+                <w:iCs w:val="0"/>
                 <w:smallCaps w:val="0"/>
                 <w:strike w:val="0"/>
                 <w:color w:val="000000"/>
@@ -8343,7 +8712,9 @@
               <w:rPr>
                 <w:rFonts w:ascii="Calibri" w:cs="Calibri" w:eastAsia="Calibri" w:hAnsi="Calibri"/>
                 <w:b w:val="1"/>
-                <w:i w:val="0"/>
+                <w:bCs w:val="1"/>
+                <w:i w:val="0"/>
+                <w:iCs w:val="0"/>
                 <w:smallCaps w:val="0"/>
                 <w:strike w:val="0"/>
                 <w:color w:val="000000"/>
@@ -8567,7 +8938,9 @@
         <w:rPr>
           <w:rFonts w:ascii="Calibri" w:cs="Calibri" w:eastAsia="Calibri" w:hAnsi="Calibri"/>
           <w:b w:val="0"/>
+          <w:bCs w:val="0"/>
           <w:i w:val="0"/>
+          <w:iCs w:val="0"/>
           <w:smallCaps w:val="0"/>
           <w:strike w:val="0"/>
           <w:color w:val="000000"/>
@@ -8608,7 +8981,9 @@
         <w:rPr>
           <w:rFonts w:ascii="Calibri" w:cs="Calibri" w:eastAsia="Calibri" w:hAnsi="Calibri"/>
           <w:b w:val="0"/>
+          <w:bCs w:val="0"/>
           <w:i w:val="0"/>
+          <w:iCs w:val="0"/>
           <w:smallCaps w:val="0"/>
           <w:strike w:val="0"/>
           <w:color w:val="000000"/>
@@ -8649,7 +9024,9 @@
         <w:rPr>
           <w:rFonts w:ascii="Calibri" w:cs="Calibri" w:eastAsia="Calibri" w:hAnsi="Calibri"/>
           <w:b w:val="0"/>
+          <w:bCs w:val="0"/>
           <w:i w:val="0"/>
+          <w:iCs w:val="0"/>
           <w:smallCaps w:val="0"/>
           <w:strike w:val="0"/>
           <w:color w:val="000000"/>
@@ -8690,7 +9067,9 @@
         <w:rPr>
           <w:rFonts w:ascii="Calibri" w:cs="Calibri" w:eastAsia="Calibri" w:hAnsi="Calibri"/>
           <w:b w:val="1"/>
+          <w:bCs w:val="1"/>
           <w:i w:val="0"/>
+          <w:iCs w:val="0"/>
           <w:smallCaps w:val="0"/>
           <w:strike w:val="0"/>
           <w:color w:val="000000"/>
@@ -8705,7 +9084,9 @@
         <w:rPr>
           <w:rFonts w:ascii="Calibri" w:cs="Calibri" w:eastAsia="Calibri" w:hAnsi="Calibri"/>
           <w:b w:val="1"/>
+          <w:bCs w:val="1"/>
           <w:i w:val="0"/>
+          <w:iCs w:val="0"/>
           <w:smallCaps w:val="0"/>
           <w:strike w:val="0"/>
           <w:color w:val="000000"/>
@@ -8733,6 +9114,7 @@
         <w:rPr>
           <w:rFonts w:ascii="Calibri" w:cs="Calibri" w:eastAsia="Calibri" w:hAnsi="Calibri"/>
           <w:b w:val="1"/>
+          <w:bCs w:val="1"/>
           <w:color w:val="000000"/>
           <w:sz w:val="40"/>
           <w:szCs w:val="40"/>
@@ -8806,6 +9188,7 @@
               <w:rPr>
                 <w:rFonts w:ascii="Calibri" w:cs="Calibri" w:eastAsia="Calibri" w:hAnsi="Calibri"/>
                 <w:b w:val="1"/>
+                <w:bCs w:val="1"/>
                 <w:color w:val="ffffff"/>
                 <w:sz w:val="22"/>
                 <w:szCs w:val="22"/>
@@ -8815,6 +9198,7 @@
               <w:rPr>
                 <w:rFonts w:ascii="Calibri" w:cs="Calibri" w:eastAsia="Calibri" w:hAnsi="Calibri"/>
                 <w:b w:val="1"/>
+                <w:bCs w:val="1"/>
                 <w:color w:val="ffffff"/>
                 <w:sz w:val="22"/>
                 <w:szCs w:val="22"/>
@@ -8838,6 +9222,7 @@
               <w:rPr>
                 <w:rFonts w:ascii="Calibri" w:cs="Calibri" w:eastAsia="Calibri" w:hAnsi="Calibri"/>
                 <w:b w:val="1"/>
+                <w:bCs w:val="1"/>
                 <w:color w:val="ffffff"/>
                 <w:sz w:val="22"/>
                 <w:szCs w:val="22"/>
@@ -8847,6 +9232,7 @@
               <w:rPr>
                 <w:rFonts w:ascii="Calibri" w:cs="Calibri" w:eastAsia="Calibri" w:hAnsi="Calibri"/>
                 <w:b w:val="1"/>
+                <w:bCs w:val="1"/>
                 <w:color w:val="ffffff"/>
                 <w:sz w:val="22"/>
                 <w:szCs w:val="22"/>
@@ -8867,6 +9253,7 @@
               <w:rPr>
                 <w:rFonts w:ascii="Calibri" w:cs="Calibri" w:eastAsia="Calibri" w:hAnsi="Calibri"/>
                 <w:b w:val="1"/>
+                <w:bCs w:val="1"/>
                 <w:color w:val="ffffff"/>
                 <w:sz w:val="22"/>
                 <w:szCs w:val="22"/>
@@ -8876,6 +9263,7 @@
               <w:rPr>
                 <w:rFonts w:ascii="Calibri" w:cs="Calibri" w:eastAsia="Calibri" w:hAnsi="Calibri"/>
                 <w:b w:val="1"/>
+                <w:bCs w:val="1"/>
                 <w:color w:val="ffffff"/>
                 <w:sz w:val="22"/>
                 <w:szCs w:val="22"/>
@@ -8902,6 +9290,7 @@
               <w:rPr>
                 <w:rFonts w:ascii="Calibri" w:cs="Calibri" w:eastAsia="Calibri" w:hAnsi="Calibri"/>
                 <w:b w:val="1"/>
+                <w:bCs w:val="1"/>
                 <w:sz w:val="22"/>
                 <w:szCs w:val="22"/>
               </w:rPr>
@@ -8910,6 +9299,7 @@
               <w:rPr>
                 <w:rFonts w:ascii="Calibri" w:cs="Calibri" w:eastAsia="Calibri" w:hAnsi="Calibri"/>
                 <w:b w:val="1"/>
+                <w:bCs w:val="1"/>
                 <w:sz w:val="22"/>
                 <w:szCs w:val="22"/>
                 <w:rtl w:val="0"/>
@@ -8928,6 +9318,7 @@
               <w:rPr>
                 <w:rFonts w:ascii="Calibri" w:cs="Calibri" w:eastAsia="Calibri" w:hAnsi="Calibri"/>
                 <w:b w:val="1"/>
+                <w:bCs w:val="1"/>
                 <w:sz w:val="22"/>
                 <w:szCs w:val="22"/>
               </w:rPr>
@@ -8936,6 +9327,7 @@
               <w:rPr>
                 <w:rFonts w:ascii="Calibri" w:cs="Calibri" w:eastAsia="Calibri" w:hAnsi="Calibri"/>
                 <w:b w:val="1"/>
+                <w:bCs w:val="1"/>
                 <w:sz w:val="22"/>
                 <w:szCs w:val="22"/>
                 <w:rtl w:val="0"/>
@@ -8979,7 +9371,6 @@
             <w:pPr>
               <w:keepNext w:val="0"/>
               <w:keepLines w:val="0"/>
-              <w:pageBreakBefore w:val="0"/>
               <w:widowControl w:val="1"/>
               <w:pBdr>
                 <w:top w:space="0" w:sz="0" w:val="nil"/>
@@ -8995,7 +9386,9 @@
               <w:rPr>
                 <w:rFonts w:ascii="Calibri" w:cs="Calibri" w:eastAsia="Calibri" w:hAnsi="Calibri"/>
                 <w:b w:val="1"/>
-                <w:i w:val="0"/>
+                <w:bCs w:val="1"/>
+                <w:i w:val="0"/>
+                <w:iCs w:val="0"/>
                 <w:smallCaps w:val="0"/>
                 <w:strike w:val="0"/>
                 <w:color w:val="000000"/>
@@ -9010,7 +9403,9 @@
               <w:rPr>
                 <w:rFonts w:ascii="Calibri" w:cs="Calibri" w:eastAsia="Calibri" w:hAnsi="Calibri"/>
                 <w:b w:val="1"/>
-                <w:i w:val="0"/>
+                <w:bCs w:val="1"/>
+                <w:i w:val="0"/>
+                <w:iCs w:val="0"/>
                 <w:smallCaps w:val="0"/>
                 <w:strike w:val="0"/>
                 <w:color w:val="000000"/>
@@ -9035,6 +9430,7 @@
               <w:rPr>
                 <w:rFonts w:ascii="Calibri" w:cs="Calibri" w:eastAsia="Calibri" w:hAnsi="Calibri"/>
                 <w:b w:val="1"/>
+                <w:bCs w:val="1"/>
                 <w:sz w:val="22"/>
                 <w:szCs w:val="22"/>
               </w:rPr>
@@ -9043,6 +9439,7 @@
               <w:rPr>
                 <w:rFonts w:ascii="Calibri" w:cs="Calibri" w:eastAsia="Calibri" w:hAnsi="Calibri"/>
                 <w:b w:val="1"/>
+                <w:bCs w:val="1"/>
                 <w:sz w:val="22"/>
                 <w:szCs w:val="22"/>
                 <w:rtl w:val="0"/>
@@ -9086,7 +9483,6 @@
             <w:pPr>
               <w:keepNext w:val="0"/>
               <w:keepLines w:val="0"/>
-              <w:pageBreakBefore w:val="0"/>
               <w:widowControl w:val="1"/>
               <w:pBdr>
                 <w:top w:space="0" w:sz="0" w:val="nil"/>
@@ -9102,7 +9498,9 @@
               <w:rPr>
                 <w:rFonts w:ascii="Calibri" w:cs="Calibri" w:eastAsia="Calibri" w:hAnsi="Calibri"/>
                 <w:b w:val="1"/>
-                <w:i w:val="0"/>
+                <w:bCs w:val="1"/>
+                <w:i w:val="0"/>
+                <w:iCs w:val="0"/>
                 <w:smallCaps w:val="0"/>
                 <w:strike w:val="0"/>
                 <w:color w:val="000000"/>
@@ -9117,7 +9515,9 @@
               <w:rPr>
                 <w:rFonts w:ascii="Calibri" w:cs="Calibri" w:eastAsia="Calibri" w:hAnsi="Calibri"/>
                 <w:b w:val="1"/>
-                <w:i w:val="0"/>
+                <w:bCs w:val="1"/>
+                <w:i w:val="0"/>
+                <w:iCs w:val="0"/>
                 <w:smallCaps w:val="0"/>
                 <w:strike w:val="0"/>
                 <w:color w:val="000000"/>
@@ -9142,6 +9542,7 @@
               <w:rPr>
                 <w:rFonts w:ascii="Calibri" w:cs="Calibri" w:eastAsia="Calibri" w:hAnsi="Calibri"/>
                 <w:b w:val="1"/>
+                <w:bCs w:val="1"/>
                 <w:sz w:val="22"/>
                 <w:szCs w:val="22"/>
               </w:rPr>
@@ -9150,6 +9551,7 @@
               <w:rPr>
                 <w:rFonts w:ascii="Calibri" w:cs="Calibri" w:eastAsia="Calibri" w:hAnsi="Calibri"/>
                 <w:b w:val="1"/>
+                <w:bCs w:val="1"/>
                 <w:sz w:val="22"/>
                 <w:szCs w:val="22"/>
                 <w:rtl w:val="0"/>
@@ -9195,6 +9597,7 @@
               <w:rPr>
                 <w:rFonts w:ascii="Calibri" w:cs="Calibri" w:eastAsia="Calibri" w:hAnsi="Calibri"/>
                 <w:b w:val="1"/>
+                <w:bCs w:val="1"/>
                 <w:sz w:val="22"/>
                 <w:szCs w:val="22"/>
               </w:rPr>
@@ -9203,6 +9606,7 @@
               <w:rPr>
                 <w:rFonts w:ascii="Calibri" w:cs="Calibri" w:eastAsia="Calibri" w:hAnsi="Calibri"/>
                 <w:b w:val="1"/>
+                <w:bCs w:val="1"/>
                 <w:sz w:val="22"/>
                 <w:szCs w:val="22"/>
                 <w:rtl w:val="0"/>
@@ -9221,6 +9625,7 @@
               <w:rPr>
                 <w:rFonts w:ascii="Calibri" w:cs="Calibri" w:eastAsia="Calibri" w:hAnsi="Calibri"/>
                 <w:b w:val="1"/>
+                <w:bCs w:val="1"/>
                 <w:sz w:val="22"/>
                 <w:szCs w:val="22"/>
               </w:rPr>
@@ -9229,6 +9634,7 @@
               <w:rPr>
                 <w:rFonts w:ascii="Calibri" w:cs="Calibri" w:eastAsia="Calibri" w:hAnsi="Calibri"/>
                 <w:b w:val="1"/>
+                <w:bCs w:val="1"/>
                 <w:sz w:val="22"/>
                 <w:szCs w:val="22"/>
                 <w:rtl w:val="0"/>
@@ -9326,12 +9732,14 @@
               <w:rPr>
                 <w:rFonts w:ascii="Calibri" w:cs="Calibri" w:eastAsia="Calibri" w:hAnsi="Calibri"/>
                 <w:b w:val="1"/>
-              </w:rPr>
-            </w:pPr>
-            <w:r>
-              <w:rPr>
-                <w:rFonts w:ascii="Calibri" w:cs="Calibri" w:eastAsia="Calibri" w:hAnsi="Calibri"/>
-                <w:b w:val="1"/>
+                <w:bCs w:val="1"/>
+              </w:rPr>
+            </w:pPr>
+            <w:r>
+              <w:rPr>
+                <w:rFonts w:ascii="Calibri" w:cs="Calibri" w:eastAsia="Calibri" w:hAnsi="Calibri"/>
+                <w:b w:val="1"/>
+                <w:bCs w:val="1"/>
                 <w:rtl w:val="0"/>
               </w:rPr>
               <w:t xml:space="preserve">Indicador de Evaluación</w:t>
@@ -9350,12 +9758,14 @@
               <w:rPr>
                 <w:rFonts w:ascii="Calibri" w:cs="Calibri" w:eastAsia="Calibri" w:hAnsi="Calibri"/>
                 <w:b w:val="1"/>
-              </w:rPr>
-            </w:pPr>
-            <w:r>
-              <w:rPr>
-                <w:rFonts w:ascii="Calibri" w:cs="Calibri" w:eastAsia="Calibri" w:hAnsi="Calibri"/>
-                <w:b w:val="1"/>
+                <w:bCs w:val="1"/>
+              </w:rPr>
+            </w:pPr>
+            <w:r>
+              <w:rPr>
+                <w:rFonts w:ascii="Calibri" w:cs="Calibri" w:eastAsia="Calibri" w:hAnsi="Calibri"/>
+                <w:b w:val="1"/>
+                <w:bCs w:val="1"/>
                 <w:rtl w:val="0"/>
               </w:rPr>
               <w:t xml:space="preserve">Categorías de Respuesta</w:t>
@@ -9374,12 +9784,14 @@
               <w:rPr>
                 <w:rFonts w:ascii="Calibri" w:cs="Calibri" w:eastAsia="Calibri" w:hAnsi="Calibri"/>
                 <w:b w:val="1"/>
-              </w:rPr>
-            </w:pPr>
-            <w:r>
-              <w:rPr>
-                <w:rFonts w:ascii="Calibri" w:cs="Calibri" w:eastAsia="Calibri" w:hAnsi="Calibri"/>
-                <w:b w:val="1"/>
+                <w:bCs w:val="1"/>
+              </w:rPr>
+            </w:pPr>
+            <w:r>
+              <w:rPr>
+                <w:rFonts w:ascii="Calibri" w:cs="Calibri" w:eastAsia="Calibri" w:hAnsi="Calibri"/>
+                <w:b w:val="1"/>
+                <w:bCs w:val="1"/>
                 <w:rtl w:val="0"/>
               </w:rPr>
               <w:t xml:space="preserve">Ponderación del Indicador de Evaluación</w:t>
@@ -9419,6 +9831,7 @@
               <w:rPr>
                 <w:rFonts w:ascii="Calibri" w:cs="Calibri" w:eastAsia="Calibri" w:hAnsi="Calibri"/>
                 <w:b w:val="1"/>
+                <w:bCs w:val="1"/>
               </w:rPr>
             </w:pPr>
             <w:r>
@@ -9439,12 +9852,14 @@
               <w:rPr>
                 <w:rFonts w:ascii="Calibri" w:cs="Calibri" w:eastAsia="Calibri" w:hAnsi="Calibri"/>
                 <w:b w:val="1"/>
-              </w:rPr>
-            </w:pPr>
-            <w:r>
-              <w:rPr>
-                <w:rFonts w:ascii="Calibri" w:cs="Calibri" w:eastAsia="Calibri" w:hAnsi="Calibri"/>
-                <w:b w:val="1"/>
+                <w:bCs w:val="1"/>
+              </w:rPr>
+            </w:pPr>
+            <w:r>
+              <w:rPr>
+                <w:rFonts w:ascii="Calibri" w:cs="Calibri" w:eastAsia="Calibri" w:hAnsi="Calibri"/>
+                <w:b w:val="1"/>
+                <w:bCs w:val="1"/>
                 <w:sz w:val="22"/>
                 <w:szCs w:val="22"/>
                 <w:rtl w:val="0"/>
@@ -9455,6 +9870,7 @@
               <w:rPr>
                 <w:rFonts w:ascii="Calibri" w:cs="Calibri" w:eastAsia="Calibri" w:hAnsi="Calibri"/>
                 <w:b w:val="1"/>
+                <w:bCs w:val="1"/>
                 <w:rtl w:val="0"/>
               </w:rPr>
               <w:t xml:space="preserve">100%)</w:t>
@@ -9472,12 +9888,14 @@
               <w:rPr>
                 <w:rFonts w:ascii="Calibri" w:cs="Calibri" w:eastAsia="Calibri" w:hAnsi="Calibri"/>
                 <w:b w:val="1"/>
-              </w:rPr>
-            </w:pPr>
-            <w:r>
-              <w:rPr>
-                <w:rFonts w:ascii="Calibri" w:cs="Calibri" w:eastAsia="Calibri" w:hAnsi="Calibri"/>
-                <w:b w:val="1"/>
+                <w:bCs w:val="1"/>
+              </w:rPr>
+            </w:pPr>
+            <w:r>
+              <w:rPr>
+                <w:rFonts w:ascii="Calibri" w:cs="Calibri" w:eastAsia="Calibri" w:hAnsi="Calibri"/>
+                <w:b w:val="1"/>
+                <w:bCs w:val="1"/>
                 <w:sz w:val="22"/>
                 <w:szCs w:val="22"/>
                 <w:rtl w:val="0"/>
@@ -9488,6 +9906,7 @@
               <w:rPr>
                 <w:rFonts w:ascii="Calibri" w:cs="Calibri" w:eastAsia="Calibri" w:hAnsi="Calibri"/>
                 <w:b w:val="1"/>
+                <w:bCs w:val="1"/>
                 <w:rtl w:val="0"/>
               </w:rPr>
               <w:t xml:space="preserve">  (60%)</w:t>
@@ -9503,7 +9922,6 @@
             <w:pPr>
               <w:keepNext w:val="0"/>
               <w:keepLines w:val="0"/>
-              <w:pageBreakBefore w:val="0"/>
               <w:widowControl w:val="1"/>
               <w:pBdr>
                 <w:top w:space="0" w:sz="0" w:val="nil"/>
@@ -9519,7 +9937,9 @@
               <w:rPr>
                 <w:rFonts w:ascii="Calibri" w:cs="Calibri" w:eastAsia="Calibri" w:hAnsi="Calibri"/>
                 <w:b w:val="1"/>
-                <w:i w:val="0"/>
+                <w:bCs w:val="1"/>
+                <w:i w:val="0"/>
+                <w:iCs w:val="0"/>
                 <w:smallCaps w:val="0"/>
                 <w:strike w:val="0"/>
                 <w:color w:val="000000"/>
@@ -9534,7 +9954,9 @@
               <w:rPr>
                 <w:rFonts w:ascii="Calibri" w:cs="Calibri" w:eastAsia="Calibri" w:hAnsi="Calibri"/>
                 <w:b w:val="1"/>
-                <w:i w:val="0"/>
+                <w:bCs w:val="1"/>
+                <w:i w:val="0"/>
+                <w:iCs w:val="0"/>
                 <w:smallCaps w:val="0"/>
                 <w:strike w:val="0"/>
                 <w:color w:val="000000"/>
@@ -9554,12 +9976,14 @@
               <w:rPr>
                 <w:rFonts w:ascii="Calibri" w:cs="Calibri" w:eastAsia="Calibri" w:hAnsi="Calibri"/>
                 <w:b w:val="1"/>
-              </w:rPr>
-            </w:pPr>
-            <w:r>
-              <w:rPr>
-                <w:rFonts w:ascii="Calibri" w:cs="Calibri" w:eastAsia="Calibri" w:hAnsi="Calibri"/>
-                <w:b w:val="1"/>
+                <w:bCs w:val="1"/>
+              </w:rPr>
+            </w:pPr>
+            <w:r>
+              <w:rPr>
+                <w:rFonts w:ascii="Calibri" w:cs="Calibri" w:eastAsia="Calibri" w:hAnsi="Calibri"/>
+                <w:b w:val="1"/>
+                <w:bCs w:val="1"/>
                 <w:rtl w:val="0"/>
               </w:rPr>
               <w:t xml:space="preserve">(30%)</w:t>
@@ -9577,12 +10001,14 @@
               <w:rPr>
                 <w:rFonts w:ascii="Calibri" w:cs="Calibri" w:eastAsia="Calibri" w:hAnsi="Calibri"/>
                 <w:b w:val="1"/>
-              </w:rPr>
-            </w:pPr>
-            <w:r>
-              <w:rPr>
-                <w:rFonts w:ascii="Calibri" w:cs="Calibri" w:eastAsia="Calibri" w:hAnsi="Calibri"/>
-                <w:b w:val="1"/>
+                <w:bCs w:val="1"/>
+              </w:rPr>
+            </w:pPr>
+            <w:r>
+              <w:rPr>
+                <w:rFonts w:ascii="Calibri" w:cs="Calibri" w:eastAsia="Calibri" w:hAnsi="Calibri"/>
+                <w:b w:val="1"/>
+                <w:bCs w:val="1"/>
                 <w:rtl w:val="0"/>
               </w:rPr>
               <w:t xml:space="preserve">No logrado</w:t>
@@ -9594,12 +10020,14 @@
               <w:rPr>
                 <w:rFonts w:ascii="Calibri" w:cs="Calibri" w:eastAsia="Calibri" w:hAnsi="Calibri"/>
                 <w:b w:val="1"/>
-              </w:rPr>
-            </w:pPr>
-            <w:r>
-              <w:rPr>
-                <w:rFonts w:ascii="Calibri" w:cs="Calibri" w:eastAsia="Calibri" w:hAnsi="Calibri"/>
-                <w:b w:val="1"/>
+                <w:bCs w:val="1"/>
+              </w:rPr>
+            </w:pPr>
+            <w:r>
+              <w:rPr>
+                <w:rFonts w:ascii="Calibri" w:cs="Calibri" w:eastAsia="Calibri" w:hAnsi="Calibri"/>
+                <w:b w:val="1"/>
+                <w:bCs w:val="1"/>
                 <w:rtl w:val="0"/>
               </w:rPr>
               <w:t xml:space="preserve">(0%)</w:t>
@@ -9632,6 +10060,7 @@
               <w:rPr>
                 <w:rFonts w:ascii="Calibri" w:cs="Calibri" w:eastAsia="Calibri" w:hAnsi="Calibri"/>
                 <w:b w:val="1"/>
+                <w:bCs w:val="1"/>
               </w:rPr>
             </w:pPr>
             <w:r>
@@ -9763,6 +10192,7 @@
               <w:rPr>
                 <w:rFonts w:ascii="Calibri" w:cs="Calibri" w:eastAsia="Calibri" w:hAnsi="Calibri"/>
                 <w:b w:val="1"/>
+                <w:bCs w:val="1"/>
                 <w:color w:val="3b3838"/>
                 <w:rtl w:val="0"/>
               </w:rPr>
@@ -9922,6 +10352,7 @@
               <w:rPr>
                 <w:rFonts w:ascii="Calibri" w:cs="Calibri" w:eastAsia="Calibri" w:hAnsi="Calibri"/>
                 <w:b w:val="1"/>
+                <w:bCs w:val="1"/>
                 <w:color w:val="3b3838"/>
               </w:rPr>
             </w:pPr>
@@ -9929,6 +10360,7 @@
               <w:rPr>
                 <w:rFonts w:ascii="Calibri" w:cs="Calibri" w:eastAsia="Calibri" w:hAnsi="Calibri"/>
                 <w:b w:val="1"/>
+                <w:bCs w:val="1"/>
                 <w:color w:val="3b3838"/>
                 <w:rtl w:val="0"/>
               </w:rPr>
@@ -10083,6 +10515,7 @@
               <w:rPr>
                 <w:rFonts w:ascii="Calibri" w:cs="Calibri" w:eastAsia="Calibri" w:hAnsi="Calibri"/>
                 <w:b w:val="1"/>
+                <w:bCs w:val="1"/>
                 <w:color w:val="3b3838"/>
               </w:rPr>
             </w:pPr>
@@ -10090,6 +10523,7 @@
               <w:rPr>
                 <w:rFonts w:ascii="Calibri" w:cs="Calibri" w:eastAsia="Calibri" w:hAnsi="Calibri"/>
                 <w:b w:val="1"/>
+                <w:bCs w:val="1"/>
                 <w:color w:val="3b3838"/>
                 <w:rtl w:val="0"/>
               </w:rPr>
@@ -10300,6 +10734,7 @@
               <w:rPr>
                 <w:rFonts w:ascii="Calibri" w:cs="Calibri" w:eastAsia="Calibri" w:hAnsi="Calibri"/>
                 <w:b w:val="1"/>
+                <w:bCs w:val="1"/>
                 <w:color w:val="3b3838"/>
               </w:rPr>
             </w:pPr>
@@ -10307,6 +10742,7 @@
               <w:rPr>
                 <w:rFonts w:ascii="Calibri" w:cs="Calibri" w:eastAsia="Calibri" w:hAnsi="Calibri"/>
                 <w:b w:val="1"/>
+                <w:bCs w:val="1"/>
                 <w:color w:val="3b3838"/>
                 <w:rtl w:val="0"/>
               </w:rPr>
@@ -10433,6 +10869,7 @@
               <w:rPr>
                 <w:rFonts w:ascii="Calibri" w:cs="Calibri" w:eastAsia="Calibri" w:hAnsi="Calibri"/>
                 <w:b w:val="1"/>
+                <w:bCs w:val="1"/>
                 <w:color w:val="3b3838"/>
               </w:rPr>
             </w:pPr>
@@ -10440,6 +10877,7 @@
               <w:rPr>
                 <w:rFonts w:ascii="Calibri" w:cs="Calibri" w:eastAsia="Calibri" w:hAnsi="Calibri"/>
                 <w:b w:val="1"/>
+                <w:bCs w:val="1"/>
                 <w:color w:val="3b3838"/>
                 <w:rtl w:val="0"/>
               </w:rPr>
@@ -10566,6 +11004,7 @@
               <w:rPr>
                 <w:rFonts w:ascii="Calibri" w:cs="Calibri" w:eastAsia="Calibri" w:hAnsi="Calibri"/>
                 <w:b w:val="1"/>
+                <w:bCs w:val="1"/>
                 <w:color w:val="3b3838"/>
               </w:rPr>
             </w:pPr>
@@ -10573,6 +11012,7 @@
               <w:rPr>
                 <w:rFonts w:ascii="Calibri" w:cs="Calibri" w:eastAsia="Calibri" w:hAnsi="Calibri"/>
                 <w:b w:val="1"/>
+                <w:bCs w:val="1"/>
                 <w:color w:val="3b3838"/>
                 <w:rtl w:val="0"/>
               </w:rPr>
@@ -10713,6 +11153,7 @@
               <w:rPr>
                 <w:rFonts w:ascii="Calibri" w:cs="Calibri" w:eastAsia="Calibri" w:hAnsi="Calibri"/>
                 <w:b w:val="1"/>
+                <w:bCs w:val="1"/>
                 <w:color w:val="3b3838"/>
               </w:rPr>
             </w:pPr>
@@ -10720,6 +11161,7 @@
               <w:rPr>
                 <w:rFonts w:ascii="Calibri" w:cs="Calibri" w:eastAsia="Calibri" w:hAnsi="Calibri"/>
                 <w:b w:val="1"/>
+                <w:bCs w:val="1"/>
                 <w:color w:val="3b3838"/>
                 <w:rtl w:val="0"/>
               </w:rPr>
@@ -10846,6 +11288,7 @@
               <w:rPr>
                 <w:rFonts w:ascii="Calibri" w:cs="Calibri" w:eastAsia="Calibri" w:hAnsi="Calibri"/>
                 <w:b w:val="1"/>
+                <w:bCs w:val="1"/>
                 <w:color w:val="3b3838"/>
               </w:rPr>
             </w:pPr>
@@ -10853,6 +11296,7 @@
               <w:rPr>
                 <w:rFonts w:ascii="Calibri" w:cs="Calibri" w:eastAsia="Calibri" w:hAnsi="Calibri"/>
                 <w:b w:val="1"/>
+                <w:bCs w:val="1"/>
                 <w:color w:val="3b3838"/>
                 <w:rtl w:val="0"/>
               </w:rPr>
@@ -11007,6 +11451,7 @@
               <w:rPr>
                 <w:rFonts w:ascii="Calibri" w:cs="Calibri" w:eastAsia="Calibri" w:hAnsi="Calibri"/>
                 <w:b w:val="1"/>
+                <w:bCs w:val="1"/>
                 <w:color w:val="3b3838"/>
               </w:rPr>
             </w:pPr>
@@ -11014,6 +11459,7 @@
               <w:rPr>
                 <w:rFonts w:ascii="Calibri" w:cs="Calibri" w:eastAsia="Calibri" w:hAnsi="Calibri"/>
                 <w:b w:val="1"/>
+                <w:bCs w:val="1"/>
                 <w:color w:val="3b3838"/>
                 <w:rtl w:val="0"/>
               </w:rPr>
@@ -11140,6 +11586,7 @@
               <w:rPr>
                 <w:rFonts w:ascii="Calibri" w:cs="Calibri" w:eastAsia="Calibri" w:hAnsi="Calibri"/>
                 <w:b w:val="1"/>
+                <w:bCs w:val="1"/>
                 <w:color w:val="3b3838"/>
               </w:rPr>
             </w:pPr>
@@ -11147,6 +11594,7 @@
               <w:rPr>
                 <w:rFonts w:ascii="Calibri" w:cs="Calibri" w:eastAsia="Calibri" w:hAnsi="Calibri"/>
                 <w:b w:val="1"/>
+                <w:bCs w:val="1"/>
                 <w:color w:val="3b3838"/>
                 <w:rtl w:val="0"/>
               </w:rPr>
@@ -11273,6 +11721,7 @@
               <w:rPr>
                 <w:rFonts w:ascii="Calibri" w:cs="Calibri" w:eastAsia="Calibri" w:hAnsi="Calibri"/>
                 <w:b w:val="1"/>
+                <w:bCs w:val="1"/>
                 <w:color w:val="3b3838"/>
               </w:rPr>
             </w:pPr>
@@ -11280,6 +11729,7 @@
               <w:rPr>
                 <w:rFonts w:ascii="Calibri" w:cs="Calibri" w:eastAsia="Calibri" w:hAnsi="Calibri"/>
                 <w:b w:val="1"/>
+                <w:bCs w:val="1"/>
                 <w:color w:val="3b3838"/>
                 <w:rtl w:val="0"/>
               </w:rPr>
@@ -11305,7 +11755,9 @@
               <w:rPr>
                 <w:rFonts w:ascii="Calibri" w:cs="Calibri" w:eastAsia="Calibri" w:hAnsi="Calibri"/>
                 <w:b w:val="0"/>
-                <w:i w:val="0"/>
+                <w:bCs w:val="0"/>
+                <w:i w:val="0"/>
+                <w:iCs w:val="0"/>
                 <w:smallCaps w:val="0"/>
                 <w:color w:val="000000"/>
                 <w:sz w:val="20"/>
@@ -11316,7 +11768,9 @@
               <w:rPr>
                 <w:rFonts w:ascii="Calibri" w:cs="Calibri" w:eastAsia="Calibri" w:hAnsi="Calibri"/>
                 <w:b w:val="0"/>
-                <w:i w:val="0"/>
+                <w:bCs w:val="0"/>
+                <w:i w:val="0"/>
+                <w:iCs w:val="0"/>
                 <w:smallCaps w:val="0"/>
                 <w:color w:val="000000"/>
                 <w:sz w:val="20"/>
@@ -11333,7 +11787,9 @@
               <w:rPr>
                 <w:rFonts w:ascii="Calibri" w:cs="Calibri" w:eastAsia="Calibri" w:hAnsi="Calibri"/>
                 <w:b w:val="0"/>
-                <w:i w:val="0"/>
+                <w:bCs w:val="0"/>
+                <w:i w:val="0"/>
+                <w:iCs w:val="0"/>
                 <w:smallCaps w:val="0"/>
                 <w:color w:val="000000"/>
                 <w:sz w:val="20"/>
@@ -11353,7 +11809,9 @@
               <w:rPr>
                 <w:rFonts w:ascii="Calibri" w:cs="Calibri" w:eastAsia="Calibri" w:hAnsi="Calibri"/>
                 <w:b w:val="0"/>
-                <w:i w:val="0"/>
+                <w:bCs w:val="0"/>
+                <w:i w:val="0"/>
+                <w:iCs w:val="0"/>
                 <w:smallCaps w:val="0"/>
                 <w:color w:val="000000"/>
                 <w:sz w:val="20"/>
@@ -11376,7 +11834,9 @@
               <w:rPr>
                 <w:rFonts w:ascii="Calibri" w:cs="Calibri" w:eastAsia="Calibri" w:hAnsi="Calibri"/>
                 <w:b w:val="0"/>
-                <w:i w:val="0"/>
+                <w:bCs w:val="0"/>
+                <w:i w:val="0"/>
+                <w:iCs w:val="0"/>
                 <w:smallCaps w:val="0"/>
                 <w:color w:val="000000"/>
                 <w:sz w:val="20"/>
@@ -11387,7 +11847,9 @@
               <w:rPr>
                 <w:rFonts w:ascii="Calibri" w:cs="Calibri" w:eastAsia="Calibri" w:hAnsi="Calibri"/>
                 <w:b w:val="0"/>
-                <w:i w:val="0"/>
+                <w:bCs w:val="0"/>
+                <w:i w:val="0"/>
+                <w:iCs w:val="0"/>
                 <w:smallCaps w:val="0"/>
                 <w:color w:val="000000"/>
                 <w:sz w:val="20"/>
@@ -11407,7 +11869,9 @@
               <w:rPr>
                 <w:rFonts w:ascii="Calibri" w:cs="Calibri" w:eastAsia="Calibri" w:hAnsi="Calibri"/>
                 <w:b w:val="0"/>
-                <w:i w:val="0"/>
+                <w:bCs w:val="0"/>
+                <w:i w:val="0"/>
+                <w:iCs w:val="0"/>
                 <w:smallCaps w:val="0"/>
                 <w:color w:val="000000"/>
                 <w:sz w:val="20"/>
@@ -11418,7 +11882,9 @@
               <w:rPr>
                 <w:rFonts w:ascii="Calibri" w:cs="Calibri" w:eastAsia="Calibri" w:hAnsi="Calibri"/>
                 <w:b w:val="0"/>
-                <w:i w:val="0"/>
+                <w:bCs w:val="0"/>
+                <w:i w:val="0"/>
+                <w:iCs w:val="0"/>
                 <w:smallCaps w:val="0"/>
                 <w:color w:val="000000"/>
                 <w:sz w:val="20"/>
@@ -11435,7 +11901,9 @@
               <w:rPr>
                 <w:rFonts w:ascii="Calibri" w:cs="Calibri" w:eastAsia="Calibri" w:hAnsi="Calibri"/>
                 <w:b w:val="0"/>
-                <w:i w:val="0"/>
+                <w:bCs w:val="0"/>
+                <w:i w:val="0"/>
+                <w:iCs w:val="0"/>
                 <w:smallCaps w:val="0"/>
                 <w:color w:val="000000"/>
                 <w:sz w:val="20"/>
@@ -11458,7 +11926,9 @@
               <w:rPr>
                 <w:rFonts w:ascii="Calibri" w:cs="Calibri" w:eastAsia="Calibri" w:hAnsi="Calibri"/>
                 <w:b w:val="0"/>
-                <w:i w:val="0"/>
+                <w:bCs w:val="0"/>
+                <w:i w:val="0"/>
+                <w:iCs w:val="0"/>
                 <w:smallCaps w:val="0"/>
                 <w:color w:val="000000"/>
                 <w:sz w:val="20"/>
@@ -11469,7 +11939,9 @@
               <w:rPr>
                 <w:rFonts w:ascii="Calibri" w:cs="Calibri" w:eastAsia="Calibri" w:hAnsi="Calibri"/>
                 <w:b w:val="0"/>
-                <w:i w:val="0"/>
+                <w:bCs w:val="0"/>
+                <w:i w:val="0"/>
+                <w:iCs w:val="0"/>
                 <w:smallCaps w:val="0"/>
                 <w:color w:val="000000"/>
                 <w:sz w:val="20"/>
@@ -11486,7 +11958,9 @@
               <w:rPr>
                 <w:rFonts w:ascii="Calibri" w:cs="Calibri" w:eastAsia="Calibri" w:hAnsi="Calibri"/>
                 <w:b w:val="0"/>
-                <w:i w:val="0"/>
+                <w:bCs w:val="0"/>
+                <w:i w:val="0"/>
+                <w:iCs w:val="0"/>
                 <w:smallCaps w:val="0"/>
                 <w:color w:val="000000"/>
                 <w:sz w:val="20"/>
@@ -11509,7 +11983,9 @@
               <w:rPr>
                 <w:rFonts w:ascii="Calibri" w:cs="Calibri" w:eastAsia="Calibri" w:hAnsi="Calibri"/>
                 <w:b w:val="0"/>
-                <w:i w:val="0"/>
+                <w:bCs w:val="0"/>
+                <w:i w:val="0"/>
+                <w:iCs w:val="0"/>
                 <w:smallCaps w:val="0"/>
                 <w:color w:val="000000"/>
                 <w:sz w:val="20"/>
@@ -11520,7 +11996,9 @@
               <w:rPr>
                 <w:rFonts w:ascii="Calibri" w:cs="Calibri" w:eastAsia="Calibri" w:hAnsi="Calibri"/>
                 <w:b w:val="0"/>
-                <w:i w:val="0"/>
+                <w:bCs w:val="0"/>
+                <w:i w:val="0"/>
+                <w:iCs w:val="0"/>
                 <w:smallCaps w:val="0"/>
                 <w:color w:val="000000"/>
                 <w:sz w:val="20"/>
@@ -11542,7 +12020,9 @@
               <w:rPr>
                 <w:rFonts w:ascii="Calibri" w:cs="Calibri" w:eastAsia="Calibri" w:hAnsi="Calibri"/>
                 <w:b w:val="1"/>
-                <w:i w:val="0"/>
+                <w:bCs w:val="1"/>
+                <w:i w:val="0"/>
+                <w:iCs w:val="0"/>
                 <w:smallCaps w:val="0"/>
                 <w:color w:val="000000"/>
                 <w:sz w:val="20"/>
@@ -11553,7 +12033,9 @@
               <w:rPr>
                 <w:rFonts w:ascii="Calibri" w:cs="Calibri" w:eastAsia="Calibri" w:hAnsi="Calibri"/>
                 <w:b w:val="1"/>
-                <w:i w:val="0"/>
+                <w:bCs w:val="1"/>
+                <w:i w:val="0"/>
+                <w:iCs w:val="0"/>
                 <w:smallCaps w:val="0"/>
                 <w:color w:val="000000"/>
                 <w:sz w:val="20"/>
@@ -11582,6 +12064,7 @@
               <w:rPr>
                 <w:rFonts w:ascii="Calibri" w:cs="Calibri" w:eastAsia="Calibri" w:hAnsi="Calibri"/>
                 <w:b w:val="1"/>
+                <w:bCs w:val="1"/>
                 <w:color w:val="3b3838"/>
               </w:rPr>
             </w:pPr>
@@ -11589,6 +12072,7 @@
               <w:rPr>
                 <w:rFonts w:ascii="Calibri" w:cs="Calibri" w:eastAsia="Calibri" w:hAnsi="Calibri"/>
                 <w:b w:val="1"/>
+                <w:bCs w:val="1"/>
                 <w:color w:val="3b3838"/>
                 <w:rtl w:val="0"/>
               </w:rPr>
@@ -11606,6 +12090,7 @@
               <w:rPr>
                 <w:rFonts w:ascii="Calibri" w:cs="Calibri" w:eastAsia="Calibri" w:hAnsi="Calibri"/>
                 <w:b w:val="1"/>
+                <w:bCs w:val="1"/>
                 <w:color w:val="3b3838"/>
               </w:rPr>
             </w:pPr>
@@ -11613,6 +12098,7 @@
               <w:rPr>
                 <w:rFonts w:ascii="Calibri" w:cs="Calibri" w:eastAsia="Calibri" w:hAnsi="Calibri"/>
                 <w:b w:val="1"/>
+                <w:bCs w:val="1"/>
                 <w:color w:val="3b3838"/>
                 <w:rtl w:val="0"/>
               </w:rPr>
@@ -11624,9 +12110,1820 @@
     </w:tbl>
     <w:p>
       <w:pPr>
-        <w:rPr>
-          <w:rFonts w:ascii="Calibri" w:cs="Calibri" w:eastAsia="Calibri" w:hAnsi="Calibri"/>
-          <w:color w:val="000000"/>
+        <w:pStyle w:val="Heading1"/>
+        <w:keepNext w:val="0"/>
+        <w:keepLines w:val="0"/>
+        <w:rPr>
+          <w:rFonts w:ascii="Calibri" w:cs="Calibri" w:eastAsia="Calibri" w:hAnsi="Calibri"/>
+          <w:sz w:val="46"/>
+          <w:szCs w:val="46"/>
+          <w:u w:val="single"/>
+        </w:rPr>
+      </w:pPr>
+      <w:bookmarkStart w:colFirst="0" w:colLast="0" w:name="_heading=h.pvzj7xxgt1c2" w:id="1"/>
+      <w:bookmarkEnd w:id="1"/>
+      <w:r>
+        <w:rPr>
+          <w:rtl w:val="0"/>
+        </w:rPr>
+      </w:r>
+    </w:p>
+    <w:p>
+      <w:pPr>
+        <w:rPr/>
+      </w:pPr>
+      <w:r>
+        <w:rPr>
+          <w:rtl w:val="0"/>
+        </w:rPr>
+      </w:r>
+    </w:p>
+    <w:p>
+      <w:pPr>
+        <w:rPr/>
+      </w:pPr>
+      <w:r>
+        <w:rPr>
+          <w:rtl w:val="0"/>
+        </w:rPr>
+      </w:r>
+    </w:p>
+    <w:p>
+      <w:pPr>
+        <w:rPr/>
+      </w:pPr>
+      <w:r>
+        <w:rPr>
+          <w:rtl w:val="0"/>
+        </w:rPr>
+      </w:r>
+    </w:p>
+    <w:p>
+      <w:pPr>
+        <w:rPr/>
+      </w:pPr>
+      <w:r>
+        <w:rPr>
+          <w:rtl w:val="0"/>
+        </w:rPr>
+      </w:r>
+    </w:p>
+    <w:p>
+      <w:pPr>
+        <w:rPr/>
+      </w:pPr>
+      <w:r>
+        <w:rPr>
+          <w:rtl w:val="0"/>
+        </w:rPr>
+      </w:r>
+    </w:p>
+    <w:p>
+      <w:pPr>
+        <w:rPr/>
+      </w:pPr>
+      <w:r>
+        <w:rPr>
+          <w:rtl w:val="0"/>
+        </w:rPr>
+      </w:r>
+    </w:p>
+    <w:p>
+      <w:pPr>
+        <w:rPr/>
+      </w:pPr>
+      <w:r>
+        <w:rPr>
+          <w:rtl w:val="0"/>
+        </w:rPr>
+      </w:r>
+    </w:p>
+    <w:p>
+      <w:pPr>
+        <w:rPr/>
+      </w:pPr>
+      <w:r>
+        <w:rPr>
+          <w:rtl w:val="0"/>
+        </w:rPr>
+      </w:r>
+    </w:p>
+    <w:p>
+      <w:pPr>
+        <w:rPr/>
+      </w:pPr>
+      <w:r>
+        <w:rPr>
+          <w:rtl w:val="0"/>
+        </w:rPr>
+      </w:r>
+    </w:p>
+    <w:p>
+      <w:pPr>
+        <w:rPr/>
+      </w:pPr>
+      <w:r>
+        <w:rPr>
+          <w:rtl w:val="0"/>
+        </w:rPr>
+      </w:r>
+    </w:p>
+    <w:p>
+      <w:pPr>
+        <w:rPr/>
+      </w:pPr>
+      <w:r>
+        <w:rPr>
+          <w:rtl w:val="0"/>
+        </w:rPr>
+      </w:r>
+    </w:p>
+    <w:p>
+      <w:pPr>
+        <w:rPr/>
+      </w:pPr>
+      <w:r>
+        <w:rPr>
+          <w:rtl w:val="0"/>
+        </w:rPr>
+      </w:r>
+    </w:p>
+    <w:p>
+      <w:pPr>
+        <w:rPr/>
+      </w:pPr>
+      <w:r>
+        <w:rPr>
+          <w:rtl w:val="0"/>
+        </w:rPr>
+      </w:r>
+    </w:p>
+    <w:p>
+      <w:pPr>
+        <w:rPr/>
+      </w:pPr>
+      <w:r>
+        <w:rPr>
+          <w:rtl w:val="0"/>
+        </w:rPr>
+      </w:r>
+    </w:p>
+    <w:p>
+      <w:pPr>
+        <w:rPr/>
+      </w:pPr>
+      <w:r>
+        <w:rPr>
+          <w:rtl w:val="0"/>
+        </w:rPr>
+      </w:r>
+    </w:p>
+    <w:p>
+      <w:pPr>
+        <w:rPr/>
+      </w:pPr>
+      <w:r>
+        <w:rPr>
+          <w:rtl w:val="0"/>
+        </w:rPr>
+      </w:r>
+    </w:p>
+    <w:p>
+      <w:pPr>
+        <w:rPr/>
+      </w:pPr>
+      <w:r>
+        <w:rPr>
+          <w:rtl w:val="0"/>
+        </w:rPr>
+      </w:r>
+    </w:p>
+    <w:p>
+      <w:pPr>
+        <w:rPr/>
+      </w:pPr>
+      <w:r>
+        <w:rPr>
+          <w:rtl w:val="0"/>
+        </w:rPr>
+      </w:r>
+    </w:p>
+    <w:p>
+      <w:pPr>
+        <w:rPr/>
+      </w:pPr>
+      <w:r>
+        <w:rPr>
+          <w:rtl w:val="0"/>
+        </w:rPr>
+      </w:r>
+    </w:p>
+    <w:p>
+      <w:pPr>
+        <w:rPr/>
+      </w:pPr>
+      <w:r>
+        <w:rPr>
+          <w:rtl w:val="0"/>
+        </w:rPr>
+      </w:r>
+    </w:p>
+    <w:p>
+      <w:pPr>
+        <w:pStyle w:val="Heading1"/>
+        <w:keepNext w:val="0"/>
+        <w:keepLines w:val="0"/>
+        <w:rPr/>
+      </w:pPr>
+      <w:bookmarkStart w:colFirst="0" w:colLast="0" w:name="_heading=h.7f3t3d2d9cd5" w:id="2"/>
+      <w:bookmarkEnd w:id="2"/>
+      <w:r>
+        <w:rPr>
+          <w:rFonts w:ascii="Calibri" w:cs="Calibri" w:eastAsia="Calibri" w:hAnsi="Calibri"/>
+          <w:sz w:val="46"/>
+          <w:szCs w:val="46"/>
+          <w:rtl w:val="0"/>
+        </w:rPr>
+        <w:t xml:space="preserve">1. Abstract</w:t>
+      </w:r>
+      <w:r>
+        <w:rPr>
+          <w:rtl w:val="0"/>
+        </w:rPr>
+      </w:r>
+    </w:p>
+    <w:p>
+      <w:pPr>
+        <w:pStyle w:val="Heading3"/>
+        <w:keepNext w:val="0"/>
+        <w:keepLines w:val="0"/>
+        <w:rPr>
+          <w:rFonts w:ascii="Calibri" w:cs="Calibri" w:eastAsia="Calibri" w:hAnsi="Calibri"/>
+          <w:sz w:val="26"/>
+          <w:szCs w:val="26"/>
+        </w:rPr>
+      </w:pPr>
+      <w:bookmarkStart w:colFirst="0" w:colLast="0" w:name="_heading=h.5jfst0go9vre" w:id="3"/>
+      <w:bookmarkEnd w:id="3"/>
+      <w:r>
+        <w:rPr>
+          <w:rFonts w:ascii="Calibri" w:cs="Calibri" w:eastAsia="Calibri" w:hAnsi="Calibri"/>
+          <w:sz w:val="26"/>
+          <w:szCs w:val="26"/>
+          <w:rtl w:val="0"/>
+        </w:rPr>
+        <w:t xml:space="preserve">Abstract (Español)</w:t>
+      </w:r>
+    </w:p>
+    <w:p>
+      <w:pPr>
+        <w:spacing w:after="240" w:before="240" w:lineRule="auto"/>
+        <w:rPr>
+          <w:rFonts w:ascii="Calibri" w:cs="Calibri" w:eastAsia="Calibri" w:hAnsi="Calibri"/>
+          <w:sz w:val="22"/>
+          <w:szCs w:val="22"/>
+        </w:rPr>
+      </w:pPr>
+      <w:r>
+        <w:rPr>
+          <w:rFonts w:ascii="Calibri" w:cs="Calibri" w:eastAsia="Calibri" w:hAnsi="Calibri"/>
+          <w:sz w:val="22"/>
+          <w:szCs w:val="22"/>
+          <w:rtl w:val="0"/>
+        </w:rPr>
+        <w:t xml:space="preserve">El proyecto </w:t>
+      </w:r>
+      <w:r>
+        <w:rPr>
+          <w:rFonts w:ascii="Calibri" w:cs="Calibri" w:eastAsia="Calibri" w:hAnsi="Calibri"/>
+          <w:b w:val="1"/>
+          <w:bCs w:val="1"/>
+          <w:sz w:val="22"/>
+          <w:szCs w:val="22"/>
+          <w:rtl w:val="0"/>
+        </w:rPr>
+        <w:t xml:space="preserve">TAG OK 2.0</w:t>
+      </w:r>
+      <w:r>
+        <w:rPr>
+          <w:rFonts w:ascii="Calibri" w:cs="Calibri" w:eastAsia="Calibri" w:hAnsi="Calibri"/>
+          <w:sz w:val="22"/>
+          <w:szCs w:val="22"/>
+          <w:rtl w:val="0"/>
+        </w:rPr>
+        <w:t xml:space="preserve"> consiste en desarrollar una aplicación móvil pensada para ayudar a los conductores a llevar un mejor control de su vehículo y de los gastos relacionados con él. La aplicación permitirá registrar gastos como combustible y estacionamientos, llevar un control de las mantenciones y recibir recordatorios sobre el vencimiento de documentos importantes.</w:t>
+      </w:r>
+    </w:p>
+    <w:p>
+      <w:pPr>
+        <w:spacing w:after="240" w:before="240" w:lineRule="auto"/>
+        <w:rPr>
+          <w:rFonts w:ascii="Calibri" w:cs="Calibri" w:eastAsia="Calibri" w:hAnsi="Calibri"/>
+          <w:sz w:val="22"/>
+          <w:szCs w:val="22"/>
+        </w:rPr>
+      </w:pPr>
+      <w:r>
+        <w:rPr>
+          <w:rFonts w:ascii="Calibri" w:cs="Calibri" w:eastAsia="Calibri" w:hAnsi="Calibri"/>
+          <w:sz w:val="22"/>
+          <w:szCs w:val="22"/>
+          <w:rtl w:val="0"/>
+        </w:rPr>
+        <w:t xml:space="preserve">Una de las principales características del proyecto será el uso de </w:t>
+      </w:r>
+      <w:r>
+        <w:rPr>
+          <w:rFonts w:ascii="Calibri" w:cs="Calibri" w:eastAsia="Calibri" w:hAnsi="Calibri"/>
+          <w:b w:val="1"/>
+          <w:bCs w:val="1"/>
+          <w:sz w:val="22"/>
+          <w:szCs w:val="22"/>
+          <w:rtl w:val="0"/>
+        </w:rPr>
+        <w:t xml:space="preserve">Inteligencia Artificial</w:t>
+      </w:r>
+      <w:r>
+        <w:rPr>
+          <w:rFonts w:ascii="Calibri" w:cs="Calibri" w:eastAsia="Calibri" w:hAnsi="Calibri"/>
+          <w:sz w:val="22"/>
+          <w:szCs w:val="22"/>
+          <w:rtl w:val="0"/>
+        </w:rPr>
+        <w:t xml:space="preserve">, que permitirá reconocer información a partir de fotografías de boletas y documentos. De esta manera, el usuario podrá evitar ingresar todos los datos manualmente y solo tendrá que revisar y confirmar la información obtenida por la aplicación. Con esto se busca hacer que la gestión del vehículo sea más simple, rápida y ordenada.</w:t>
+      </w:r>
+    </w:p>
+    <w:p>
+      <w:pPr>
+        <w:pStyle w:val="Heading3"/>
+        <w:keepNext w:val="0"/>
+        <w:keepLines w:val="0"/>
+        <w:rPr>
+          <w:rFonts w:ascii="Calibri" w:cs="Calibri" w:eastAsia="Calibri" w:hAnsi="Calibri"/>
+          <w:sz w:val="26"/>
+          <w:szCs w:val="26"/>
+        </w:rPr>
+      </w:pPr>
+      <w:bookmarkStart w:colFirst="0" w:colLast="0" w:name="_heading=h.1y6clmu5pdk2" w:id="4"/>
+      <w:bookmarkEnd w:id="4"/>
+      <w:r>
+        <w:rPr>
+          <w:rFonts w:ascii="Calibri" w:cs="Calibri" w:eastAsia="Calibri" w:hAnsi="Calibri"/>
+          <w:sz w:val="26"/>
+          <w:szCs w:val="26"/>
+          <w:rtl w:val="0"/>
+        </w:rPr>
+        <w:t xml:space="preserve">Abstract (English)</w:t>
+      </w:r>
+    </w:p>
+    <w:p>
+      <w:pPr>
+        <w:spacing w:after="240" w:before="240" w:lineRule="auto"/>
+        <w:rPr>
+          <w:rFonts w:ascii="Calibri" w:cs="Calibri" w:eastAsia="Calibri" w:hAnsi="Calibri"/>
+          <w:sz w:val="22"/>
+          <w:szCs w:val="22"/>
+        </w:rPr>
+      </w:pPr>
+      <w:r>
+        <w:rPr>
+          <w:rFonts w:ascii="Calibri" w:cs="Calibri" w:eastAsia="Calibri" w:hAnsi="Calibri"/>
+          <w:sz w:val="22"/>
+          <w:szCs w:val="22"/>
+          <w:rtl w:val="0"/>
+        </w:rPr>
+        <w:t xml:space="preserve">The </w:t>
+      </w:r>
+      <w:r>
+        <w:rPr>
+          <w:rFonts w:ascii="Calibri" w:cs="Calibri" w:eastAsia="Calibri" w:hAnsi="Calibri"/>
+          <w:b w:val="1"/>
+          <w:bCs w:val="1"/>
+          <w:sz w:val="22"/>
+          <w:szCs w:val="22"/>
+          <w:rtl w:val="0"/>
+        </w:rPr>
+        <w:t xml:space="preserve">TAG OK 2.0</w:t>
+      </w:r>
+      <w:r>
+        <w:rPr>
+          <w:rFonts w:ascii="Calibri" w:cs="Calibri" w:eastAsia="Calibri" w:hAnsi="Calibri"/>
+          <w:sz w:val="22"/>
+          <w:szCs w:val="22"/>
+          <w:rtl w:val="0"/>
+        </w:rPr>
+        <w:t xml:space="preserve"> project consists of developing a mobile application designed to help drivers better manage their vehicles and related expenses. The application will allow users to record expenses such as fuel and parking, keep track of vehicle maintenance, and receive reminders about important document expiration dates.</w:t>
+      </w:r>
+    </w:p>
+    <w:p>
+      <w:pPr>
+        <w:spacing w:after="240" w:before="240" w:lineRule="auto"/>
+        <w:rPr>
+          <w:rFonts w:ascii="Calibri" w:cs="Calibri" w:eastAsia="Calibri" w:hAnsi="Calibri"/>
+          <w:sz w:val="22"/>
+          <w:szCs w:val="22"/>
+        </w:rPr>
+      </w:pPr>
+      <w:r>
+        <w:rPr>
+          <w:rFonts w:ascii="Calibri" w:cs="Calibri" w:eastAsia="Calibri" w:hAnsi="Calibri"/>
+          <w:sz w:val="22"/>
+          <w:szCs w:val="22"/>
+          <w:rtl w:val="0"/>
+        </w:rPr>
+        <w:t xml:space="preserve">One of the main features of the project will be the use of </w:t>
+      </w:r>
+      <w:r>
+        <w:rPr>
+          <w:rFonts w:ascii="Calibri" w:cs="Calibri" w:eastAsia="Calibri" w:hAnsi="Calibri"/>
+          <w:b w:val="1"/>
+          <w:bCs w:val="1"/>
+          <w:sz w:val="22"/>
+          <w:szCs w:val="22"/>
+          <w:rtl w:val="0"/>
+        </w:rPr>
+        <w:t xml:space="preserve">Artificial Intelligence</w:t>
+      </w:r>
+      <w:r>
+        <w:rPr>
+          <w:rFonts w:ascii="Calibri" w:cs="Calibri" w:eastAsia="Calibri" w:hAnsi="Calibri"/>
+          <w:sz w:val="22"/>
+          <w:szCs w:val="22"/>
+          <w:rtl w:val="0"/>
+        </w:rPr>
+        <w:t xml:space="preserve"> to recognize information from photos of receipts and documents. This will reduce the need to enter all the information manually, allowing users to simply review and confirm the data extracted by the application. The main goal is to make vehicle management simpler, faster, and more organized.</w:t>
+      </w:r>
+    </w:p>
+    <w:p>
+      <w:pPr>
+        <w:pStyle w:val="Heading1"/>
+        <w:keepNext w:val="0"/>
+        <w:keepLines w:val="0"/>
+        <w:rPr>
+          <w:rFonts w:ascii="Calibri" w:cs="Calibri" w:eastAsia="Calibri" w:hAnsi="Calibri"/>
+          <w:sz w:val="46"/>
+          <w:szCs w:val="46"/>
+        </w:rPr>
+      </w:pPr>
+      <w:bookmarkStart w:colFirst="0" w:colLast="0" w:name="_heading=h.hs1iarkato60" w:id="5"/>
+      <w:bookmarkEnd w:id="5"/>
+      <w:r>
+        <w:rPr>
+          <w:rFonts w:ascii="Calibri" w:cs="Calibri" w:eastAsia="Calibri" w:hAnsi="Calibri"/>
+          <w:sz w:val="46"/>
+          <w:szCs w:val="46"/>
+          <w:rtl w:val="0"/>
+        </w:rPr>
+        <w:t xml:space="preserve">2. Descripción del Proyecto APT</w:t>
+      </w:r>
+    </w:p>
+    <w:p>
+      <w:pPr>
+        <w:spacing w:after="240" w:before="240" w:lineRule="auto"/>
+        <w:rPr>
+          <w:rFonts w:ascii="Calibri" w:cs="Calibri" w:eastAsia="Calibri" w:hAnsi="Calibri"/>
+          <w:sz w:val="22"/>
+          <w:szCs w:val="22"/>
+        </w:rPr>
+      </w:pPr>
+      <w:r>
+        <w:rPr>
+          <w:rFonts w:ascii="Calibri" w:cs="Calibri" w:eastAsia="Calibri" w:hAnsi="Calibri"/>
+          <w:b w:val="1"/>
+          <w:bCs w:val="1"/>
+          <w:sz w:val="22"/>
+          <w:szCs w:val="22"/>
+          <w:rtl w:val="0"/>
+        </w:rPr>
+        <w:t xml:space="preserve">TAG OK 2.0</w:t>
+      </w:r>
+      <w:r>
+        <w:rPr>
+          <w:rFonts w:ascii="Calibri" w:cs="Calibri" w:eastAsia="Calibri" w:hAnsi="Calibri"/>
+          <w:sz w:val="22"/>
+          <w:szCs w:val="22"/>
+          <w:rtl w:val="0"/>
+        </w:rPr>
+        <w:t xml:space="preserve"> nace como una evolución de una primera versión de la aplicación, que estaba principalmente enfocada en el control de los cobros asociados al TAG. En esta nueva versión se busca ampliar la aplicación para convertirla en una herramienta que permita llevar un control más completo del vehículo.</w:t>
+      </w:r>
+    </w:p>
+    <w:p>
+      <w:pPr>
+        <w:spacing w:after="240" w:before="240" w:lineRule="auto"/>
+        <w:rPr>
+          <w:rFonts w:ascii="Calibri" w:cs="Calibri" w:eastAsia="Calibri" w:hAnsi="Calibri"/>
+          <w:sz w:val="22"/>
+          <w:szCs w:val="22"/>
+        </w:rPr>
+      </w:pPr>
+      <w:r>
+        <w:rPr>
+          <w:rFonts w:ascii="Calibri" w:cs="Calibri" w:eastAsia="Calibri" w:hAnsi="Calibri"/>
+          <w:sz w:val="22"/>
+          <w:szCs w:val="22"/>
+          <w:rtl w:val="0"/>
+        </w:rPr>
+        <w:t xml:space="preserve">El usuario podrá registrar uno o más vehículos y mantener un historial de sus principales gastos, como combustible, estacionamientos y mantenciones. Además, podrá recibir recordatorios relacionados con documentos y fechas importantes.</w:t>
+      </w:r>
+    </w:p>
+    <w:p>
+      <w:pPr>
+        <w:spacing w:after="240" w:before="240" w:lineRule="auto"/>
+        <w:rPr>
+          <w:rFonts w:ascii="Calibri" w:cs="Calibri" w:eastAsia="Calibri" w:hAnsi="Calibri"/>
+          <w:sz w:val="22"/>
+          <w:szCs w:val="22"/>
+        </w:rPr>
+      </w:pPr>
+      <w:r>
+        <w:rPr>
+          <w:rFonts w:ascii="Calibri" w:cs="Calibri" w:eastAsia="Calibri" w:hAnsi="Calibri"/>
+          <w:sz w:val="22"/>
+          <w:szCs w:val="22"/>
+          <w:rtl w:val="0"/>
+        </w:rPr>
+        <w:t xml:space="preserve">Una de las partes más importantes del proyecto será la incorporación de </w:t>
+      </w:r>
+      <w:r>
+        <w:rPr>
+          <w:rFonts w:ascii="Calibri" w:cs="Calibri" w:eastAsia="Calibri" w:hAnsi="Calibri"/>
+          <w:b w:val="1"/>
+          <w:bCs w:val="1"/>
+          <w:sz w:val="22"/>
+          <w:szCs w:val="22"/>
+          <w:rtl w:val="0"/>
+        </w:rPr>
+        <w:t xml:space="preserve">Inteligencia Artificial</w:t>
+      </w:r>
+      <w:r>
+        <w:rPr>
+          <w:rFonts w:ascii="Calibri" w:cs="Calibri" w:eastAsia="Calibri" w:hAnsi="Calibri"/>
+          <w:sz w:val="22"/>
+          <w:szCs w:val="22"/>
+          <w:rtl w:val="0"/>
+        </w:rPr>
+        <w:t xml:space="preserve">, que permitirá tomar una fotografía de una boleta o documento y obtener automáticamente información relevante para completar los registros de la aplicación. El usuario podrá revisar los datos antes de guardarlos, evitando así tener que ingresar toda la información de forma manual.</w:t>
+      </w:r>
+    </w:p>
+    <w:p>
+      <w:pPr>
+        <w:pStyle w:val="Heading1"/>
+        <w:keepNext w:val="0"/>
+        <w:keepLines w:val="0"/>
+        <w:rPr>
+          <w:rFonts w:ascii="Calibri" w:cs="Calibri" w:eastAsia="Calibri" w:hAnsi="Calibri"/>
+          <w:sz w:val="46"/>
+          <w:szCs w:val="46"/>
+        </w:rPr>
+      </w:pPr>
+      <w:bookmarkStart w:colFirst="0" w:colLast="0" w:name="_heading=h.1wkkhz4zeor8" w:id="6"/>
+      <w:bookmarkEnd w:id="6"/>
+      <w:r>
+        <w:rPr>
+          <w:rFonts w:ascii="Calibri" w:cs="Calibri" w:eastAsia="Calibri" w:hAnsi="Calibri"/>
+          <w:sz w:val="46"/>
+          <w:szCs w:val="46"/>
+          <w:rtl w:val="0"/>
+        </w:rPr>
+        <w:t xml:space="preserve">3. Relación del proyecto APT con las competencias del perfil de egreso</w:t>
+      </w:r>
+    </w:p>
+    <w:p>
+      <w:pPr>
+        <w:spacing w:after="240" w:before="240" w:lineRule="auto"/>
+        <w:rPr>
+          <w:rFonts w:ascii="Calibri" w:cs="Calibri" w:eastAsia="Calibri" w:hAnsi="Calibri"/>
+          <w:sz w:val="22"/>
+          <w:szCs w:val="22"/>
+        </w:rPr>
+      </w:pPr>
+      <w:r>
+        <w:rPr>
+          <w:rFonts w:ascii="Calibri" w:cs="Calibri" w:eastAsia="Calibri" w:hAnsi="Calibri"/>
+          <w:sz w:val="22"/>
+          <w:szCs w:val="22"/>
+          <w:rtl w:val="0"/>
+        </w:rPr>
+        <w:t xml:space="preserve">El desarrollo de TAG OK 2.0 permite aplicar diferentes conocimientos y competencias adquiridas durante la carrera, entre ellas:</w:t>
+      </w:r>
+    </w:p>
+    <w:p>
+      <w:pPr>
+        <w:numPr>
+          <w:ilvl w:val="0"/>
+          <w:numId w:val="1"/>
+        </w:numPr>
+        <w:spacing w:after="0" w:afterAutospacing="0" w:before="240" w:lineRule="auto"/>
+        <w:ind w:left="720" w:hanging="360"/>
+        <w:rPr>
+          <w:rFonts w:ascii="Calibri" w:cs="Calibri" w:eastAsia="Calibri" w:hAnsi="Calibri"/>
+          <w:sz w:val="22"/>
+          <w:szCs w:val="22"/>
+        </w:rPr>
+      </w:pPr>
+      <w:r>
+        <w:rPr>
+          <w:rFonts w:ascii="Calibri" w:cs="Calibri" w:eastAsia="Calibri" w:hAnsi="Calibri"/>
+          <w:b w:val="1"/>
+          <w:bCs w:val="1"/>
+          <w:sz w:val="22"/>
+          <w:szCs w:val="22"/>
+          <w:rtl w:val="0"/>
+        </w:rPr>
+        <w:t xml:space="preserve">Análisis y diseño de software:</w:t>
+      </w:r>
+      <w:r>
+        <w:rPr>
+          <w:rFonts w:ascii="Calibri" w:cs="Calibri" w:eastAsia="Calibri" w:hAnsi="Calibri"/>
+          <w:sz w:val="22"/>
+          <w:szCs w:val="22"/>
+          <w:rtl w:val="0"/>
+        </w:rPr>
+        <w:t xml:space="preserve"> Identificar las necesidades del usuario, definir los requerimientos del sistema, crear casos de uso y diseñar la estructura general de la aplicación.</w:t>
+      </w:r>
+    </w:p>
+    <w:p>
+      <w:pPr>
+        <w:numPr>
+          <w:ilvl w:val="0"/>
+          <w:numId w:val="1"/>
+        </w:numPr>
+        <w:spacing w:after="0" w:afterAutospacing="0" w:before="0" w:beforeAutospacing="0" w:lineRule="auto"/>
+        <w:ind w:left="720" w:hanging="360"/>
+        <w:rPr>
+          <w:rFonts w:ascii="Calibri" w:cs="Calibri" w:eastAsia="Calibri" w:hAnsi="Calibri"/>
+          <w:sz w:val="22"/>
+          <w:szCs w:val="22"/>
+        </w:rPr>
+      </w:pPr>
+      <w:r>
+        <w:rPr>
+          <w:rFonts w:ascii="Calibri" w:cs="Calibri" w:eastAsia="Calibri" w:hAnsi="Calibri"/>
+          <w:b w:val="1"/>
+          <w:bCs w:val="1"/>
+          <w:sz w:val="22"/>
+          <w:szCs w:val="22"/>
+          <w:rtl w:val="0"/>
+        </w:rPr>
+        <w:t xml:space="preserve">Desarrollo de aplicaciones:</w:t>
+      </w:r>
+      <w:r>
+        <w:rPr>
+          <w:rFonts w:ascii="Calibri" w:cs="Calibri" w:eastAsia="Calibri" w:hAnsi="Calibri"/>
+          <w:sz w:val="22"/>
+          <w:szCs w:val="22"/>
+          <w:rtl w:val="0"/>
+        </w:rPr>
+        <w:t xml:space="preserve"> Crear una aplicación funcional aplicando buenas prácticas de programación y utilizando tecnologías apropiadas para el proyecto.</w:t>
+      </w:r>
+    </w:p>
+    <w:p>
+      <w:pPr>
+        <w:numPr>
+          <w:ilvl w:val="0"/>
+          <w:numId w:val="1"/>
+        </w:numPr>
+        <w:spacing w:after="0" w:afterAutospacing="0" w:before="0" w:beforeAutospacing="0" w:lineRule="auto"/>
+        <w:ind w:left="720" w:hanging="360"/>
+        <w:rPr>
+          <w:rFonts w:ascii="Calibri" w:cs="Calibri" w:eastAsia="Calibri" w:hAnsi="Calibri"/>
+          <w:sz w:val="22"/>
+          <w:szCs w:val="22"/>
+        </w:rPr>
+      </w:pPr>
+      <w:r>
+        <w:rPr>
+          <w:rFonts w:ascii="Calibri" w:cs="Calibri" w:eastAsia="Calibri" w:hAnsi="Calibri"/>
+          <w:b w:val="1"/>
+          <w:bCs w:val="1"/>
+          <w:sz w:val="22"/>
+          <w:szCs w:val="22"/>
+          <w:rtl w:val="0"/>
+        </w:rPr>
+        <w:t xml:space="preserve">Gestión de bases de datos:</w:t>
+      </w:r>
+      <w:r>
+        <w:rPr>
+          <w:rFonts w:ascii="Calibri" w:cs="Calibri" w:eastAsia="Calibri" w:hAnsi="Calibri"/>
+          <w:sz w:val="22"/>
+          <w:szCs w:val="22"/>
+          <w:rtl w:val="0"/>
+        </w:rPr>
+        <w:t xml:space="preserve"> Diseñar e implementar una base de datos que permita almacenar la información de los usuarios y sus vehículos de forma organizada y segura.</w:t>
+      </w:r>
+    </w:p>
+    <w:p>
+      <w:pPr>
+        <w:numPr>
+          <w:ilvl w:val="0"/>
+          <w:numId w:val="1"/>
+        </w:numPr>
+        <w:spacing w:after="240" w:before="0" w:beforeAutospacing="0" w:lineRule="auto"/>
+        <w:ind w:left="720" w:hanging="360"/>
+        <w:rPr>
+          <w:rFonts w:ascii="Calibri" w:cs="Calibri" w:eastAsia="Calibri" w:hAnsi="Calibri"/>
+          <w:sz w:val="22"/>
+          <w:szCs w:val="22"/>
+        </w:rPr>
+      </w:pPr>
+      <w:r>
+        <w:rPr>
+          <w:rFonts w:ascii="Calibri" w:cs="Calibri" w:eastAsia="Calibri" w:hAnsi="Calibri"/>
+          <w:b w:val="1"/>
+          <w:bCs w:val="1"/>
+          <w:sz w:val="22"/>
+          <w:szCs w:val="22"/>
+          <w:rtl w:val="0"/>
+        </w:rPr>
+        <w:t xml:space="preserve">Gestión de proyectos:</w:t>
+      </w:r>
+      <w:r>
+        <w:rPr>
+          <w:rFonts w:ascii="Calibri" w:cs="Calibri" w:eastAsia="Calibri" w:hAnsi="Calibri"/>
+          <w:sz w:val="22"/>
+          <w:szCs w:val="22"/>
+          <w:rtl w:val="0"/>
+        </w:rPr>
+        <w:t xml:space="preserve"> Planificar las diferentes etapas del desarrollo, organizar las tareas y realizar un seguimiento del avance utilizando una metodología ágil.</w:t>
+      </w:r>
+    </w:p>
+    <w:p>
+      <w:pPr>
+        <w:pStyle w:val="Heading1"/>
+        <w:keepNext w:val="0"/>
+        <w:keepLines w:val="0"/>
+        <w:rPr>
+          <w:rFonts w:ascii="Calibri" w:cs="Calibri" w:eastAsia="Calibri" w:hAnsi="Calibri"/>
+          <w:sz w:val="46"/>
+          <w:szCs w:val="46"/>
+        </w:rPr>
+      </w:pPr>
+      <w:bookmarkStart w:colFirst="0" w:colLast="0" w:name="_heading=h.gvhd2gbx78ur" w:id="7"/>
+      <w:bookmarkEnd w:id="7"/>
+      <w:r>
+        <w:rPr>
+          <w:rFonts w:ascii="Calibri" w:cs="Calibri" w:eastAsia="Calibri" w:hAnsi="Calibri"/>
+          <w:sz w:val="46"/>
+          <w:szCs w:val="46"/>
+          <w:rtl w:val="0"/>
+        </w:rPr>
+        <w:t xml:space="preserve">4. Relación del proyecto con mis intereses profesionales</w:t>
+      </w:r>
+    </w:p>
+    <w:p>
+      <w:pPr>
+        <w:spacing w:after="240" w:before="240" w:lineRule="auto"/>
+        <w:rPr>
+          <w:rFonts w:ascii="Calibri" w:cs="Calibri" w:eastAsia="Calibri" w:hAnsi="Calibri"/>
+          <w:sz w:val="22"/>
+          <w:szCs w:val="22"/>
+        </w:rPr>
+      </w:pPr>
+      <w:r>
+        <w:rPr>
+          <w:rFonts w:ascii="Calibri" w:cs="Calibri" w:eastAsia="Calibri" w:hAnsi="Calibri"/>
+          <w:sz w:val="22"/>
+          <w:szCs w:val="22"/>
+          <w:rtl w:val="0"/>
+        </w:rPr>
+        <w:t xml:space="preserve">Este proyecto está directamente relacionado con mis intereses en áreas como </w:t>
+      </w:r>
+      <w:r>
+        <w:rPr>
+          <w:rFonts w:ascii="Calibri" w:cs="Calibri" w:eastAsia="Calibri" w:hAnsi="Calibri"/>
+          <w:b w:val="1"/>
+          <w:bCs w:val="1"/>
+          <w:sz w:val="22"/>
+          <w:szCs w:val="22"/>
+          <w:rtl w:val="0"/>
+        </w:rPr>
+        <w:t xml:space="preserve">ciencia de datos, inteligencia artificial y machine learning</w:t>
+      </w:r>
+      <w:r>
+        <w:rPr>
+          <w:rFonts w:ascii="Calibri" w:cs="Calibri" w:eastAsia="Calibri" w:hAnsi="Calibri"/>
+          <w:sz w:val="22"/>
+          <w:szCs w:val="22"/>
+          <w:rtl w:val="0"/>
+        </w:rPr>
+        <w:t xml:space="preserve">.</w:t>
+      </w:r>
+    </w:p>
+    <w:p>
+      <w:pPr>
+        <w:spacing w:after="240" w:before="240" w:lineRule="auto"/>
+        <w:rPr>
+          <w:rFonts w:ascii="Calibri" w:cs="Calibri" w:eastAsia="Calibri" w:hAnsi="Calibri"/>
+          <w:sz w:val="22"/>
+          <w:szCs w:val="22"/>
+        </w:rPr>
+      </w:pPr>
+      <w:r>
+        <w:rPr>
+          <w:rFonts w:ascii="Calibri" w:cs="Calibri" w:eastAsia="Calibri" w:hAnsi="Calibri"/>
+          <w:sz w:val="22"/>
+          <w:szCs w:val="22"/>
+          <w:rtl w:val="0"/>
+        </w:rPr>
+        <w:t xml:space="preserve">La incorporación de Inteligencia Artificial para analizar fotografías de boletas y documentos me permitirá conocer de forma más práctica cómo se pueden utilizar estas tecnologías dentro de una aplicación real. La idea es que la IA pueda reconocer información de un documento, como fechas, montos o datos relacionados con el vehículo, y luego utilizar esa información para facilitar el registro dentro de la aplicación.</w:t>
+      </w:r>
+    </w:p>
+    <w:p>
+      <w:pPr>
+        <w:spacing w:after="240" w:before="240" w:lineRule="auto"/>
+        <w:rPr>
+          <w:rFonts w:ascii="Calibri" w:cs="Calibri" w:eastAsia="Calibri" w:hAnsi="Calibri"/>
+          <w:sz w:val="22"/>
+          <w:szCs w:val="22"/>
+        </w:rPr>
+      </w:pPr>
+      <w:r>
+        <w:rPr>
+          <w:rFonts w:ascii="Calibri" w:cs="Calibri" w:eastAsia="Calibri" w:hAnsi="Calibri"/>
+          <w:sz w:val="22"/>
+          <w:szCs w:val="22"/>
+          <w:rtl w:val="0"/>
+        </w:rPr>
+        <w:t xml:space="preserve">Además, el proyecto considera la generación de estadísticas y resúmenes de gastos, lo que también se relaciona con mi interés por el análisis y la visualización de datos.</w:t>
+      </w:r>
+    </w:p>
+    <w:p>
+      <w:pPr>
+        <w:pStyle w:val="Heading1"/>
+        <w:keepNext w:val="0"/>
+        <w:keepLines w:val="0"/>
+        <w:rPr>
+          <w:rFonts w:ascii="Calibri" w:cs="Calibri" w:eastAsia="Calibri" w:hAnsi="Calibri"/>
+          <w:sz w:val="46"/>
+          <w:szCs w:val="46"/>
+        </w:rPr>
+      </w:pPr>
+      <w:bookmarkStart w:colFirst="0" w:colLast="0" w:name="_heading=h.7di4x5sjopts" w:id="8"/>
+      <w:bookmarkEnd w:id="8"/>
+      <w:r>
+        <w:rPr>
+          <w:rFonts w:ascii="Calibri" w:cs="Calibri" w:eastAsia="Calibri" w:hAnsi="Calibri"/>
+          <w:sz w:val="46"/>
+          <w:szCs w:val="46"/>
+          <w:rtl w:val="0"/>
+        </w:rPr>
+        <w:t xml:space="preserve">5. Argumento de factibilidad</w:t>
+      </w:r>
+    </w:p>
+    <w:p>
+      <w:pPr>
+        <w:spacing w:after="240" w:before="240" w:lineRule="auto"/>
+        <w:rPr>
+          <w:rFonts w:ascii="Calibri" w:cs="Calibri" w:eastAsia="Calibri" w:hAnsi="Calibri"/>
+          <w:sz w:val="22"/>
+          <w:szCs w:val="22"/>
+        </w:rPr>
+      </w:pPr>
+      <w:r>
+        <w:rPr>
+          <w:rFonts w:ascii="Calibri" w:cs="Calibri" w:eastAsia="Calibri" w:hAnsi="Calibri"/>
+          <w:sz w:val="22"/>
+          <w:szCs w:val="22"/>
+          <w:rtl w:val="0"/>
+        </w:rPr>
+        <w:t xml:space="preserve">Considero que </w:t>
+      </w:r>
+      <w:r>
+        <w:rPr>
+          <w:rFonts w:ascii="Calibri" w:cs="Calibri" w:eastAsia="Calibri" w:hAnsi="Calibri"/>
+          <w:b w:val="1"/>
+          <w:bCs w:val="1"/>
+          <w:sz w:val="22"/>
+          <w:szCs w:val="22"/>
+          <w:rtl w:val="0"/>
+        </w:rPr>
+        <w:t xml:space="preserve">TAG OK 2.0 es un proyecto factible de desarrollar durante el periodo de la asignatura</w:t>
+      </w:r>
+      <w:r>
+        <w:rPr>
+          <w:rFonts w:ascii="Calibri" w:cs="Calibri" w:eastAsia="Calibri" w:hAnsi="Calibri"/>
+          <w:sz w:val="22"/>
+          <w:szCs w:val="22"/>
+          <w:rtl w:val="0"/>
+        </w:rPr>
+        <w:t xml:space="preserve">, principalmente porque el alcance está definido y se han establecido las funcionalidades que formarán parte del producto.</w:t>
+      </w:r>
+    </w:p>
+    <w:p>
+      <w:pPr>
+        <w:spacing w:after="240" w:before="240" w:lineRule="auto"/>
+        <w:rPr>
+          <w:rFonts w:ascii="Calibri" w:cs="Calibri" w:eastAsia="Calibri" w:hAnsi="Calibri"/>
+          <w:sz w:val="22"/>
+          <w:szCs w:val="22"/>
+        </w:rPr>
+      </w:pPr>
+      <w:r>
+        <w:rPr>
+          <w:rFonts w:ascii="Calibri" w:cs="Calibri" w:eastAsia="Calibri" w:hAnsi="Calibri"/>
+          <w:sz w:val="22"/>
+          <w:szCs w:val="22"/>
+          <w:rtl w:val="0"/>
+        </w:rPr>
+        <w:t xml:space="preserve">En primer lugar, se han identificado </w:t>
+      </w:r>
+      <w:r>
+        <w:rPr>
+          <w:rFonts w:ascii="Calibri" w:cs="Calibri" w:eastAsia="Calibri" w:hAnsi="Calibri"/>
+          <w:b w:val="1"/>
+          <w:bCs w:val="1"/>
+          <w:sz w:val="22"/>
+          <w:szCs w:val="22"/>
+          <w:rtl w:val="0"/>
+        </w:rPr>
+        <w:t xml:space="preserve">18 casos de uso</w:t>
+      </w:r>
+      <w:r>
+        <w:rPr>
+          <w:rFonts w:ascii="Calibri" w:cs="Calibri" w:eastAsia="Calibri" w:hAnsi="Calibri"/>
+          <w:sz w:val="22"/>
+          <w:szCs w:val="22"/>
+          <w:rtl w:val="0"/>
+        </w:rPr>
+        <w:t xml:space="preserve">, los cuales permiten tener una idea clara de las principales funciones que debe cumplir el sistema.</w:t>
+      </w:r>
+    </w:p>
+    <w:p>
+      <w:pPr>
+        <w:spacing w:after="240" w:before="240" w:lineRule="auto"/>
+        <w:rPr>
+          <w:rFonts w:ascii="Calibri" w:cs="Calibri" w:eastAsia="Calibri" w:hAnsi="Calibri"/>
+          <w:sz w:val="22"/>
+          <w:szCs w:val="22"/>
+        </w:rPr>
+      </w:pPr>
+      <w:r>
+        <w:rPr>
+          <w:rFonts w:ascii="Calibri" w:cs="Calibri" w:eastAsia="Calibri" w:hAnsi="Calibri"/>
+          <w:sz w:val="22"/>
+          <w:szCs w:val="22"/>
+          <w:rtl w:val="0"/>
+        </w:rPr>
+        <w:t xml:space="preserve">En segundo lugar, para implementar la función de Inteligencia Artificial no será necesario crear y entrenar un modelo desde cero. Se podrán utilizar APIs y servicios existentes que permitan realizar el reconocimiento de información en imágenes, lo que hace que esta parte del proyecto sea más accesible dentro del tiempo disponible.</w:t>
+      </w:r>
+    </w:p>
+    <w:p>
+      <w:pPr>
+        <w:spacing w:after="240" w:before="240" w:lineRule="auto"/>
+        <w:rPr>
+          <w:rFonts w:ascii="Calibri" w:cs="Calibri" w:eastAsia="Calibri" w:hAnsi="Calibri"/>
+          <w:sz w:val="22"/>
+          <w:szCs w:val="22"/>
+        </w:rPr>
+      </w:pPr>
+      <w:r>
+        <w:rPr>
+          <w:rFonts w:ascii="Calibri" w:cs="Calibri" w:eastAsia="Calibri" w:hAnsi="Calibri"/>
+          <w:sz w:val="22"/>
+          <w:szCs w:val="22"/>
+          <w:rtl w:val="0"/>
+        </w:rPr>
+        <w:t xml:space="preserve">Finalmente, el proyecto será desarrollado utilizando una metodología ágil, dividiendo el trabajo en diferentes etapas y Sprints. Esto permitirá avanzar de manera progresiva y detectar posibles problemas durante el desarrollo.</w:t>
+      </w:r>
+    </w:p>
+    <w:p>
+      <w:pPr>
+        <w:pStyle w:val="Heading1"/>
+        <w:keepNext w:val="0"/>
+        <w:keepLines w:val="0"/>
+        <w:rPr>
+          <w:rFonts w:ascii="Calibri" w:cs="Calibri" w:eastAsia="Calibri" w:hAnsi="Calibri"/>
+          <w:sz w:val="46"/>
+          <w:szCs w:val="46"/>
+        </w:rPr>
+      </w:pPr>
+      <w:bookmarkStart w:colFirst="0" w:colLast="0" w:name="_heading=h.xg5yihohguv7" w:id="9"/>
+      <w:bookmarkEnd w:id="9"/>
+      <w:r>
+        <w:rPr>
+          <w:rFonts w:ascii="Calibri" w:cs="Calibri" w:eastAsia="Calibri" w:hAnsi="Calibri"/>
+          <w:sz w:val="46"/>
+          <w:szCs w:val="46"/>
+          <w:rtl w:val="0"/>
+        </w:rPr>
+        <w:t xml:space="preserve">6. Objetivos claros y coherentes</w:t>
+      </w:r>
+    </w:p>
+    <w:p>
+      <w:pPr>
+        <w:pStyle w:val="Heading3"/>
+        <w:keepNext w:val="0"/>
+        <w:keepLines w:val="0"/>
+        <w:rPr>
+          <w:rFonts w:ascii="Calibri" w:cs="Calibri" w:eastAsia="Calibri" w:hAnsi="Calibri"/>
+          <w:sz w:val="26"/>
+          <w:szCs w:val="26"/>
+        </w:rPr>
+      </w:pPr>
+      <w:bookmarkStart w:colFirst="0" w:colLast="0" w:name="_heading=h.ckpcxwgmebnk" w:id="10"/>
+      <w:bookmarkEnd w:id="10"/>
+      <w:r>
+        <w:rPr>
+          <w:rFonts w:ascii="Calibri" w:cs="Calibri" w:eastAsia="Calibri" w:hAnsi="Calibri"/>
+          <w:sz w:val="26"/>
+          <w:szCs w:val="26"/>
+          <w:rtl w:val="0"/>
+        </w:rPr>
+        <w:t xml:space="preserve">Objetivo General</w:t>
+      </w:r>
+    </w:p>
+    <w:p>
+      <w:pPr>
+        <w:spacing w:after="240" w:before="240" w:lineRule="auto"/>
+        <w:rPr>
+          <w:rFonts w:ascii="Calibri" w:cs="Calibri" w:eastAsia="Calibri" w:hAnsi="Calibri"/>
+          <w:sz w:val="22"/>
+          <w:szCs w:val="22"/>
+        </w:rPr>
+      </w:pPr>
+      <w:r>
+        <w:rPr>
+          <w:rFonts w:ascii="Calibri" w:cs="Calibri" w:eastAsia="Calibri" w:hAnsi="Calibri"/>
+          <w:sz w:val="22"/>
+          <w:szCs w:val="22"/>
+          <w:rtl w:val="0"/>
+        </w:rPr>
+        <w:t xml:space="preserve">Desarrollar e implementar </w:t>
+      </w:r>
+      <w:r>
+        <w:rPr>
+          <w:rFonts w:ascii="Calibri" w:cs="Calibri" w:eastAsia="Calibri" w:hAnsi="Calibri"/>
+          <w:b w:val="1"/>
+          <w:bCs w:val="1"/>
+          <w:sz w:val="22"/>
+          <w:szCs w:val="22"/>
+          <w:rtl w:val="0"/>
+        </w:rPr>
+        <w:t xml:space="preserve">TAG OK 2.0</w:t>
+      </w:r>
+      <w:r>
+        <w:rPr>
+          <w:rFonts w:ascii="Calibri" w:cs="Calibri" w:eastAsia="Calibri" w:hAnsi="Calibri"/>
+          <w:sz w:val="22"/>
+          <w:szCs w:val="22"/>
+          <w:rtl w:val="0"/>
+        </w:rPr>
+        <w:t xml:space="preserve">, una aplicación móvil que permita a los conductores gestionar de manera sencilla la información, gastos y mantenciones de sus vehículos, incorporando Inteligencia Artificial para facilitar el registro de información a partir de documentos y comprobantes.</w:t>
+      </w:r>
+    </w:p>
+    <w:p>
+      <w:pPr>
+        <w:pStyle w:val="Heading3"/>
+        <w:keepNext w:val="0"/>
+        <w:keepLines w:val="0"/>
+        <w:rPr>
+          <w:rFonts w:ascii="Calibri" w:cs="Calibri" w:eastAsia="Calibri" w:hAnsi="Calibri"/>
+          <w:sz w:val="26"/>
+          <w:szCs w:val="26"/>
+        </w:rPr>
+      </w:pPr>
+      <w:bookmarkStart w:colFirst="0" w:colLast="0" w:name="_heading=h.cyl7gwsz6rs" w:id="11"/>
+      <w:bookmarkEnd w:id="11"/>
+      <w:r>
+        <w:rPr>
+          <w:rFonts w:ascii="Calibri" w:cs="Calibri" w:eastAsia="Calibri" w:hAnsi="Calibri"/>
+          <w:sz w:val="26"/>
+          <w:szCs w:val="26"/>
+          <w:rtl w:val="0"/>
+        </w:rPr>
+        <w:t xml:space="preserve">Objetivos Específicos</w:t>
+      </w:r>
+    </w:p>
+    <w:p>
+      <w:pPr>
+        <w:numPr>
+          <w:ilvl w:val="0"/>
+          <w:numId w:val="10"/>
+        </w:numPr>
+        <w:spacing w:after="0" w:afterAutospacing="0" w:before="240" w:lineRule="auto"/>
+        <w:ind w:left="720" w:hanging="360"/>
+        <w:rPr>
+          <w:rFonts w:ascii="Calibri" w:cs="Calibri" w:eastAsia="Calibri" w:hAnsi="Calibri"/>
+          <w:sz w:val="22"/>
+          <w:szCs w:val="22"/>
+        </w:rPr>
+      </w:pPr>
+      <w:r>
+        <w:rPr>
+          <w:rFonts w:ascii="Calibri" w:cs="Calibri" w:eastAsia="Calibri" w:hAnsi="Calibri"/>
+          <w:sz w:val="22"/>
+          <w:szCs w:val="22"/>
+          <w:rtl w:val="0"/>
+        </w:rPr>
+        <w:t xml:space="preserve">Diseñar la arquitectura del sistema y la base de datos necesaria para almacenar de forma segura la información de los usuarios y sus vehículos.</w:t>
+      </w:r>
+    </w:p>
+    <w:p>
+      <w:pPr>
+        <w:numPr>
+          <w:ilvl w:val="0"/>
+          <w:numId w:val="10"/>
+        </w:numPr>
+        <w:spacing w:after="0" w:afterAutospacing="0" w:before="0" w:beforeAutospacing="0" w:lineRule="auto"/>
+        <w:ind w:left="720" w:hanging="360"/>
+        <w:rPr>
+          <w:rFonts w:ascii="Calibri" w:cs="Calibri" w:eastAsia="Calibri" w:hAnsi="Calibri"/>
+          <w:sz w:val="22"/>
+          <w:szCs w:val="22"/>
+        </w:rPr>
+      </w:pPr>
+      <w:r>
+        <w:rPr>
+          <w:rFonts w:ascii="Calibri" w:cs="Calibri" w:eastAsia="Calibri" w:hAnsi="Calibri"/>
+          <w:sz w:val="22"/>
+          <w:szCs w:val="22"/>
+          <w:rtl w:val="0"/>
+        </w:rPr>
+        <w:t xml:space="preserve">Desarrollar los módulos principales para registrar y administrar vehículos, mantenciones, combustible y estacionamientos.</w:t>
+      </w:r>
+    </w:p>
+    <w:p>
+      <w:pPr>
+        <w:numPr>
+          <w:ilvl w:val="0"/>
+          <w:numId w:val="10"/>
+        </w:numPr>
+        <w:spacing w:after="0" w:afterAutospacing="0" w:before="0" w:beforeAutospacing="0" w:lineRule="auto"/>
+        <w:ind w:left="720" w:hanging="360"/>
+        <w:rPr>
+          <w:rFonts w:ascii="Calibri" w:cs="Calibri" w:eastAsia="Calibri" w:hAnsi="Calibri"/>
+          <w:sz w:val="22"/>
+          <w:szCs w:val="22"/>
+        </w:rPr>
+      </w:pPr>
+      <w:r>
+        <w:rPr>
+          <w:rFonts w:ascii="Calibri" w:cs="Calibri" w:eastAsia="Calibri" w:hAnsi="Calibri"/>
+          <w:sz w:val="22"/>
+          <w:szCs w:val="22"/>
+          <w:rtl w:val="0"/>
+        </w:rPr>
+        <w:t xml:space="preserve">Incorporar una herramienta de Inteligencia Artificial que permita obtener información desde fotografías de boletas y documentos.</w:t>
+      </w:r>
+    </w:p>
+    <w:p>
+      <w:pPr>
+        <w:numPr>
+          <w:ilvl w:val="0"/>
+          <w:numId w:val="10"/>
+        </w:numPr>
+        <w:spacing w:after="240" w:before="0" w:beforeAutospacing="0" w:lineRule="auto"/>
+        <w:ind w:left="720" w:hanging="360"/>
+        <w:rPr>
+          <w:rFonts w:ascii="Calibri" w:cs="Calibri" w:eastAsia="Calibri" w:hAnsi="Calibri"/>
+          <w:sz w:val="22"/>
+          <w:szCs w:val="22"/>
+        </w:rPr>
+      </w:pPr>
+      <w:r>
+        <w:rPr>
+          <w:rFonts w:ascii="Calibri" w:cs="Calibri" w:eastAsia="Calibri" w:hAnsi="Calibri"/>
+          <w:sz w:val="22"/>
+          <w:szCs w:val="22"/>
+          <w:rtl w:val="0"/>
+        </w:rPr>
+        <w:t xml:space="preserve">Implementar un panel de administración web que permita gestionar usuarios, revisar métricas y administrar los beneficios disponibles en la aplicación.</w:t>
+      </w:r>
+    </w:p>
+    <w:p>
+      <w:pPr>
+        <w:pStyle w:val="Heading1"/>
+        <w:keepNext w:val="0"/>
+        <w:keepLines w:val="0"/>
+        <w:rPr>
+          <w:rFonts w:ascii="Calibri" w:cs="Calibri" w:eastAsia="Calibri" w:hAnsi="Calibri"/>
+          <w:sz w:val="46"/>
+          <w:szCs w:val="46"/>
+        </w:rPr>
+      </w:pPr>
+      <w:bookmarkStart w:colFirst="0" w:colLast="0" w:name="_heading=h.jwvouryb6ck2" w:id="12"/>
+      <w:bookmarkEnd w:id="12"/>
+      <w:r>
+        <w:rPr>
+          <w:rFonts w:ascii="Calibri" w:cs="Calibri" w:eastAsia="Calibri" w:hAnsi="Calibri"/>
+          <w:sz w:val="46"/>
+          <w:szCs w:val="46"/>
+          <w:rtl w:val="0"/>
+        </w:rPr>
+        <w:t xml:space="preserve">7. Propuesta metodológica</w:t>
+      </w:r>
+    </w:p>
+    <w:p>
+      <w:pPr>
+        <w:spacing w:after="240" w:before="240" w:lineRule="auto"/>
+        <w:rPr>
+          <w:rFonts w:ascii="Calibri" w:cs="Calibri" w:eastAsia="Calibri" w:hAnsi="Calibri"/>
+          <w:sz w:val="22"/>
+          <w:szCs w:val="22"/>
+        </w:rPr>
+      </w:pPr>
+      <w:r>
+        <w:rPr>
+          <w:rFonts w:ascii="Calibri" w:cs="Calibri" w:eastAsia="Calibri" w:hAnsi="Calibri"/>
+          <w:sz w:val="22"/>
+          <w:szCs w:val="22"/>
+          <w:rtl w:val="0"/>
+        </w:rPr>
+        <w:t xml:space="preserve">Para desarrollar el proyecto se utilizará la </w:t>
+      </w:r>
+      <w:r>
+        <w:rPr>
+          <w:rFonts w:ascii="Calibri" w:cs="Calibri" w:eastAsia="Calibri" w:hAnsi="Calibri"/>
+          <w:b w:val="1"/>
+          <w:bCs w:val="1"/>
+          <w:sz w:val="22"/>
+          <w:szCs w:val="22"/>
+          <w:rtl w:val="0"/>
+        </w:rPr>
+        <w:t xml:space="preserve">metodología ágil Scrum</w:t>
+      </w:r>
+      <w:r>
+        <w:rPr>
+          <w:rFonts w:ascii="Calibri" w:cs="Calibri" w:eastAsia="Calibri" w:hAnsi="Calibri"/>
+          <w:sz w:val="22"/>
+          <w:szCs w:val="22"/>
+          <w:rtl w:val="0"/>
+        </w:rPr>
+        <w:t xml:space="preserve">, ya que permite organizar el trabajo en etapas pequeñas y avanzar de manera progresiva.</w:t>
+      </w:r>
+    </w:p>
+    <w:p>
+      <w:pPr>
+        <w:spacing w:after="240" w:before="240" w:lineRule="auto"/>
+        <w:rPr>
+          <w:rFonts w:ascii="Calibri" w:cs="Calibri" w:eastAsia="Calibri" w:hAnsi="Calibri"/>
+          <w:sz w:val="22"/>
+          <w:szCs w:val="22"/>
+        </w:rPr>
+      </w:pPr>
+      <w:r>
+        <w:rPr>
+          <w:rFonts w:ascii="Calibri" w:cs="Calibri" w:eastAsia="Calibri" w:hAnsi="Calibri"/>
+          <w:sz w:val="22"/>
+          <w:szCs w:val="22"/>
+          <w:rtl w:val="0"/>
+        </w:rPr>
+        <w:t xml:space="preserve">Primero se definirán las funcionalidades que tendrá el sistema y se organizarán en un </w:t>
+      </w:r>
+      <w:r>
+        <w:rPr>
+          <w:rFonts w:ascii="Calibri" w:cs="Calibri" w:eastAsia="Calibri" w:hAnsi="Calibri"/>
+          <w:b w:val="1"/>
+          <w:bCs w:val="1"/>
+          <w:sz w:val="22"/>
+          <w:szCs w:val="22"/>
+          <w:rtl w:val="0"/>
+        </w:rPr>
+        <w:t xml:space="preserve">Product Backlog</w:t>
+      </w:r>
+      <w:r>
+        <w:rPr>
+          <w:rFonts w:ascii="Calibri" w:cs="Calibri" w:eastAsia="Calibri" w:hAnsi="Calibri"/>
+          <w:sz w:val="22"/>
+          <w:szCs w:val="22"/>
+          <w:rtl w:val="0"/>
+        </w:rPr>
+        <w:t xml:space="preserve">, utilizando Épicas e Historias de Usuario. Entre ellas se encuentran la gestión de cuentas, la administración de vehículos, el registro de gastos y la integración de Inteligencia Artificial.</w:t>
+      </w:r>
+    </w:p>
+    <w:p>
+      <w:pPr>
+        <w:spacing w:after="240" w:before="240" w:lineRule="auto"/>
+        <w:rPr>
+          <w:rFonts w:ascii="Calibri" w:cs="Calibri" w:eastAsia="Calibri" w:hAnsi="Calibri"/>
+          <w:sz w:val="22"/>
+          <w:szCs w:val="22"/>
+        </w:rPr>
+      </w:pPr>
+      <w:r>
+        <w:rPr>
+          <w:rFonts w:ascii="Calibri" w:cs="Calibri" w:eastAsia="Calibri" w:hAnsi="Calibri"/>
+          <w:sz w:val="22"/>
+          <w:szCs w:val="22"/>
+          <w:rtl w:val="0"/>
+        </w:rPr>
+        <w:t xml:space="preserve">Luego, el desarrollo se dividirá en </w:t>
+      </w:r>
+      <w:r>
+        <w:rPr>
+          <w:rFonts w:ascii="Calibri" w:cs="Calibri" w:eastAsia="Calibri" w:hAnsi="Calibri"/>
+          <w:b w:val="1"/>
+          <w:bCs w:val="1"/>
+          <w:sz w:val="22"/>
+          <w:szCs w:val="22"/>
+          <w:rtl w:val="0"/>
+        </w:rPr>
+        <w:t xml:space="preserve">Sprints</w:t>
+      </w:r>
+      <w:r>
+        <w:rPr>
+          <w:rFonts w:ascii="Calibri" w:cs="Calibri" w:eastAsia="Calibri" w:hAnsi="Calibri"/>
+          <w:sz w:val="22"/>
+          <w:szCs w:val="22"/>
+          <w:rtl w:val="0"/>
+        </w:rPr>
+        <w:t xml:space="preserve">, donde cada etapa tendrá objetivos específicos. Al finalizar cada Sprint se podrá revisar el avance y realizar cambios si es necesario. Esto permitirá mantener un desarrollo más ordenado y adaptarse a los problemas o cambios que puedan aparecer durante el proyecto.</w:t>
+      </w:r>
+    </w:p>
+    <w:p>
+      <w:pPr>
+        <w:pStyle w:val="Heading1"/>
+        <w:keepNext w:val="0"/>
+        <w:keepLines w:val="0"/>
+        <w:rPr>
+          <w:rFonts w:ascii="Calibri" w:cs="Calibri" w:eastAsia="Calibri" w:hAnsi="Calibri"/>
+          <w:sz w:val="46"/>
+          <w:szCs w:val="46"/>
+        </w:rPr>
+      </w:pPr>
+      <w:bookmarkStart w:colFirst="0" w:colLast="0" w:name="_heading=h.5n7k9epxwklv" w:id="13"/>
+      <w:bookmarkEnd w:id="13"/>
+      <w:r>
+        <w:rPr>
+          <w:rFonts w:ascii="Calibri" w:cs="Calibri" w:eastAsia="Calibri" w:hAnsi="Calibri"/>
+          <w:sz w:val="46"/>
+          <w:szCs w:val="46"/>
+          <w:rtl w:val="0"/>
+        </w:rPr>
+        <w:t xml:space="preserve">8. Plan de trabajo</w:t>
+      </w:r>
+    </w:p>
+    <w:p>
+      <w:pPr>
+        <w:numPr>
+          <w:ilvl w:val="0"/>
+          <w:numId w:val="2"/>
+        </w:numPr>
+        <w:spacing w:after="0" w:afterAutospacing="0" w:before="240" w:lineRule="auto"/>
+        <w:ind w:left="720" w:hanging="360"/>
+        <w:rPr>
+          <w:rFonts w:ascii="Calibri" w:cs="Calibri" w:eastAsia="Calibri" w:hAnsi="Calibri"/>
+          <w:sz w:val="22"/>
+          <w:szCs w:val="22"/>
+        </w:rPr>
+      </w:pPr>
+      <w:r>
+        <w:rPr>
+          <w:rFonts w:ascii="Calibri" w:cs="Calibri" w:eastAsia="Calibri" w:hAnsi="Calibri"/>
+          <w:b w:val="1"/>
+          <w:bCs w:val="1"/>
+          <w:sz w:val="22"/>
+          <w:szCs w:val="22"/>
+          <w:rtl w:val="0"/>
+        </w:rPr>
+        <w:t xml:space="preserve">Mes 1 (Sprints 1 y 2):</w:t>
+      </w:r>
+      <w:r>
+        <w:rPr>
+          <w:rFonts w:ascii="Calibri" w:cs="Calibri" w:eastAsia="Calibri" w:hAnsi="Calibri"/>
+          <w:sz w:val="22"/>
+          <w:szCs w:val="22"/>
+          <w:rtl w:val="0"/>
+        </w:rPr>
+        <w:t xml:space="preserve"> Diseño de la base de datos, configuración inicial del proyecto, desarrollo del registro e inicio de sesión y creación del módulo </w:t>
+      </w:r>
+      <w:r>
+        <w:rPr>
+          <w:rFonts w:ascii="Calibri" w:cs="Calibri" w:eastAsia="Calibri" w:hAnsi="Calibri"/>
+          <w:b w:val="1"/>
+          <w:bCs w:val="1"/>
+          <w:sz w:val="22"/>
+          <w:szCs w:val="22"/>
+          <w:rtl w:val="0"/>
+        </w:rPr>
+        <w:t xml:space="preserve">Mi Vehículo</w:t>
+      </w:r>
+      <w:r>
+        <w:rPr>
+          <w:rFonts w:ascii="Calibri" w:cs="Calibri" w:eastAsia="Calibri" w:hAnsi="Calibri"/>
+          <w:sz w:val="22"/>
+          <w:szCs w:val="22"/>
+          <w:rtl w:val="0"/>
+        </w:rPr>
+        <w:t xml:space="preserve">.</w:t>
+      </w:r>
+    </w:p>
+    <w:p>
+      <w:pPr>
+        <w:numPr>
+          <w:ilvl w:val="0"/>
+          <w:numId w:val="2"/>
+        </w:numPr>
+        <w:spacing w:after="0" w:afterAutospacing="0" w:before="0" w:beforeAutospacing="0" w:lineRule="auto"/>
+        <w:ind w:left="720" w:hanging="360"/>
+        <w:rPr>
+          <w:rFonts w:ascii="Calibri" w:cs="Calibri" w:eastAsia="Calibri" w:hAnsi="Calibri"/>
+          <w:sz w:val="22"/>
+          <w:szCs w:val="22"/>
+        </w:rPr>
+      </w:pPr>
+      <w:r>
+        <w:rPr>
+          <w:rFonts w:ascii="Calibri" w:cs="Calibri" w:eastAsia="Calibri" w:hAnsi="Calibri"/>
+          <w:b w:val="1"/>
+          <w:bCs w:val="1"/>
+          <w:sz w:val="22"/>
+          <w:szCs w:val="22"/>
+          <w:rtl w:val="0"/>
+        </w:rPr>
+        <w:t xml:space="preserve">Mes 2 (Sprints 3 y 4):</w:t>
+      </w:r>
+      <w:r>
+        <w:rPr>
+          <w:rFonts w:ascii="Calibri" w:cs="Calibri" w:eastAsia="Calibri" w:hAnsi="Calibri"/>
+          <w:sz w:val="22"/>
+          <w:szCs w:val="22"/>
+          <w:rtl w:val="0"/>
+        </w:rPr>
+        <w:t xml:space="preserve"> Desarrollo de los módulos para registrar combustible, estacionamientos y mantenciones. También se trabajará en los recordatorios relacionados con documentos y fechas de vencimiento.</w:t>
+      </w:r>
+    </w:p>
+    <w:p>
+      <w:pPr>
+        <w:numPr>
+          <w:ilvl w:val="0"/>
+          <w:numId w:val="2"/>
+        </w:numPr>
+        <w:spacing w:after="240" w:before="0" w:beforeAutospacing="0" w:lineRule="auto"/>
+        <w:ind w:left="720" w:hanging="360"/>
+        <w:rPr>
+          <w:rFonts w:ascii="Calibri" w:cs="Calibri" w:eastAsia="Calibri" w:hAnsi="Calibri"/>
+          <w:sz w:val="22"/>
+          <w:szCs w:val="22"/>
+        </w:rPr>
+      </w:pPr>
+      <w:r>
+        <w:rPr>
+          <w:rFonts w:ascii="Calibri" w:cs="Calibri" w:eastAsia="Calibri" w:hAnsi="Calibri"/>
+          <w:b w:val="1"/>
+          <w:bCs w:val="1"/>
+          <w:sz w:val="22"/>
+          <w:szCs w:val="22"/>
+          <w:rtl w:val="0"/>
+        </w:rPr>
+        <w:t xml:space="preserve">Mes 3 (Sprints 5 y 6):</w:t>
+      </w:r>
+      <w:r>
+        <w:rPr>
+          <w:rFonts w:ascii="Calibri" w:cs="Calibri" w:eastAsia="Calibri" w:hAnsi="Calibri"/>
+          <w:sz w:val="22"/>
+          <w:szCs w:val="22"/>
+          <w:rtl w:val="0"/>
+        </w:rPr>
+        <w:t xml:space="preserve"> Integración de la Inteligencia Artificial para el reconocimiento de boletas y documentos, desarrollo del panel de administración web, realización de pruebas y preparación de la versión final del proyecto.</w:t>
+      </w:r>
+    </w:p>
+    <w:p>
+      <w:pPr>
+        <w:pStyle w:val="Heading1"/>
+        <w:keepNext w:val="0"/>
+        <w:keepLines w:val="0"/>
+        <w:rPr>
+          <w:rFonts w:ascii="Calibri" w:cs="Calibri" w:eastAsia="Calibri" w:hAnsi="Calibri"/>
+          <w:sz w:val="46"/>
+          <w:szCs w:val="46"/>
+        </w:rPr>
+      </w:pPr>
+      <w:bookmarkStart w:colFirst="0" w:colLast="0" w:name="_heading=h.4fj4ivgjmkyc" w:id="14"/>
+      <w:bookmarkEnd w:id="14"/>
+      <w:r>
+        <w:rPr>
+          <w:rFonts w:ascii="Calibri" w:cs="Calibri" w:eastAsia="Calibri" w:hAnsi="Calibri"/>
+          <w:sz w:val="46"/>
+          <w:szCs w:val="46"/>
+          <w:rtl w:val="0"/>
+        </w:rPr>
+        <w:t xml:space="preserve">9. Propuesta de evidencias</w:t>
+      </w:r>
+    </w:p>
+    <w:p>
+      <w:pPr>
+        <w:spacing w:after="240" w:before="240" w:lineRule="auto"/>
+        <w:rPr>
+          <w:rFonts w:ascii="Calibri" w:cs="Calibri" w:eastAsia="Calibri" w:hAnsi="Calibri"/>
+          <w:sz w:val="22"/>
+          <w:szCs w:val="22"/>
+        </w:rPr>
+      </w:pPr>
+      <w:r>
+        <w:rPr>
+          <w:rFonts w:ascii="Calibri" w:cs="Calibri" w:eastAsia="Calibri" w:hAnsi="Calibri"/>
+          <w:sz w:val="22"/>
+          <w:szCs w:val="22"/>
+          <w:rtl w:val="0"/>
+        </w:rPr>
+        <w:t xml:space="preserve">Para demostrar el avance y los resultados obtenidos durante el desarrollo del proyecto se presentarán diferentes evidencias, entre ellas:</w:t>
+      </w:r>
+    </w:p>
+    <w:p>
+      <w:pPr>
+        <w:numPr>
+          <w:ilvl w:val="0"/>
+          <w:numId w:val="3"/>
+        </w:numPr>
+        <w:spacing w:after="0" w:afterAutospacing="0" w:before="240" w:lineRule="auto"/>
+        <w:ind w:left="720" w:hanging="360"/>
+        <w:rPr>
+          <w:rFonts w:ascii="Calibri" w:cs="Calibri" w:eastAsia="Calibri" w:hAnsi="Calibri"/>
+          <w:sz w:val="22"/>
+          <w:szCs w:val="22"/>
+        </w:rPr>
+      </w:pPr>
+      <w:r>
+        <w:rPr>
+          <w:rFonts w:ascii="Calibri" w:cs="Calibri" w:eastAsia="Calibri" w:hAnsi="Calibri"/>
+          <w:b w:val="1"/>
+          <w:bCs w:val="1"/>
+          <w:sz w:val="22"/>
+          <w:szCs w:val="22"/>
+          <w:rtl w:val="0"/>
+        </w:rPr>
+        <w:t xml:space="preserve">Documentación del proyecto:</w:t>
+      </w:r>
+      <w:r>
+        <w:rPr>
+          <w:rFonts w:ascii="Calibri" w:cs="Calibri" w:eastAsia="Calibri" w:hAnsi="Calibri"/>
+          <w:sz w:val="22"/>
+          <w:szCs w:val="22"/>
+          <w:rtl w:val="0"/>
+        </w:rPr>
+        <w:t xml:space="preserve"> Casos de uso, diagramas UML, modelo de base de datos, requerimientos y Product Backlog.</w:t>
+      </w:r>
+    </w:p>
+    <w:p>
+      <w:pPr>
+        <w:numPr>
+          <w:ilvl w:val="0"/>
+          <w:numId w:val="3"/>
+        </w:numPr>
+        <w:spacing w:after="0" w:afterAutospacing="0" w:before="0" w:beforeAutospacing="0" w:lineRule="auto"/>
+        <w:ind w:left="720" w:hanging="360"/>
+        <w:rPr>
+          <w:rFonts w:ascii="Calibri" w:cs="Calibri" w:eastAsia="Calibri" w:hAnsi="Calibri"/>
+          <w:sz w:val="22"/>
+          <w:szCs w:val="22"/>
+        </w:rPr>
+      </w:pPr>
+      <w:r>
+        <w:rPr>
+          <w:rFonts w:ascii="Calibri" w:cs="Calibri" w:eastAsia="Calibri" w:hAnsi="Calibri"/>
+          <w:b w:val="1"/>
+          <w:bCs w:val="1"/>
+          <w:sz w:val="22"/>
+          <w:szCs w:val="22"/>
+          <w:rtl w:val="0"/>
+        </w:rPr>
+        <w:t xml:space="preserve">Repositorio de código:</w:t>
+      </w:r>
+      <w:r>
+        <w:rPr>
+          <w:rFonts w:ascii="Calibri" w:cs="Calibri" w:eastAsia="Calibri" w:hAnsi="Calibri"/>
+          <w:sz w:val="22"/>
+          <w:szCs w:val="22"/>
+          <w:rtl w:val="0"/>
+        </w:rPr>
+        <w:t xml:space="preserve"> Repositorio en GitHub donde se podrá revisar el código desarrollado y el avance del proyecto mediante los diferentes commits.</w:t>
+      </w:r>
+    </w:p>
+    <w:p>
+      <w:pPr>
+        <w:numPr>
+          <w:ilvl w:val="0"/>
+          <w:numId w:val="3"/>
+        </w:numPr>
+        <w:spacing w:after="0" w:afterAutospacing="0" w:before="0" w:beforeAutospacing="0" w:lineRule="auto"/>
+        <w:ind w:left="720" w:hanging="360"/>
+        <w:rPr>
+          <w:rFonts w:ascii="Calibri" w:cs="Calibri" w:eastAsia="Calibri" w:hAnsi="Calibri"/>
+          <w:sz w:val="22"/>
+          <w:szCs w:val="22"/>
+        </w:rPr>
+      </w:pPr>
+      <w:r>
+        <w:rPr>
+          <w:rFonts w:ascii="Calibri" w:cs="Calibri" w:eastAsia="Calibri" w:hAnsi="Calibri"/>
+          <w:b w:val="1"/>
+          <w:bCs w:val="1"/>
+          <w:sz w:val="22"/>
+          <w:szCs w:val="22"/>
+          <w:rtl w:val="0"/>
+        </w:rPr>
+        <w:t xml:space="preserve">Prototipo funcional:</w:t>
+      </w:r>
+      <w:r>
+        <w:rPr>
+          <w:rFonts w:ascii="Calibri" w:cs="Calibri" w:eastAsia="Calibri" w:hAnsi="Calibri"/>
+          <w:sz w:val="22"/>
+          <w:szCs w:val="22"/>
+          <w:rtl w:val="0"/>
+        </w:rPr>
+        <w:t xml:space="preserve"> Una versión funcional de la aplicación donde se puedan probar sus principales características.</w:t>
+      </w:r>
+    </w:p>
+    <w:p>
+      <w:pPr>
+        <w:numPr>
+          <w:ilvl w:val="0"/>
+          <w:numId w:val="3"/>
+        </w:numPr>
+        <w:spacing w:after="240" w:before="0" w:beforeAutospacing="0" w:lineRule="auto"/>
+        <w:ind w:left="720" w:hanging="360"/>
+        <w:rPr>
+          <w:rFonts w:ascii="Calibri" w:cs="Calibri" w:eastAsia="Calibri" w:hAnsi="Calibri"/>
+          <w:sz w:val="22"/>
+          <w:szCs w:val="22"/>
+        </w:rPr>
+      </w:pPr>
+      <w:r>
+        <w:rPr>
+          <w:rFonts w:ascii="Calibri" w:cs="Calibri" w:eastAsia="Calibri" w:hAnsi="Calibri"/>
+          <w:b w:val="1"/>
+          <w:bCs w:val="1"/>
+          <w:sz w:val="22"/>
+          <w:szCs w:val="22"/>
+          <w:rtl w:val="0"/>
+        </w:rPr>
+        <w:t xml:space="preserve">Prueba de Inteligencia Artificial:</w:t>
+      </w:r>
+      <w:r>
+        <w:rPr>
+          <w:rFonts w:ascii="Calibri" w:cs="Calibri" w:eastAsia="Calibri" w:hAnsi="Calibri"/>
+          <w:sz w:val="22"/>
+          <w:szCs w:val="22"/>
+          <w:rtl w:val="0"/>
+        </w:rPr>
+        <w:t xml:space="preserve"> Demostración del funcionamiento del reconocimiento de información desde una fotografía de una boleta o documento.</w:t>
+      </w:r>
+    </w:p>
+    <w:p>
+      <w:pPr>
+        <w:pStyle w:val="Heading1"/>
+        <w:keepNext w:val="0"/>
+        <w:keepLines w:val="0"/>
+        <w:rPr>
+          <w:rFonts w:ascii="Calibri" w:cs="Calibri" w:eastAsia="Calibri" w:hAnsi="Calibri"/>
+          <w:sz w:val="46"/>
+          <w:szCs w:val="46"/>
+        </w:rPr>
+      </w:pPr>
+      <w:bookmarkStart w:colFirst="0" w:colLast="0" w:name="_heading=h.5rkbg7e9r66v" w:id="15"/>
+      <w:bookmarkEnd w:id="15"/>
+      <w:r>
+        <w:rPr>
+          <w:rFonts w:ascii="Calibri" w:cs="Calibri" w:eastAsia="Calibri" w:hAnsi="Calibri"/>
+          <w:sz w:val="46"/>
+          <w:szCs w:val="46"/>
+          <w:rtl w:val="0"/>
+        </w:rPr>
+        <w:t xml:space="preserve">10. Reflection</w:t>
+      </w:r>
+    </w:p>
+    <w:p>
+      <w:pPr>
+        <w:spacing w:after="240" w:before="240" w:lineRule="auto"/>
+        <w:rPr>
+          <w:rFonts w:ascii="Calibri" w:cs="Calibri" w:eastAsia="Calibri" w:hAnsi="Calibri"/>
+          <w:sz w:val="22"/>
+          <w:szCs w:val="22"/>
+        </w:rPr>
+      </w:pPr>
+      <w:r>
+        <w:rPr>
+          <w:rFonts w:ascii="Calibri" w:cs="Calibri" w:eastAsia="Calibri" w:hAnsi="Calibri"/>
+          <w:sz w:val="22"/>
+          <w:szCs w:val="22"/>
+          <w:rtl w:val="0"/>
+        </w:rPr>
+        <w:t xml:space="preserve">Working on the planning and structure of TAG OK 2.0 has been a very useful experience because it allows me to combine different areas of software development with technologies that I am interested in.</w:t>
+      </w:r>
+    </w:p>
+    <w:p>
+      <w:pPr>
+        <w:spacing w:after="240" w:before="240" w:lineRule="auto"/>
+        <w:rPr>
+          <w:rFonts w:ascii="Calibri" w:cs="Calibri" w:eastAsia="Calibri" w:hAnsi="Calibri"/>
+          <w:sz w:val="22"/>
+          <w:szCs w:val="22"/>
+        </w:rPr>
+      </w:pPr>
+      <w:r>
+        <w:rPr>
+          <w:rFonts w:ascii="Calibri" w:cs="Calibri" w:eastAsia="Calibri" w:hAnsi="Calibri"/>
+          <w:sz w:val="22"/>
+          <w:szCs w:val="22"/>
+          <w:rtl w:val="0"/>
+        </w:rPr>
+        <w:t xml:space="preserve">One of the main challenges will be integrating Artificial Intelligence in a way that works correctly and is easy for users to understand. The system needs to extract useful information from documents while still allowing the user to review and confirm the results.</w:t>
+      </w:r>
+    </w:p>
+    <w:p>
+      <w:pPr>
+        <w:spacing w:after="240" w:before="240" w:lineRule="auto"/>
+        <w:rPr>
+          <w:rFonts w:ascii="Calibri" w:cs="Calibri" w:eastAsia="Calibri" w:hAnsi="Calibri"/>
+          <w:sz w:val="22"/>
+          <w:szCs w:val="22"/>
+        </w:rPr>
+      </w:pPr>
+      <w:r>
+        <w:rPr>
+          <w:rFonts w:ascii="Calibri" w:cs="Calibri" w:eastAsia="Calibri" w:hAnsi="Calibri"/>
+          <w:sz w:val="22"/>
+          <w:szCs w:val="22"/>
+          <w:rtl w:val="0"/>
+        </w:rPr>
+        <w:t xml:space="preserve">I also think that defining the project clearly from the beginning will be important for its development. Having clear requirements, objectives, and Sprints will help me organize the work and make better use of the time available during the semester.</w:t>
+      </w:r>
+    </w:p>
+    <w:p>
+      <w:pPr>
+        <w:pStyle w:val="Heading1"/>
+        <w:keepNext w:val="0"/>
+        <w:keepLines w:val="0"/>
+        <w:rPr>
+          <w:rFonts w:ascii="Calibri" w:cs="Calibri" w:eastAsia="Calibri" w:hAnsi="Calibri"/>
+          <w:sz w:val="46"/>
+          <w:szCs w:val="46"/>
+        </w:rPr>
+      </w:pPr>
+      <w:bookmarkStart w:colFirst="0" w:colLast="0" w:name="_heading=h.fzdcw7ajrz0m" w:id="16"/>
+      <w:bookmarkEnd w:id="16"/>
+      <w:r>
+        <w:rPr>
+          <w:rFonts w:ascii="Calibri" w:cs="Calibri" w:eastAsia="Calibri" w:hAnsi="Calibri"/>
+          <w:sz w:val="46"/>
+          <w:szCs w:val="46"/>
+          <w:rtl w:val="0"/>
+        </w:rPr>
+        <w:t xml:space="preserve">11. Conclusions</w:t>
+      </w:r>
+    </w:p>
+    <w:p>
+      <w:pPr>
+        <w:spacing w:after="240" w:before="240" w:lineRule="auto"/>
+        <w:rPr>
+          <w:rFonts w:ascii="Calibri" w:cs="Calibri" w:eastAsia="Calibri" w:hAnsi="Calibri"/>
+          <w:sz w:val="22"/>
+          <w:szCs w:val="22"/>
+        </w:rPr>
+      </w:pPr>
+      <w:r>
+        <w:rPr>
+          <w:rFonts w:ascii="Calibri" w:cs="Calibri" w:eastAsia="Calibri" w:hAnsi="Calibri"/>
+          <w:sz w:val="22"/>
+          <w:szCs w:val="22"/>
+          <w:rtl w:val="0"/>
+        </w:rPr>
+        <w:t xml:space="preserve">In conclusion, TAG OK 2.0 is a realistic project that allows me to apply the knowledge acquired during my studies while also exploring areas that are important to my professional interests.</w:t>
+      </w:r>
+    </w:p>
+    <w:p>
+      <w:pPr>
+        <w:spacing w:after="240" w:before="240" w:lineRule="auto"/>
+        <w:rPr>
+          <w:rFonts w:ascii="Calibri" w:cs="Calibri" w:eastAsia="Calibri" w:hAnsi="Calibri"/>
+          <w:sz w:val="22"/>
+          <w:szCs w:val="22"/>
+        </w:rPr>
+      </w:pPr>
+      <w:r>
+        <w:rPr>
+          <w:rFonts w:ascii="Calibri" w:cs="Calibri" w:eastAsia="Calibri" w:hAnsi="Calibri"/>
+          <w:sz w:val="22"/>
+          <w:szCs w:val="22"/>
+          <w:rtl w:val="0"/>
+        </w:rPr>
+        <w:t xml:space="preserve">The project combines mobile application development, database management, software design, and Artificial Intelligence. Dividing the development into different Sprints and establishing clear objectives will make it easier to organize the work and measure the progress of the project.</w:t>
+      </w:r>
+    </w:p>
+    <w:p>
+      <w:pPr>
+        <w:spacing w:after="240" w:before="240" w:lineRule="auto"/>
+        <w:rPr>
+          <w:rFonts w:ascii="Calibri" w:cs="Calibri" w:eastAsia="Calibri" w:hAnsi="Calibri"/>
+          <w:sz w:val="22"/>
+          <w:szCs w:val="22"/>
+        </w:rPr>
+      </w:pPr>
+      <w:r>
+        <w:rPr>
+          <w:rFonts w:ascii="Calibri" w:cs="Calibri" w:eastAsia="Calibri" w:hAnsi="Calibri"/>
+          <w:sz w:val="22"/>
+          <w:szCs w:val="22"/>
+          <w:rtl w:val="0"/>
+        </w:rPr>
+        <w:t xml:space="preserve">I believe that the final application can also become a valuable project for my professional portfolio, since it demonstrates not only programming skills, but also the ability to analyze a problem, design a solution, work with data, and integrate modern technologies into a real application.</w:t>
+      </w:r>
+    </w:p>
+    <w:p>
+      <w:pPr>
+        <w:rPr>
+          <w:rFonts w:ascii="Calibri" w:cs="Calibri" w:eastAsia="Calibri" w:hAnsi="Calibri"/>
           <w:sz w:val="22"/>
           <w:szCs w:val="22"/>
           <w:u w:val="single"/>
@@ -11655,7 +13952,6 @@
     <w:pPr>
       <w:keepNext w:val="0"/>
       <w:keepLines w:val="0"/>
-      <w:pageBreakBefore w:val="0"/>
       <w:widowControl w:val="1"/>
       <w:pBdr>
         <w:top w:space="0" w:sz="0" w:val="nil"/>
@@ -11675,7 +13971,9 @@
       <w:rPr>
         <w:rFonts w:ascii="Arial" w:cs="Arial" w:eastAsia="Arial" w:hAnsi="Arial"/>
         <w:b w:val="0"/>
+        <w:bCs w:val="0"/>
         <w:i w:val="0"/>
+        <w:iCs w:val="0"/>
         <w:smallCaps w:val="0"/>
         <w:strike w:val="0"/>
         <w:color w:val="000000"/>
@@ -11698,20 +13996,20 @@
             <wp:anchor allowOverlap="1" behindDoc="0" distB="0" distT="0" distL="0" distR="0" hidden="0" layoutInCell="1" locked="0" relativeHeight="0" simplePos="0">
               <wp:simplePos x="0" y="0"/>
               <wp:positionH relativeFrom="column">
-                <wp:posOffset>0</wp:posOffset>
+                <wp:posOffset>-4761</wp:posOffset>
               </wp:positionH>
               <wp:positionV relativeFrom="paragraph">
-                <wp:posOffset>7035800</wp:posOffset>
+                <wp:posOffset>7031038</wp:posOffset>
               </wp:positionV>
-              <wp:extent cx="466725" cy="329565"/>
+              <wp:extent cx="476250" cy="339090"/>
               <wp:effectExtent b="0" l="0" r="0" t="0"/>
               <wp:wrapSquare wrapText="bothSides" distB="0" distT="0" distL="0" distR="0"/>
-              <wp:docPr id="42" name=""/>
+              <wp:docPr id="45" name=""/>
               <a:graphic>
                 <a:graphicData uri="http://schemas.microsoft.com/office/word/2010/wordprocessingShape">
                   <wps:wsp>
                     <wps:cNvSpPr/>
-                    <wps:cNvPr id="6" name="Shape 6"/>
+                    <wps:cNvPr id="8" name="Shape 8"/>
                     <wps:spPr>
                       <a:xfrm>
                         <a:off x="5117400" y="3619980"/>
@@ -11766,15 +14064,15 @@
             <wp:anchor allowOverlap="1" behindDoc="0" distB="0" distT="0" distL="0" distR="0" hidden="0" layoutInCell="1" locked="0" relativeHeight="0" simplePos="0">
               <wp:simplePos x="0" y="0"/>
               <wp:positionH relativeFrom="column">
-                <wp:posOffset>0</wp:posOffset>
+                <wp:posOffset>-4761</wp:posOffset>
               </wp:positionH>
               <wp:positionV relativeFrom="paragraph">
-                <wp:posOffset>7035800</wp:posOffset>
+                <wp:posOffset>7031038</wp:posOffset>
               </wp:positionV>
-              <wp:extent cx="466725" cy="329565"/>
+              <wp:extent cx="476250" cy="339090"/>
               <wp:effectExtent b="0" l="0" r="0" t="0"/>
               <wp:wrapSquare wrapText="bothSides" distB="0" distT="0" distL="0" distR="0"/>
-              <wp:docPr id="42" name="image3.png"/>
+              <wp:docPr id="45" name="image3.png"/>
               <a:graphic>
                 <a:graphicData uri="http://schemas.openxmlformats.org/drawingml/2006/picture">
                   <pic:pic>
@@ -11792,7 +14090,7 @@
                     <pic:spPr>
                       <a:xfrm>
                         <a:off x="0" y="0"/>
-                        <a:ext cx="466725" cy="329565"/>
+                        <a:ext cx="476250" cy="339090"/>
                       </a:xfrm>
                       <a:prstGeom prst="rect"/>
                       <a:ln/>
@@ -11820,7 +14118,7 @@
               <wp:extent cx="5943600" cy="320040"/>
               <wp:effectExtent b="0" l="0" r="0" t="0"/>
               <wp:wrapSquare wrapText="bothSides" distB="0" distT="0" distL="0" distR="0"/>
-              <wp:docPr id="41" name=""/>
+              <wp:docPr id="44" name=""/>
               <a:graphic>
                 <a:graphicData uri="http://schemas.microsoft.com/office/word/2010/wordprocessingGroup">
                   <wpg:wgp>
@@ -11839,8 +14137,8 @@
                         <a:xfrm>
                           <a:off x="2374200" y="3619980"/>
                           <a:ext cx="5943600" cy="320040"/>
-                          <a:chOff x="0" y="0"/>
-                          <a:chExt cx="5962650" cy="323851"/>
+                          <a:chOff x="2374200" y="3619975"/>
+                          <a:chExt cx="5943600" cy="320050"/>
                         </a:xfrm>
                       </wpg:grpSpPr>
                       <wps:wsp>
@@ -11848,8 +14146,8 @@
                         <wps:cNvPr id="3" name="Shape 3"/>
                         <wps:spPr>
                           <a:xfrm>
-                            <a:off x="0" y="0"/>
-                            <a:ext cx="5962650" cy="323850"/>
+                            <a:off x="2374200" y="3619975"/>
+                            <a:ext cx="5943600" cy="320050"/>
                           </a:xfrm>
                           <a:prstGeom prst="rect">
                             <a:avLst/>
@@ -11875,105 +14173,148 @@
                           <a:noAutofit/>
                         </wps:bodyPr>
                       </wps:wsp>
-                      <wps:wsp>
-                        <wps:cNvSpPr/>
-                        <wps:cNvPr id="4" name="Shape 4"/>
-                        <wps:spPr>
+                      <wpg:grpSp>
+                        <wpg:cNvGrpSpPr/>
+                        <wpg:grpSpPr>
                           <a:xfrm>
-                            <a:off x="19050" y="0"/>
-                            <a:ext cx="5943600" cy="18826"/>
+                            <a:off x="2374200" y="3619980"/>
+                            <a:ext cx="5943600" cy="320040"/>
+                            <a:chOff x="0" y="0"/>
+                            <a:chExt cx="5962650" cy="323851"/>
                           </a:xfrm>
-                          <a:prstGeom prst="rect">
-                            <a:avLst/>
-                          </a:prstGeom>
-                          <a:solidFill>
-                            <a:schemeClr val="dk1"/>
-                          </a:solidFill>
-                          <a:ln>
+                        </wpg:grpSpPr>
+                        <wps:wsp>
+                          <wps:cNvSpPr/>
+                          <wps:cNvPr id="5" name="Shape 5"/>
+                          <wps:spPr>
+                            <a:xfrm>
+                              <a:off x="0" y="0"/>
+                              <a:ext cx="5962650" cy="323850"/>
+                            </a:xfrm>
+                            <a:prstGeom prst="rect">
+                              <a:avLst/>
+                            </a:prstGeom>
                             <a:noFill/>
-                          </a:ln>
-                        </wps:spPr>
-                        <wps:txbx>
-                          <w:txbxContent>
-                            <w:p>
-                              <w:pPr>
-                                <w:spacing w:after="0" w:before="0" w:line="240"/>
-                                <w:ind w:left="0" w:right="0" w:firstLine="0"/>
-                                <w:jc w:val="left"/>
-                                <w:textDirection w:val="btLr"/>
-                              </w:pPr>
-                            </w:p>
-                          </w:txbxContent>
-                        </wps:txbx>
-                        <wps:bodyPr anchorCtr="0" anchor="ctr" bIns="91425" lIns="91425" spcFirstLastPara="1" rIns="91425" wrap="square" tIns="91425">
-                          <a:noAutofit/>
-                        </wps:bodyPr>
-                      </wps:wsp>
-                      <wps:wsp>
-                        <wps:cNvSpPr/>
-                        <wps:cNvPr id="5" name="Shape 5"/>
-                        <wps:spPr>
-                          <a:xfrm>
-                            <a:off x="0" y="66676"/>
-                            <a:ext cx="5943600" cy="257175"/>
-                          </a:xfrm>
-                          <a:prstGeom prst="rect">
-                            <a:avLst/>
-                          </a:prstGeom>
-                          <a:noFill/>
-                          <a:ln>
+                            <a:ln>
+                              <a:noFill/>
+                            </a:ln>
+                          </wps:spPr>
+                          <wps:txbx>
+                            <w:txbxContent>
+                              <w:p>
+                                <w:pPr>
+                                  <w:spacing w:after="0" w:before="0" w:line="240"/>
+                                  <w:ind w:left="0" w:right="0" w:firstLine="0"/>
+                                  <w:jc w:val="left"/>
+                                  <w:textDirection w:val="btLr"/>
+                                </w:pPr>
+                              </w:p>
+                            </w:txbxContent>
+                          </wps:txbx>
+                          <wps:bodyPr anchorCtr="0" anchor="ctr" bIns="91425" lIns="91425" spcFirstLastPara="1" rIns="91425" wrap="square" tIns="91425">
+                            <a:noAutofit/>
+                          </wps:bodyPr>
+                        </wps:wsp>
+                        <wps:wsp>
+                          <wps:cNvSpPr/>
+                          <wps:cNvPr id="6" name="Shape 6"/>
+                          <wps:spPr>
+                            <a:xfrm>
+                              <a:off x="19050" y="0"/>
+                              <a:ext cx="5943600" cy="18826"/>
+                            </a:xfrm>
+                            <a:prstGeom prst="rect">
+                              <a:avLst/>
+                            </a:prstGeom>
+                            <a:solidFill>
+                              <a:schemeClr val="dk1"/>
+                            </a:solidFill>
+                            <a:ln>
+                              <a:noFill/>
+                            </a:ln>
+                          </wps:spPr>
+                          <wps:txbx>
+                            <w:txbxContent>
+                              <w:p>
+                                <w:pPr>
+                                  <w:spacing w:after="0" w:before="0" w:line="240"/>
+                                  <w:ind w:left="0" w:right="0" w:firstLine="0"/>
+                                  <w:jc w:val="left"/>
+                                  <w:textDirection w:val="btLr"/>
+                                </w:pPr>
+                              </w:p>
+                            </w:txbxContent>
+                          </wps:txbx>
+                          <wps:bodyPr anchorCtr="0" anchor="ctr" bIns="91425" lIns="91425" spcFirstLastPara="1" rIns="91425" wrap="square" tIns="91425">
+                            <a:noAutofit/>
+                          </wps:bodyPr>
+                        </wps:wsp>
+                        <wps:wsp>
+                          <wps:cNvSpPr/>
+                          <wps:cNvPr id="7" name="Shape 7"/>
+                          <wps:spPr>
+                            <a:xfrm>
+                              <a:off x="0" y="66676"/>
+                              <a:ext cx="5943600" cy="257175"/>
+                            </a:xfrm>
+                            <a:prstGeom prst="rect">
+                              <a:avLst/>
+                            </a:prstGeom>
                             <a:noFill/>
-                          </a:ln>
-                        </wps:spPr>
-                        <wps:txbx>
-                          <w:txbxContent>
-                            <w:p>
-                              <w:pPr>
-                                <w:spacing w:after="0" w:before="0" w:line="240"/>
-                                <w:ind w:left="0" w:right="0" w:firstLine="0"/>
-                                <w:jc w:val="right"/>
-                                <w:textDirection w:val="btLr"/>
-                              </w:pPr>
-                              <w:r>
-                                <w:rPr>
-                                  <w:rFonts w:ascii="Arial" w:cs="Arial" w:eastAsia="Arial" w:hAnsi="Arial"/>
-                                  <w:b w:val="0"/>
-                                  <w:i w:val="0"/>
-                                  <w:smallCaps w:val="0"/>
-                                  <w:strike w:val="0"/>
-                                  <w:color w:val="000000"/>
-                                  <w:sz w:val="16"/>
-                                  <w:vertAlign w:val="baseline"/>
-                                </w:rPr>
-                                <w:t xml:space="preserve">Subdirección de Evaluación de Resultados de Aprendizaje - Subdirección de Diseño Instruccional</w:t>
-                              </w:r>
-                            </w:p>
-                            <w:p>
-                              <w:pPr>
-                                <w:spacing w:after="0" w:before="0" w:line="240"/>
-                                <w:ind w:left="0" w:right="0" w:firstLine="0"/>
-                                <w:jc w:val="right"/>
-                                <w:textDirection w:val="btLr"/>
-                              </w:pPr>
-                              <w:r>
-                                <w:rPr>
-                                  <w:rFonts w:ascii="Times New Roman" w:cs="Times New Roman" w:eastAsia="Times New Roman" w:hAnsi="Times New Roman"/>
-                                  <w:b w:val="0"/>
-                                  <w:i w:val="0"/>
-                                  <w:smallCaps w:val="0"/>
-                                  <w:strike w:val="0"/>
-                                  <w:color w:val="7f7f7f"/>
-                                  <w:sz w:val="20"/>
-                                  <w:vertAlign w:val="baseline"/>
-                                </w:rPr>
-                              </w:r>
-                            </w:p>
-                          </w:txbxContent>
-                        </wps:txbx>
-                        <wps:bodyPr anchorCtr="0" anchor="b" bIns="0" lIns="91425" spcFirstLastPara="1" rIns="91425" wrap="square" tIns="45700">
-                          <a:noAutofit/>
-                        </wps:bodyPr>
-                      </wps:wsp>
+                            <a:ln>
+                              <a:noFill/>
+                            </a:ln>
+                          </wps:spPr>
+                          <wps:txbx>
+                            <w:txbxContent>
+                              <w:p>
+                                <w:pPr>
+                                  <w:spacing w:after="0" w:before="0" w:line="240"/>
+                                  <w:ind w:left="0" w:right="0" w:firstLine="0"/>
+                                  <w:jc w:val="right"/>
+                                  <w:textDirection w:val="btLr"/>
+                                </w:pPr>
+                                <w:r>
+                                  <w:rPr>
+                                    <w:rFonts w:ascii="Arial" w:cs="Arial" w:eastAsia="Arial" w:hAnsi="Arial"/>
+                                    <w:b w:val="0"/>
+                                    <w:i w:val="0"/>
+                                    <w:smallCaps w:val="0"/>
+                                    <w:strike w:val="0"/>
+                                    <w:color w:val="000000"/>
+                                    <w:sz w:val="16"/>
+                                    <w:vertAlign w:val="baseline"/>
+                                  </w:rPr>
+                                  <w:t xml:space="preserve">Subdirección de Evaluación de Resultados de Aprendizaje - Subdirección de Diseño Instruccional</w:t>
+                                </w:r>
+                              </w:p>
+                              <w:p>
+                                <w:pPr>
+                                  <w:spacing w:after="0" w:before="0" w:line="240"/>
+                                  <w:ind w:left="0" w:right="0" w:firstLine="0"/>
+                                  <w:jc w:val="right"/>
+                                  <w:textDirection w:val="btLr"/>
+                                </w:pPr>
+                                <w:r>
+                                  <w:rPr>
+                                    <w:rFonts w:ascii="Arial" w:cs="Arial" w:eastAsia="Arial" w:hAnsi="Arial"/>
+                                    <w:b w:val="0"/>
+                                    <w:i w:val="0"/>
+                                    <w:smallCaps w:val="0"/>
+                                    <w:strike w:val="0"/>
+                                    <w:color w:val="000000"/>
+                                    <w:sz w:val="16"/>
+                                    <w:vertAlign w:val="baseline"/>
+                                  </w:rPr>
+                                </w:r>
+                              </w:p>
+                            </w:txbxContent>
+                          </wps:txbx>
+                          <wps:bodyPr anchorCtr="0" anchor="b" bIns="0" lIns="91425" spcFirstLastPara="1" rIns="91425" wrap="square" tIns="45700">
+                            <a:noAutofit/>
+                          </wps:bodyPr>
+                        </wps:wsp>
+                      </wpg:grpSp>
                     </wpg:grpSp>
                   </wpg:wgp>
                 </a:graphicData>
@@ -11994,7 +14335,7 @@
               <wp:extent cx="5943600" cy="320040"/>
               <wp:effectExtent b="0" l="0" r="0" t="0"/>
               <wp:wrapSquare wrapText="bothSides" distB="0" distT="0" distL="0" distR="0"/>
-              <wp:docPr id="41" name="image2.png"/>
+              <wp:docPr id="44" name="image2.png"/>
               <a:graphic>
                 <a:graphicData uri="http://schemas.openxmlformats.org/drawingml/2006/picture">
                   <pic:pic>
@@ -12003,7 +14344,7 @@
                       <pic:cNvPicPr preferRelativeResize="0"/>
                     </pic:nvPicPr>
                     <pic:blipFill>
-                      <a:blip r:embed="rId2"/>
+                      <a:blip r:embed="rId1"/>
                       <a:srcRect/>
                       <a:stretch>
                         <a:fillRect/>
@@ -12035,7 +14376,6 @@
     <w:pPr>
       <w:keepNext w:val="0"/>
       <w:keepLines w:val="0"/>
-      <w:pageBreakBefore w:val="0"/>
       <w:widowControl w:val="1"/>
       <w:pBdr>
         <w:top w:space="0" w:sz="0" w:val="nil"/>
@@ -12055,7 +14395,9 @@
       <w:rPr>
         <w:rFonts w:ascii="Arial" w:cs="Arial" w:eastAsia="Arial" w:hAnsi="Arial"/>
         <w:b w:val="1"/>
+        <w:bCs w:val="1"/>
         <w:i w:val="0"/>
+        <w:iCs w:val="0"/>
         <w:smallCaps w:val="0"/>
         <w:strike w:val="0"/>
         <w:color w:val="000000"/>
@@ -12079,12 +14421,12 @@
             <wp:posOffset>6033135</wp:posOffset>
           </wp:positionH>
           <wp:positionV relativeFrom="paragraph">
-            <wp:posOffset>-210184</wp:posOffset>
+            <wp:posOffset>-210182</wp:posOffset>
           </wp:positionV>
           <wp:extent cx="2224405" cy="638810"/>
           <wp:effectExtent b="0" l="0" r="0" t="0"/>
           <wp:wrapSquare wrapText="bothSides" distB="0" distT="0" distL="114300" distR="114300"/>
-          <wp:docPr id="43" name="image1.png"/>
+          <wp:docPr id="46" name="image1.png"/>
           <a:graphic>
             <a:graphicData uri="http://schemas.openxmlformats.org/drawingml/2006/picture">
               <pic:pic>
@@ -12129,6 +14471,336 @@
         <w:ind w:left="720" w:hanging="360"/>
       </w:pPr>
       <w:rPr>
+        <w:u w:val="none"/>
+      </w:rPr>
+    </w:lvl>
+    <w:lvl w:ilvl="1">
+      <w:start w:val="1"/>
+      <w:numFmt w:val="bullet"/>
+      <w:lvlText w:val="○"/>
+      <w:lvlJc w:val="left"/>
+      <w:pPr>
+        <w:ind w:left="1440" w:hanging="360"/>
+      </w:pPr>
+      <w:rPr>
+        <w:u w:val="none"/>
+      </w:rPr>
+    </w:lvl>
+    <w:lvl w:ilvl="2">
+      <w:start w:val="1"/>
+      <w:numFmt w:val="bullet"/>
+      <w:lvlText w:val="■"/>
+      <w:lvlJc w:val="left"/>
+      <w:pPr>
+        <w:ind w:left="2160" w:hanging="360"/>
+      </w:pPr>
+      <w:rPr>
+        <w:u w:val="none"/>
+      </w:rPr>
+    </w:lvl>
+    <w:lvl w:ilvl="3">
+      <w:start w:val="1"/>
+      <w:numFmt w:val="bullet"/>
+      <w:lvlText w:val="●"/>
+      <w:lvlJc w:val="left"/>
+      <w:pPr>
+        <w:ind w:left="2880" w:hanging="360"/>
+      </w:pPr>
+      <w:rPr>
+        <w:u w:val="none"/>
+      </w:rPr>
+    </w:lvl>
+    <w:lvl w:ilvl="4">
+      <w:start w:val="1"/>
+      <w:numFmt w:val="bullet"/>
+      <w:lvlText w:val="○"/>
+      <w:lvlJc w:val="left"/>
+      <w:pPr>
+        <w:ind w:left="3600" w:hanging="360"/>
+      </w:pPr>
+      <w:rPr>
+        <w:u w:val="none"/>
+      </w:rPr>
+    </w:lvl>
+    <w:lvl w:ilvl="5">
+      <w:start w:val="1"/>
+      <w:numFmt w:val="bullet"/>
+      <w:lvlText w:val="■"/>
+      <w:lvlJc w:val="left"/>
+      <w:pPr>
+        <w:ind w:left="4320" w:hanging="360"/>
+      </w:pPr>
+      <w:rPr>
+        <w:u w:val="none"/>
+      </w:rPr>
+    </w:lvl>
+    <w:lvl w:ilvl="6">
+      <w:start w:val="1"/>
+      <w:numFmt w:val="bullet"/>
+      <w:lvlText w:val="●"/>
+      <w:lvlJc w:val="left"/>
+      <w:pPr>
+        <w:ind w:left="5040" w:hanging="360"/>
+      </w:pPr>
+      <w:rPr>
+        <w:u w:val="none"/>
+      </w:rPr>
+    </w:lvl>
+    <w:lvl w:ilvl="7">
+      <w:start w:val="1"/>
+      <w:numFmt w:val="bullet"/>
+      <w:lvlText w:val="○"/>
+      <w:lvlJc w:val="left"/>
+      <w:pPr>
+        <w:ind w:left="5760" w:hanging="360"/>
+      </w:pPr>
+      <w:rPr>
+        <w:u w:val="none"/>
+      </w:rPr>
+    </w:lvl>
+    <w:lvl w:ilvl="8">
+      <w:start w:val="1"/>
+      <w:numFmt w:val="bullet"/>
+      <w:lvlText w:val="■"/>
+      <w:lvlJc w:val="left"/>
+      <w:pPr>
+        <w:ind w:left="6480" w:hanging="360"/>
+      </w:pPr>
+      <w:rPr>
+        <w:u w:val="none"/>
+      </w:rPr>
+    </w:lvl>
+  </w:abstractNum>
+  <w:abstractNum w:abstractNumId="2">
+    <w:lvl w:ilvl="0">
+      <w:start w:val="1"/>
+      <w:numFmt w:val="bullet"/>
+      <w:lvlText w:val="●"/>
+      <w:lvlJc w:val="left"/>
+      <w:pPr>
+        <w:ind w:left="720" w:hanging="360"/>
+      </w:pPr>
+      <w:rPr>
+        <w:u w:val="none"/>
+      </w:rPr>
+    </w:lvl>
+    <w:lvl w:ilvl="1">
+      <w:start w:val="1"/>
+      <w:numFmt w:val="bullet"/>
+      <w:lvlText w:val="○"/>
+      <w:lvlJc w:val="left"/>
+      <w:pPr>
+        <w:ind w:left="1440" w:hanging="360"/>
+      </w:pPr>
+      <w:rPr>
+        <w:u w:val="none"/>
+      </w:rPr>
+    </w:lvl>
+    <w:lvl w:ilvl="2">
+      <w:start w:val="1"/>
+      <w:numFmt w:val="bullet"/>
+      <w:lvlText w:val="■"/>
+      <w:lvlJc w:val="left"/>
+      <w:pPr>
+        <w:ind w:left="2160" w:hanging="360"/>
+      </w:pPr>
+      <w:rPr>
+        <w:u w:val="none"/>
+      </w:rPr>
+    </w:lvl>
+    <w:lvl w:ilvl="3">
+      <w:start w:val="1"/>
+      <w:numFmt w:val="bullet"/>
+      <w:lvlText w:val="●"/>
+      <w:lvlJc w:val="left"/>
+      <w:pPr>
+        <w:ind w:left="2880" w:hanging="360"/>
+      </w:pPr>
+      <w:rPr>
+        <w:u w:val="none"/>
+      </w:rPr>
+    </w:lvl>
+    <w:lvl w:ilvl="4">
+      <w:start w:val="1"/>
+      <w:numFmt w:val="bullet"/>
+      <w:lvlText w:val="○"/>
+      <w:lvlJc w:val="left"/>
+      <w:pPr>
+        <w:ind w:left="3600" w:hanging="360"/>
+      </w:pPr>
+      <w:rPr>
+        <w:u w:val="none"/>
+      </w:rPr>
+    </w:lvl>
+    <w:lvl w:ilvl="5">
+      <w:start w:val="1"/>
+      <w:numFmt w:val="bullet"/>
+      <w:lvlText w:val="■"/>
+      <w:lvlJc w:val="left"/>
+      <w:pPr>
+        <w:ind w:left="4320" w:hanging="360"/>
+      </w:pPr>
+      <w:rPr>
+        <w:u w:val="none"/>
+      </w:rPr>
+    </w:lvl>
+    <w:lvl w:ilvl="6">
+      <w:start w:val="1"/>
+      <w:numFmt w:val="bullet"/>
+      <w:lvlText w:val="●"/>
+      <w:lvlJc w:val="left"/>
+      <w:pPr>
+        <w:ind w:left="5040" w:hanging="360"/>
+      </w:pPr>
+      <w:rPr>
+        <w:u w:val="none"/>
+      </w:rPr>
+    </w:lvl>
+    <w:lvl w:ilvl="7">
+      <w:start w:val="1"/>
+      <w:numFmt w:val="bullet"/>
+      <w:lvlText w:val="○"/>
+      <w:lvlJc w:val="left"/>
+      <w:pPr>
+        <w:ind w:left="5760" w:hanging="360"/>
+      </w:pPr>
+      <w:rPr>
+        <w:u w:val="none"/>
+      </w:rPr>
+    </w:lvl>
+    <w:lvl w:ilvl="8">
+      <w:start w:val="1"/>
+      <w:numFmt w:val="bullet"/>
+      <w:lvlText w:val="■"/>
+      <w:lvlJc w:val="left"/>
+      <w:pPr>
+        <w:ind w:left="6480" w:hanging="360"/>
+      </w:pPr>
+      <w:rPr>
+        <w:u w:val="none"/>
+      </w:rPr>
+    </w:lvl>
+  </w:abstractNum>
+  <w:abstractNum w:abstractNumId="3">
+    <w:lvl w:ilvl="0">
+      <w:start w:val="1"/>
+      <w:numFmt w:val="bullet"/>
+      <w:lvlText w:val="●"/>
+      <w:lvlJc w:val="left"/>
+      <w:pPr>
+        <w:ind w:left="720" w:hanging="360"/>
+      </w:pPr>
+      <w:rPr>
+        <w:u w:val="none"/>
+      </w:rPr>
+    </w:lvl>
+    <w:lvl w:ilvl="1">
+      <w:start w:val="1"/>
+      <w:numFmt w:val="bullet"/>
+      <w:lvlText w:val="○"/>
+      <w:lvlJc w:val="left"/>
+      <w:pPr>
+        <w:ind w:left="1440" w:hanging="360"/>
+      </w:pPr>
+      <w:rPr>
+        <w:u w:val="none"/>
+      </w:rPr>
+    </w:lvl>
+    <w:lvl w:ilvl="2">
+      <w:start w:val="1"/>
+      <w:numFmt w:val="bullet"/>
+      <w:lvlText w:val="■"/>
+      <w:lvlJc w:val="left"/>
+      <w:pPr>
+        <w:ind w:left="2160" w:hanging="360"/>
+      </w:pPr>
+      <w:rPr>
+        <w:u w:val="none"/>
+      </w:rPr>
+    </w:lvl>
+    <w:lvl w:ilvl="3">
+      <w:start w:val="1"/>
+      <w:numFmt w:val="bullet"/>
+      <w:lvlText w:val="●"/>
+      <w:lvlJc w:val="left"/>
+      <w:pPr>
+        <w:ind w:left="2880" w:hanging="360"/>
+      </w:pPr>
+      <w:rPr>
+        <w:u w:val="none"/>
+      </w:rPr>
+    </w:lvl>
+    <w:lvl w:ilvl="4">
+      <w:start w:val="1"/>
+      <w:numFmt w:val="bullet"/>
+      <w:lvlText w:val="○"/>
+      <w:lvlJc w:val="left"/>
+      <w:pPr>
+        <w:ind w:left="3600" w:hanging="360"/>
+      </w:pPr>
+      <w:rPr>
+        <w:u w:val="none"/>
+      </w:rPr>
+    </w:lvl>
+    <w:lvl w:ilvl="5">
+      <w:start w:val="1"/>
+      <w:numFmt w:val="bullet"/>
+      <w:lvlText w:val="■"/>
+      <w:lvlJc w:val="left"/>
+      <w:pPr>
+        <w:ind w:left="4320" w:hanging="360"/>
+      </w:pPr>
+      <w:rPr>
+        <w:u w:val="none"/>
+      </w:rPr>
+    </w:lvl>
+    <w:lvl w:ilvl="6">
+      <w:start w:val="1"/>
+      <w:numFmt w:val="bullet"/>
+      <w:lvlText w:val="●"/>
+      <w:lvlJc w:val="left"/>
+      <w:pPr>
+        <w:ind w:left="5040" w:hanging="360"/>
+      </w:pPr>
+      <w:rPr>
+        <w:u w:val="none"/>
+      </w:rPr>
+    </w:lvl>
+    <w:lvl w:ilvl="7">
+      <w:start w:val="1"/>
+      <w:numFmt w:val="bullet"/>
+      <w:lvlText w:val="○"/>
+      <w:lvlJc w:val="left"/>
+      <w:pPr>
+        <w:ind w:left="5760" w:hanging="360"/>
+      </w:pPr>
+      <w:rPr>
+        <w:u w:val="none"/>
+      </w:rPr>
+    </w:lvl>
+    <w:lvl w:ilvl="8">
+      <w:start w:val="1"/>
+      <w:numFmt w:val="bullet"/>
+      <w:lvlText w:val="■"/>
+      <w:lvlJc w:val="left"/>
+      <w:pPr>
+        <w:ind w:left="6480" w:hanging="360"/>
+      </w:pPr>
+      <w:rPr>
+        <w:u w:val="none"/>
+      </w:rPr>
+    </w:lvl>
+  </w:abstractNum>
+  <w:abstractNum w:abstractNumId="4">
+    <w:lvl w:ilvl="0">
+      <w:start w:val="1"/>
+      <w:numFmt w:val="bullet"/>
+      <w:lvlText w:val="●"/>
+      <w:lvlJc w:val="left"/>
+      <w:pPr>
+        <w:ind w:left="720" w:hanging="360"/>
+      </w:pPr>
+      <w:rPr>
         <w:rFonts w:ascii="Noto Sans Symbols" w:cs="Noto Sans Symbols" w:eastAsia="Noto Sans Symbols" w:hAnsi="Noto Sans Symbols"/>
       </w:rPr>
     </w:lvl>
@@ -12229,7 +14901,7 @@
       </w:rPr>
     </w:lvl>
   </w:abstractNum>
-  <w:abstractNum w:abstractNumId="2">
+  <w:abstractNum w:abstractNumId="5">
     <w:lvl w:ilvl="0">
       <w:start w:val="1"/>
       <w:numFmt w:val="bullet"/>
@@ -12339,7 +15011,7 @@
       </w:rPr>
     </w:lvl>
   </w:abstractNum>
-  <w:abstractNum w:abstractNumId="3">
+  <w:abstractNum w:abstractNumId="6">
     <w:lvl w:ilvl="0">
       <w:start w:val="1"/>
       <w:numFmt w:val="bullet"/>
@@ -12449,7 +15121,7 @@
       </w:rPr>
     </w:lvl>
   </w:abstractNum>
-  <w:abstractNum w:abstractNumId="4">
+  <w:abstractNum w:abstractNumId="7">
     <w:lvl w:ilvl="0">
       <w:start w:val="1"/>
       <w:numFmt w:val="bullet"/>
@@ -12559,7 +15231,7 @@
       </w:rPr>
     </w:lvl>
   </w:abstractNum>
-  <w:abstractNum w:abstractNumId="5">
+  <w:abstractNum w:abstractNumId="8">
     <w:lvl w:ilvl="0">
       <w:start w:val="1"/>
       <w:numFmt w:val="decimalZero"/>
@@ -12571,7 +15243,9 @@
       <w:rPr>
         <w:rFonts w:ascii="Arial" w:cs="Arial" w:eastAsia="Arial" w:hAnsi="Arial"/>
         <w:b w:val="1"/>
+        <w:bCs w:val="1"/>
         <w:i w:val="0"/>
+        <w:iCs w:val="0"/>
         <w:color w:val="ffc000"/>
         <w:sz w:val="48"/>
         <w:szCs w:val="48"/>
@@ -12658,7 +15332,7 @@
       <w:rPr/>
     </w:lvl>
   </w:abstractNum>
-  <w:abstractNum w:abstractNumId="6">
+  <w:abstractNum w:abstractNumId="9">
     <w:lvl w:ilvl="0">
       <w:start w:val="1"/>
       <w:numFmt w:val="bullet"/>
@@ -12765,6 +15439,116 @@
       </w:pPr>
       <w:rPr>
         <w:rFonts w:ascii="Noto Sans Symbols" w:cs="Noto Sans Symbols" w:eastAsia="Noto Sans Symbols" w:hAnsi="Noto Sans Symbols"/>
+      </w:rPr>
+    </w:lvl>
+  </w:abstractNum>
+  <w:abstractNum w:abstractNumId="10">
+    <w:lvl w:ilvl="0">
+      <w:start w:val="1"/>
+      <w:numFmt w:val="decimal"/>
+      <w:lvlText w:val="%1."/>
+      <w:lvlJc w:val="left"/>
+      <w:pPr>
+        <w:ind w:left="720" w:hanging="360"/>
+      </w:pPr>
+      <w:rPr>
+        <w:u w:val="none"/>
+      </w:rPr>
+    </w:lvl>
+    <w:lvl w:ilvl="1">
+      <w:start w:val="1"/>
+      <w:numFmt w:val="lowerLetter"/>
+      <w:lvlText w:val="%2."/>
+      <w:lvlJc w:val="left"/>
+      <w:pPr>
+        <w:ind w:left="1440" w:hanging="360"/>
+      </w:pPr>
+      <w:rPr>
+        <w:u w:val="none"/>
+      </w:rPr>
+    </w:lvl>
+    <w:lvl w:ilvl="2">
+      <w:start w:val="1"/>
+      <w:numFmt w:val="lowerRoman"/>
+      <w:lvlText w:val="%3."/>
+      <w:lvlJc w:val="left"/>
+      <w:pPr>
+        <w:ind w:left="2160" w:hanging="360"/>
+      </w:pPr>
+      <w:rPr>
+        <w:u w:val="none"/>
+      </w:rPr>
+    </w:lvl>
+    <w:lvl w:ilvl="3">
+      <w:start w:val="1"/>
+      <w:numFmt w:val="decimal"/>
+      <w:lvlText w:val="%4."/>
+      <w:lvlJc w:val="left"/>
+      <w:pPr>
+        <w:ind w:left="2880" w:hanging="360"/>
+      </w:pPr>
+      <w:rPr>
+        <w:u w:val="none"/>
+      </w:rPr>
+    </w:lvl>
+    <w:lvl w:ilvl="4">
+      <w:start w:val="1"/>
+      <w:numFmt w:val="lowerLetter"/>
+      <w:lvlText w:val="%5."/>
+      <w:lvlJc w:val="left"/>
+      <w:pPr>
+        <w:ind w:left="3600" w:hanging="360"/>
+      </w:pPr>
+      <w:rPr>
+        <w:u w:val="none"/>
+      </w:rPr>
+    </w:lvl>
+    <w:lvl w:ilvl="5">
+      <w:start w:val="1"/>
+      <w:numFmt w:val="lowerRoman"/>
+      <w:lvlText w:val="%6."/>
+      <w:lvlJc w:val="left"/>
+      <w:pPr>
+        <w:ind w:left="4320" w:hanging="360"/>
+      </w:pPr>
+      <w:rPr>
+        <w:u w:val="none"/>
+      </w:rPr>
+    </w:lvl>
+    <w:lvl w:ilvl="6">
+      <w:start w:val="1"/>
+      <w:numFmt w:val="decimal"/>
+      <w:lvlText w:val="%7."/>
+      <w:lvlJc w:val="left"/>
+      <w:pPr>
+        <w:ind w:left="5040" w:hanging="360"/>
+      </w:pPr>
+      <w:rPr>
+        <w:u w:val="none"/>
+      </w:rPr>
+    </w:lvl>
+    <w:lvl w:ilvl="7">
+      <w:start w:val="1"/>
+      <w:numFmt w:val="lowerLetter"/>
+      <w:lvlText w:val="%8."/>
+      <w:lvlJc w:val="left"/>
+      <w:pPr>
+        <w:ind w:left="5760" w:hanging="360"/>
+      </w:pPr>
+      <w:rPr>
+        <w:u w:val="none"/>
+      </w:rPr>
+    </w:lvl>
+    <w:lvl w:ilvl="8">
+      <w:start w:val="1"/>
+      <w:numFmt w:val="lowerRoman"/>
+      <w:lvlText w:val="%9."/>
+      <w:lvlJc w:val="left"/>
+      <w:pPr>
+        <w:ind w:left="6480" w:hanging="360"/>
+      </w:pPr>
+      <w:rPr>
+        <w:u w:val="none"/>
       </w:rPr>
     </w:lvl>
   </w:abstractNum>
@@ -12786,6 +15570,18 @@
   <w:num w:numId="6">
     <w:abstractNumId w:val="6"/>
   </w:num>
+  <w:num w:numId="7">
+    <w:abstractNumId w:val="7"/>
+  </w:num>
+  <w:num w:numId="8">
+    <w:abstractNumId w:val="8"/>
+  </w:num>
+  <w:num w:numId="9">
+    <w:abstractNumId w:val="9"/>
+  </w:num>
+  <w:num w:numId="10">
+    <w:abstractNumId w:val="10"/>
+  </w:num>
 </w:numbering>
 </file>
 
@@ -12794,18 +15590,26 @@
   <w:docDefaults>
     <w:rPrDefault>
       <w:rPr>
-        <w:lang w:val="es-ES"/>
+        <w:lang w:val="es"/>
       </w:rPr>
     </w:rPrDefault>
     <w:pPrDefault>
       <w:pPr/>
     </w:pPrDefault>
   </w:docDefaults>
+  <w:style w:type="table" w:styleId="TableNormal" w:default="1">
+    <w:name w:val="TableNormal"/>
+    <w:tblPr>
+      <w:tblCellMar>
+        <w:top w:w="100.0" w:type="dxa"/>
+        <w:left w:w="100.0" w:type="dxa"/>
+        <w:bottom w:w="100.0" w:type="dxa"/>
+        <w:right w:w="100.0" w:type="dxa"/>
+      </w:tblCellMar>
+    </w:tblPr>
+  </w:style>
   <w:style w:type="paragraph" w:styleId="Normal" w:default="1">
     <w:name w:val="normal"/>
-  </w:style>
-  <w:style w:type="table" w:styleId="TableNormal" w:default="1">
-    <w:name w:val="Table Normal"/>
   </w:style>
   <w:style w:type="paragraph" w:styleId="Heading1">
     <w:name w:val="heading 1"/>
@@ -12819,6 +15623,7 @@
     </w:pPr>
     <w:rPr>
       <w:b w:val="1"/>
+      <w:bCs w:val="1"/>
       <w:sz w:val="48"/>
       <w:szCs w:val="48"/>
     </w:rPr>
@@ -12835,6 +15640,7 @@
     </w:pPr>
     <w:rPr>
       <w:b w:val="1"/>
+      <w:bCs w:val="1"/>
       <w:sz w:val="36"/>
       <w:szCs w:val="36"/>
     </w:rPr>
@@ -12851,6 +15657,7 @@
     </w:pPr>
     <w:rPr>
       <w:b w:val="1"/>
+      <w:bCs w:val="1"/>
       <w:sz w:val="28"/>
       <w:szCs w:val="28"/>
     </w:rPr>
@@ -12867,6 +15674,7 @@
     </w:pPr>
     <w:rPr>
       <w:b w:val="1"/>
+      <w:bCs w:val="1"/>
       <w:sz w:val="24"/>
       <w:szCs w:val="24"/>
     </w:rPr>
@@ -12883,6 +15691,7 @@
     </w:pPr>
     <w:rPr>
       <w:b w:val="1"/>
+      <w:bCs w:val="1"/>
       <w:sz w:val="22"/>
       <w:szCs w:val="22"/>
     </w:rPr>
@@ -12899,6 +15708,7 @@
     </w:pPr>
     <w:rPr>
       <w:b w:val="1"/>
+      <w:bCs w:val="1"/>
       <w:sz w:val="20"/>
       <w:szCs w:val="20"/>
     </w:rPr>
@@ -12915,18 +15725,10 @@
     </w:rPr>
   </w:style>
   <w:style w:type="paragraph" w:styleId="Normal" w:default="1">
-    <w:name w:val="Normal"/>
-    <w:qFormat w:val="1"/>
-    <w:rsid w:val="00FD58AF"/>
-    <w:pPr>
-      <w:spacing w:after="0" w:line="240" w:lineRule="auto"/>
-    </w:pPr>
-    <w:rPr>
-      <w:rFonts w:ascii="Times New Roman" w:cs="Times New Roman" w:eastAsia="Times New Roman" w:hAnsi="Times New Roman"/>
-      <w:sz w:val="20"/>
-      <w:szCs w:val="20"/>
-      <w:lang w:eastAsia="es-ES" w:val="es-ES"/>
-    </w:rPr>
+    <w:name w:val="normal"/>
+  </w:style>
+  <w:style w:type="table" w:styleId="TableNormal" w:default="1">
+    <w:name w:val="Table Normal"/>
   </w:style>
   <w:style w:type="character" w:styleId="Fuentedeprrafopredeter" w:default="1">
     <w:name w:val="Default Paragraph Font"/>
@@ -13355,26 +16157,6 @@
       <w:u w:val="single"/>
     </w:rPr>
   </w:style>
-  <w:style w:type="paragraph" w:styleId="Ttulo">
-    <w:name w:val="Title"/>
-    <w:basedOn w:val="Normal"/>
-    <w:next w:val="Normal"/>
-    <w:link w:val="TtuloCar"/>
-    <w:uiPriority w:val="10"/>
-    <w:qFormat w:val="1"/>
-    <w:rsid w:val="008746F8"/>
-    <w:pPr>
-      <w:contextualSpacing w:val="1"/>
-    </w:pPr>
-    <w:rPr>
-      <w:rFonts w:asciiTheme="majorHAnsi" w:cstheme="majorBidi" w:eastAsiaTheme="majorEastAsia" w:hAnsiTheme="majorHAnsi"/>
-      <w:spacing w:val="-10"/>
-      <w:kern w:val="28"/>
-      <w:sz w:val="56"/>
-      <w:szCs w:val="56"/>
-      <w:lang w:eastAsia="en-US" w:val="es-CL"/>
-    </w:rPr>
-  </w:style>
   <w:style w:type="character" w:styleId="TtuloCar" w:customStyle="1">
     <w:name w:val="Título Car"/>
     <w:basedOn w:val="Fuentedeprrafopredeter"/>
@@ -13416,6 +16198,129 @@
       <w:bCs w:val="1"/>
     </w:rPr>
   </w:style>
+  <w:style w:type="table" w:styleId="Table1">
+    <w:basedOn w:val="TableNormal"/>
+    <w:tblPr>
+      <w:tblStyleRowBandSize w:val="1"/>
+      <w:tblStyleColBandSize w:val="1"/>
+      <w:tblCellMar>
+        <w:top w:w="0.0" w:type="dxa"/>
+        <w:left w:w="70.0" w:type="dxa"/>
+        <w:bottom w:w="0.0" w:type="dxa"/>
+        <w:right w:w="70.0" w:type="dxa"/>
+      </w:tblCellMar>
+    </w:tblPr>
+  </w:style>
+  <w:style w:type="table" w:styleId="Table2">
+    <w:basedOn w:val="TableNormal"/>
+    <w:pPr>
+      <w:spacing w:after="0" w:before="40" w:line="240" w:lineRule="auto"/>
+    </w:pPr>
+    <w:rPr>
+      <w:color w:val="595959"/>
+      <w:sz w:val="24"/>
+      <w:szCs w:val="24"/>
+    </w:rPr>
+    <w:tblPr>
+      <w:tblStyleRowBandSize w:val="1"/>
+      <w:tblStyleColBandSize w:val="1"/>
+      <w:tblCellMar>
+        <w:top w:w="0.0" w:type="dxa"/>
+        <w:left w:w="108.0" w:type="dxa"/>
+        <w:bottom w:w="0.0" w:type="dxa"/>
+        <w:right w:w="108.0" w:type="dxa"/>
+      </w:tblCellMar>
+    </w:tblPr>
+  </w:style>
+  <w:style w:type="table" w:styleId="Table3">
+    <w:basedOn w:val="TableNormal"/>
+    <w:pPr>
+      <w:spacing w:after="0" w:before="40" w:line="240" w:lineRule="auto"/>
+    </w:pPr>
+    <w:rPr>
+      <w:color w:val="595959"/>
+      <w:sz w:val="24"/>
+      <w:szCs w:val="24"/>
+    </w:rPr>
+    <w:tblPr>
+      <w:tblStyleRowBandSize w:val="1"/>
+      <w:tblStyleColBandSize w:val="1"/>
+      <w:tblCellMar>
+        <w:top w:w="0.0" w:type="dxa"/>
+        <w:left w:w="108.0" w:type="dxa"/>
+        <w:bottom w:w="0.0" w:type="dxa"/>
+        <w:right w:w="108.0" w:type="dxa"/>
+      </w:tblCellMar>
+    </w:tblPr>
+  </w:style>
+  <w:style w:type="table" w:styleId="Table4">
+    <w:basedOn w:val="TableNormal"/>
+    <w:tblPr>
+      <w:tblStyleRowBandSize w:val="1"/>
+      <w:tblStyleColBandSize w:val="1"/>
+      <w:tblCellMar>
+        <w:top w:w="0.0" w:type="dxa"/>
+        <w:left w:w="115.0" w:type="dxa"/>
+        <w:bottom w:w="0.0" w:type="dxa"/>
+        <w:right w:w="115.0" w:type="dxa"/>
+      </w:tblCellMar>
+    </w:tblPr>
+  </w:style>
+  <w:style w:type="table" w:styleId="Table5">
+    <w:basedOn w:val="TableNormal"/>
+    <w:pPr>
+      <w:spacing w:after="0" w:before="40" w:line="240" w:lineRule="auto"/>
+    </w:pPr>
+    <w:rPr>
+      <w:color w:val="595959"/>
+      <w:sz w:val="24"/>
+      <w:szCs w:val="24"/>
+    </w:rPr>
+    <w:tblPr>
+      <w:tblStyleRowBandSize w:val="1"/>
+      <w:tblStyleColBandSize w:val="1"/>
+      <w:tblCellMar>
+        <w:top w:w="0.0" w:type="dxa"/>
+        <w:left w:w="108.0" w:type="dxa"/>
+        <w:bottom w:w="0.0" w:type="dxa"/>
+        <w:right w:w="108.0" w:type="dxa"/>
+      </w:tblCellMar>
+    </w:tblPr>
+  </w:style>
+  <w:style w:type="table" w:styleId="Table6">
+    <w:basedOn w:val="TableNormal"/>
+    <w:tblPr>
+      <w:tblStyleRowBandSize w:val="1"/>
+      <w:tblStyleColBandSize w:val="1"/>
+      <w:tblCellMar>
+        <w:top w:w="0.0" w:type="dxa"/>
+        <w:left w:w="115.0" w:type="dxa"/>
+        <w:bottom w:w="0.0" w:type="dxa"/>
+        <w:right w:w="115.0" w:type="dxa"/>
+      </w:tblCellMar>
+    </w:tblPr>
+  </w:style>
+  <w:style w:type="table" w:styleId="Table7">
+    <w:basedOn w:val="TableNormal"/>
+    <w:pPr>
+      <w:spacing w:after="0" w:before="40" w:line="240" w:lineRule="auto"/>
+    </w:pPr>
+    <w:rPr>
+      <w:color w:val="595959"/>
+      <w:sz w:val="24"/>
+      <w:szCs w:val="24"/>
+    </w:rPr>
+    <w:tblPr>
+      <w:tblStyleRowBandSize w:val="1"/>
+      <w:tblStyleColBandSize w:val="1"/>
+      <w:tblCellMar>
+        <w:top w:w="0.0" w:type="dxa"/>
+        <w:left w:w="108.0" w:type="dxa"/>
+        <w:bottom w:w="0.0" w:type="dxa"/>
+        <w:right w:w="108.0" w:type="dxa"/>
+      </w:tblCellMar>
+    </w:tblPr>
+  </w:style>
   <w:style w:type="paragraph" w:styleId="Subtitle">
     <w:name w:val="Subtitle"/>
     <w:basedOn w:val="Normal"/>
@@ -13429,6 +16334,7 @@
     <w:rPr>
       <w:rFonts w:ascii="Georgia" w:cs="Georgia" w:eastAsia="Georgia" w:hAnsi="Georgia"/>
       <w:i w:val="1"/>
+      <w:iCs w:val="1"/>
       <w:color w:val="666666"/>
       <w:sz w:val="48"/>
       <w:szCs w:val="48"/>
@@ -13823,7 +16729,7 @@
 
 <file path=customXML/item1.xml><?xml version="1.0" encoding="utf-8"?>
 <go:gDocsCustomXmlDataStorage xmlns:go="http://customooxmlschemas.google.com/" xmlns:r="http://schemas.openxmlformats.org/officeDocument/2006/relationships" uri="GoogleDocsCustomDataVersion2">
-  <go:docsCustomData xmlns:go="http://customooxmlschemas.google.com/" roundtripDataSignature="AMtx7mhdJQ2FJPfsUCEdTBDEYVRSFu9QjA==">CgMxLjAyCGguZ2pkZ3hzOAByITE2WlJrWkk5bEs5cnNsZzVwRTVMYkNsdU1wdGdPdkpPSQ==</go:docsCustomData>
+  <go:docsCustomData xmlns:go="http://customooxmlschemas.google.com/" roundtripDataSignature="AMtx7mjb7ka3fvn/TzY99JxlrrN9xPg18A==">CgMxLjAyCGguZ2pkZ3hzMg5oLnB2emo3eHhndDFjMjIOaC43ZjN0M2QyZDljZDUyDmguNWpmc3QwZ285dnJlMg5oLjF5NmNsbXU1cGRrMjIOaC5oczFpYXJrYXRvNjAyDmguMXdra2h6NHplb3I4Mg5oLmd2aGQyZ2J4Nzh1cjIOaC43ZGk0eDVzam9wdHMyDmgueGc1eWlob2hndXY3Mg5oLmNrcGN4d2dtZWJuazINaC5jeWw3Z3dzejZyczIOaC5qd3ZvdXJ5YjZjazIyDmguNW43azllcHh3a2x2Mg5oLjRmajRpdmdqbWt5YzIOaC41cmtiZzdlOXI2NnYyDmguZnpkY3c3YWpyejBtOAByITFwamR0Q3IwQnlIWDhXanFVU0xFWTdsZWZFMmxyY2NTYw==</go:docsCustomData>
 </go:gDocsCustomXmlDataStorage>
 </file>
 
